--- a/templates/label_80.docx
+++ b/templates/label_80.docx
@@ -7390,6 +7390,7407 @@
               <w:ind w:left="-293"/>
               <w:jc w:val="center"/>
               <w:rPr>
+                <w:sz w:val="14"/>
+                <w:szCs w:val="14"/>
+              </w:rPr>
+            </w:pPr>
+            <w:r>
+              <w:rPr>
+                <w:rFonts w:ascii="Arial Narrow" w:hAnsi="Arial Narrow"/>
+                <w:b/>
+                <w:sz w:val="14"/>
+                <w:szCs w:val="14"/>
+              </w:rPr>
+              <w:t>{REV}</w:t>
+            </w:r>
+          </w:p>
+        </w:tc>
+      </w:tr>
+      <w:tr>
+        <w:trPr>
+          <w:trHeight w:hRule="exact" w:val="720"/>
+        </w:trPr>
+        <w:tc>
+          <w:tcPr>
+            <w:tcW w:w="2520" w:type="dxa"/>
+            <w:tcMar>
+              <w:top w:w="0" w:type="dxa"/>
+              <w:bottom w:w="0" w:type="dxa"/>
+            </w:tcMar>
+            <w:vAlign w:val="center"/>
+          </w:tcPr>
+          <w:p>
+            <w:pPr>
+              <w:spacing w:after="0" w:line="240" w:lineRule="auto"/>
+              <w:ind w:left="-293"/>
+              <w:jc w:val="center"/>
+              <w:rPr>
+                <w:rFonts w:ascii="Arial Narrow" w:hAnsi="Arial Narrow"/>
+                <w:sz w:val="14"/>
+                <w:szCs w:val="14"/>
+              </w:rPr>
+            </w:pPr>
+            <w:r>
+              <w:rPr>
+                <w:rFonts w:ascii="Arial Narrow" w:hAnsi="Arial Narrow"/>
+                <w:sz w:val="14"/>
+                <w:szCs w:val="14"/>
+              </w:rPr>
+              <w:lastRenderedPageBreak/>
+              <w:t>Topnotch Quality Works</w:t>
+            </w:r>
+          </w:p>
+          <w:p>
+            <w:pPr>
+              <w:spacing w:after="0" w:line="240" w:lineRule="auto"/>
+              <w:ind w:left="-293"/>
+              <w:jc w:val="center"/>
+              <w:rPr>
+                <w:rFonts w:ascii="Arial Narrow" w:hAnsi="Arial Narrow" w:cstheme="minorBidi"/>
+                <w:b/>
+                <w:sz w:val="14"/>
+                <w:szCs w:val="14"/>
+                <w:lang w:bidi="th-TH"/>
+              </w:rPr>
+            </w:pPr>
+            <w:r>
+              <w:rPr>
+                <w:rFonts w:ascii="Arial Narrow" w:hAnsi="Arial Narrow"/>
+                <w:b/>
+                <w:sz w:val="14"/>
+                <w:szCs w:val="14"/>
+              </w:rPr>
+              <w:t>{PART}</w:t>
+            </w:r>
+          </w:p>
+          <w:p>
+            <w:pPr>
+              <w:spacing w:after="0" w:line="240" w:lineRule="auto"/>
+              <w:ind w:left="-293"/>
+              <w:jc w:val="center"/>
+              <w:rPr>
+                <w:rFonts w:ascii="Arial Narrow" w:hAnsi="Arial Narrow"/>
+                <w:sz w:val="14"/>
+                <w:szCs w:val="14"/>
+              </w:rPr>
+            </w:pPr>
+            <w:r>
+              <w:rPr>
+                <w:rFonts w:ascii="Arial Narrow" w:hAnsi="Arial Narrow"/>
+                <w:b/>
+                <w:sz w:val="14"/>
+                <w:szCs w:val="14"/>
+              </w:rPr>
+              <w:t>{REV}</w:t>
+            </w:r>
+          </w:p>
+        </w:tc>
+        <w:tc>
+          <w:tcPr>
+            <w:tcW w:w="432" w:type="dxa"/>
+            <w:tcBorders>
+              <w:top w:val="single" w:sz="8" w:space="0" w:color="FFFFFF"/>
+              <w:bottom w:val="single" w:sz="8" w:space="0" w:color="FFFFFF"/>
+            </w:tcBorders>
+            <w:tcMar>
+              <w:top w:w="0" w:type="dxa"/>
+              <w:left w:w="0" w:type="dxa"/>
+              <w:bottom w:w="0" w:type="dxa"/>
+              <w:right w:w="0" w:type="dxa"/>
+            </w:tcMar>
+          </w:tcPr>
+          <w:p>
+            <w:pPr>
+              <w:rPr>
+                <w:sz w:val="14"/>
+                <w:szCs w:val="14"/>
+              </w:rPr>
+            </w:pPr>
+          </w:p>
+        </w:tc>
+        <w:tc>
+          <w:tcPr>
+            <w:tcW w:w="2520" w:type="dxa"/>
+            <w:tcMar>
+              <w:top w:w="0" w:type="dxa"/>
+              <w:bottom w:w="0" w:type="dxa"/>
+            </w:tcMar>
+            <w:vAlign w:val="center"/>
+          </w:tcPr>
+          <w:p>
+            <w:pPr>
+              <w:spacing w:after="0" w:line="240" w:lineRule="auto"/>
+              <w:ind w:left="-293"/>
+              <w:jc w:val="center"/>
+              <w:rPr>
+                <w:rFonts w:ascii="Arial Narrow" w:hAnsi="Arial Narrow"/>
+                <w:sz w:val="14"/>
+                <w:szCs w:val="14"/>
+              </w:rPr>
+            </w:pPr>
+            <w:r>
+              <w:rPr>
+                <w:rFonts w:ascii="Arial Narrow" w:hAnsi="Arial Narrow"/>
+                <w:sz w:val="14"/>
+                <w:szCs w:val="14"/>
+              </w:rPr>
+              <w:t>Topnotch Quality Works</w:t>
+            </w:r>
+          </w:p>
+          <w:p>
+            <w:pPr>
+              <w:spacing w:after="0" w:line="240" w:lineRule="auto"/>
+              <w:ind w:left="-293"/>
+              <w:jc w:val="center"/>
+              <w:rPr>
+                <w:rFonts w:ascii="Arial Narrow" w:hAnsi="Arial Narrow" w:cstheme="minorBidi"/>
+                <w:b/>
+                <w:sz w:val="14"/>
+                <w:szCs w:val="14"/>
+                <w:lang w:bidi="th-TH"/>
+              </w:rPr>
+            </w:pPr>
+            <w:r>
+              <w:rPr>
+                <w:rFonts w:ascii="Arial Narrow" w:hAnsi="Arial Narrow"/>
+                <w:b/>
+                <w:sz w:val="14"/>
+                <w:szCs w:val="14"/>
+              </w:rPr>
+              <w:t>{PART}</w:t>
+            </w:r>
+          </w:p>
+          <w:p>
+            <w:pPr>
+              <w:spacing w:after="0" w:line="240" w:lineRule="auto"/>
+              <w:ind w:left="-293"/>
+              <w:jc w:val="center"/>
+              <w:rPr>
+                <w:rFonts w:ascii="Arial Narrow" w:hAnsi="Arial Narrow"/>
+                <w:sz w:val="14"/>
+                <w:szCs w:val="14"/>
+              </w:rPr>
+            </w:pPr>
+            <w:r>
+              <w:rPr>
+                <w:rFonts w:ascii="Arial Narrow" w:hAnsi="Arial Narrow"/>
+                <w:b/>
+                <w:sz w:val="14"/>
+                <w:szCs w:val="14"/>
+              </w:rPr>
+              <w:t>{REV}</w:t>
+            </w:r>
+          </w:p>
+        </w:tc>
+        <w:tc>
+          <w:tcPr>
+            <w:tcW w:w="432" w:type="dxa"/>
+            <w:tcBorders>
+              <w:top w:val="single" w:sz="8" w:space="0" w:color="FFFFFF"/>
+              <w:bottom w:val="single" w:sz="8" w:space="0" w:color="FFFFFF"/>
+            </w:tcBorders>
+            <w:tcMar>
+              <w:top w:w="0" w:type="dxa"/>
+              <w:left w:w="0" w:type="dxa"/>
+              <w:bottom w:w="0" w:type="dxa"/>
+              <w:right w:w="0" w:type="dxa"/>
+            </w:tcMar>
+          </w:tcPr>
+          <w:p>
+            <w:pPr>
+              <w:rPr>
+                <w:sz w:val="14"/>
+                <w:szCs w:val="14"/>
+              </w:rPr>
+            </w:pPr>
+          </w:p>
+        </w:tc>
+        <w:tc>
+          <w:tcPr>
+            <w:tcW w:w="2520" w:type="dxa"/>
+            <w:tcMar>
+              <w:top w:w="0" w:type="dxa"/>
+              <w:bottom w:w="0" w:type="dxa"/>
+            </w:tcMar>
+            <w:vAlign w:val="center"/>
+          </w:tcPr>
+          <w:p>
+            <w:pPr>
+              <w:spacing w:after="0" w:line="240" w:lineRule="auto"/>
+              <w:ind w:left="-293"/>
+              <w:jc w:val="center"/>
+              <w:rPr>
+                <w:rFonts w:ascii="Arial Narrow" w:hAnsi="Arial Narrow"/>
+                <w:sz w:val="14"/>
+                <w:szCs w:val="14"/>
+              </w:rPr>
+            </w:pPr>
+            <w:r>
+              <w:rPr>
+                <w:rFonts w:ascii="Arial Narrow" w:hAnsi="Arial Narrow"/>
+                <w:sz w:val="14"/>
+                <w:szCs w:val="14"/>
+              </w:rPr>
+              <w:t>Topnotch Quality Works</w:t>
+            </w:r>
+          </w:p>
+          <w:p>
+            <w:pPr>
+              <w:spacing w:after="0" w:line="240" w:lineRule="auto"/>
+              <w:ind w:left="-293"/>
+              <w:jc w:val="center"/>
+              <w:rPr>
+                <w:rFonts w:ascii="Arial Narrow" w:hAnsi="Arial Narrow" w:cstheme="minorBidi"/>
+                <w:b/>
+                <w:sz w:val="14"/>
+                <w:szCs w:val="14"/>
+                <w:lang w:bidi="th-TH"/>
+              </w:rPr>
+            </w:pPr>
+            <w:r>
+              <w:rPr>
+                <w:rFonts w:ascii="Arial Narrow" w:hAnsi="Arial Narrow"/>
+                <w:b/>
+                <w:sz w:val="14"/>
+                <w:szCs w:val="14"/>
+              </w:rPr>
+              <w:t>{PART}</w:t>
+            </w:r>
+          </w:p>
+          <w:p>
+            <w:pPr>
+              <w:spacing w:after="0" w:line="240" w:lineRule="auto"/>
+              <w:ind w:left="-293"/>
+              <w:jc w:val="center"/>
+              <w:rPr>
+                <w:rFonts w:ascii="Arial Narrow" w:hAnsi="Arial Narrow"/>
+                <w:sz w:val="14"/>
+                <w:szCs w:val="14"/>
+              </w:rPr>
+            </w:pPr>
+            <w:r>
+              <w:rPr>
+                <w:rFonts w:ascii="Arial Narrow" w:hAnsi="Arial Narrow"/>
+                <w:b/>
+                <w:sz w:val="14"/>
+                <w:szCs w:val="14"/>
+              </w:rPr>
+              <w:t>{REV}</w:t>
+            </w:r>
+          </w:p>
+        </w:tc>
+        <w:tc>
+          <w:tcPr>
+            <w:tcW w:w="432" w:type="dxa"/>
+            <w:tcBorders>
+              <w:top w:val="single" w:sz="8" w:space="0" w:color="FFFFFF"/>
+              <w:bottom w:val="single" w:sz="8" w:space="0" w:color="FFFFFF"/>
+            </w:tcBorders>
+            <w:tcMar>
+              <w:top w:w="0" w:type="dxa"/>
+              <w:left w:w="0" w:type="dxa"/>
+              <w:bottom w:w="0" w:type="dxa"/>
+              <w:right w:w="0" w:type="dxa"/>
+            </w:tcMar>
+          </w:tcPr>
+          <w:p>
+            <w:pPr>
+              <w:rPr>
+                <w:sz w:val="14"/>
+                <w:szCs w:val="14"/>
+              </w:rPr>
+            </w:pPr>
+          </w:p>
+        </w:tc>
+        <w:tc>
+          <w:tcPr>
+            <w:tcW w:w="2520" w:type="dxa"/>
+            <w:tcMar>
+              <w:top w:w="0" w:type="dxa"/>
+              <w:bottom w:w="0" w:type="dxa"/>
+            </w:tcMar>
+            <w:vAlign w:val="center"/>
+          </w:tcPr>
+          <w:p>
+            <w:pPr>
+              <w:spacing w:after="0" w:line="240" w:lineRule="auto"/>
+              <w:ind w:left="-293"/>
+              <w:jc w:val="center"/>
+              <w:rPr>
+                <w:rFonts w:ascii="Arial Narrow" w:hAnsi="Arial Narrow"/>
+                <w:sz w:val="14"/>
+                <w:szCs w:val="14"/>
+              </w:rPr>
+            </w:pPr>
+            <w:r>
+              <w:rPr>
+                <w:rFonts w:ascii="Arial Narrow" w:hAnsi="Arial Narrow"/>
+                <w:sz w:val="14"/>
+                <w:szCs w:val="14"/>
+              </w:rPr>
+              <w:t>Topnotch Quality Works</w:t>
+            </w:r>
+          </w:p>
+          <w:p>
+            <w:pPr>
+              <w:spacing w:after="0" w:line="240" w:lineRule="auto"/>
+              <w:ind w:left="-293"/>
+              <w:jc w:val="center"/>
+              <w:rPr>
+                <w:rFonts w:ascii="Arial Narrow" w:hAnsi="Arial Narrow" w:cstheme="minorBidi"/>
+                <w:b/>
+                <w:sz w:val="14"/>
+                <w:szCs w:val="14"/>
+                <w:lang w:bidi="th-TH"/>
+              </w:rPr>
+            </w:pPr>
+            <w:r>
+              <w:rPr>
+                <w:rFonts w:ascii="Arial Narrow" w:hAnsi="Arial Narrow"/>
+                <w:b/>
+                <w:sz w:val="14"/>
+                <w:szCs w:val="14"/>
+              </w:rPr>
+              <w:t>{PART}</w:t>
+            </w:r>
+          </w:p>
+          <w:p>
+            <w:pPr>
+              <w:spacing w:after="0" w:line="240" w:lineRule="auto"/>
+              <w:ind w:left="-293"/>
+              <w:jc w:val="center"/>
+              <w:rPr>
+                <w:rFonts w:ascii="Arial Narrow" w:hAnsi="Arial Narrow"/>
+                <w:sz w:val="14"/>
+                <w:szCs w:val="14"/>
+              </w:rPr>
+            </w:pPr>
+            <w:r>
+              <w:rPr>
+                <w:rFonts w:ascii="Arial Narrow" w:hAnsi="Arial Narrow"/>
+                <w:b/>
+                <w:sz w:val="14"/>
+                <w:szCs w:val="14"/>
+              </w:rPr>
+              <w:t>{REV}</w:t>
+            </w:r>
+          </w:p>
+        </w:tc>
+      </w:tr>
+      <w:tr>
+        <w:trPr>
+          <w:trHeight w:hRule="exact" w:val="720"/>
+        </w:trPr>
+        <w:tc>
+          <w:tcPr>
+            <w:tcW w:w="2520" w:type="dxa"/>
+            <w:tcMar>
+              <w:top w:w="0" w:type="dxa"/>
+              <w:bottom w:w="0" w:type="dxa"/>
+            </w:tcMar>
+            <w:vAlign w:val="center"/>
+          </w:tcPr>
+          <w:p>
+            <w:pPr>
+              <w:spacing w:after="0" w:line="240" w:lineRule="auto"/>
+              <w:ind w:left="-293"/>
+              <w:jc w:val="center"/>
+              <w:rPr>
+                <w:rFonts w:ascii="Arial Narrow" w:hAnsi="Arial Narrow"/>
+                <w:sz w:val="14"/>
+                <w:szCs w:val="14"/>
+              </w:rPr>
+            </w:pPr>
+            <w:r>
+              <w:rPr>
+                <w:rFonts w:ascii="Arial Narrow" w:hAnsi="Arial Narrow"/>
+                <w:sz w:val="14"/>
+                <w:szCs w:val="14"/>
+              </w:rPr>
+              <w:t>Topnotch Quality Works</w:t>
+            </w:r>
+          </w:p>
+          <w:p>
+            <w:pPr>
+              <w:spacing w:after="0" w:line="240" w:lineRule="auto"/>
+              <w:ind w:left="-293"/>
+              <w:jc w:val="center"/>
+              <w:rPr>
+                <w:rFonts w:ascii="Arial Narrow" w:hAnsi="Arial Narrow" w:cstheme="minorBidi"/>
+                <w:b/>
+                <w:sz w:val="14"/>
+                <w:szCs w:val="14"/>
+                <w:lang w:bidi="th-TH"/>
+              </w:rPr>
+            </w:pPr>
+            <w:r>
+              <w:rPr>
+                <w:rFonts w:ascii="Arial Narrow" w:hAnsi="Arial Narrow"/>
+                <w:b/>
+                <w:sz w:val="14"/>
+                <w:szCs w:val="14"/>
+              </w:rPr>
+              <w:t>{PART}</w:t>
+            </w:r>
+          </w:p>
+          <w:p>
+            <w:pPr>
+              <w:spacing w:after="0" w:line="240" w:lineRule="auto"/>
+              <w:ind w:left="-293"/>
+              <w:jc w:val="center"/>
+              <w:rPr>
+                <w:rFonts w:ascii="Arial Narrow" w:hAnsi="Arial Narrow"/>
+                <w:sz w:val="14"/>
+                <w:szCs w:val="14"/>
+              </w:rPr>
+            </w:pPr>
+            <w:r>
+              <w:rPr>
+                <w:rFonts w:ascii="Arial Narrow" w:hAnsi="Arial Narrow"/>
+                <w:b/>
+                <w:sz w:val="14"/>
+                <w:szCs w:val="14"/>
+              </w:rPr>
+              <w:t>{REV}</w:t>
+            </w:r>
+          </w:p>
+        </w:tc>
+        <w:tc>
+          <w:tcPr>
+            <w:tcW w:w="432" w:type="dxa"/>
+            <w:tcBorders>
+              <w:top w:val="single" w:sz="8" w:space="0" w:color="FFFFFF"/>
+              <w:bottom w:val="single" w:sz="8" w:space="0" w:color="FFFFFF"/>
+            </w:tcBorders>
+            <w:tcMar>
+              <w:top w:w="0" w:type="dxa"/>
+              <w:left w:w="0" w:type="dxa"/>
+              <w:bottom w:w="0" w:type="dxa"/>
+              <w:right w:w="0" w:type="dxa"/>
+            </w:tcMar>
+          </w:tcPr>
+          <w:p>
+            <w:pPr>
+              <w:rPr>
+                <w:sz w:val="14"/>
+                <w:szCs w:val="14"/>
+              </w:rPr>
+            </w:pPr>
+          </w:p>
+        </w:tc>
+        <w:tc>
+          <w:tcPr>
+            <w:tcW w:w="2520" w:type="dxa"/>
+            <w:tcMar>
+              <w:top w:w="0" w:type="dxa"/>
+              <w:bottom w:w="0" w:type="dxa"/>
+            </w:tcMar>
+            <w:vAlign w:val="center"/>
+          </w:tcPr>
+          <w:p>
+            <w:pPr>
+              <w:spacing w:after="0" w:line="240" w:lineRule="auto"/>
+              <w:ind w:left="-293"/>
+              <w:jc w:val="center"/>
+              <w:rPr>
+                <w:rFonts w:ascii="Arial Narrow" w:hAnsi="Arial Narrow"/>
+                <w:sz w:val="14"/>
+                <w:szCs w:val="14"/>
+              </w:rPr>
+            </w:pPr>
+            <w:r>
+              <w:rPr>
+                <w:rFonts w:ascii="Arial Narrow" w:hAnsi="Arial Narrow"/>
+                <w:sz w:val="14"/>
+                <w:szCs w:val="14"/>
+              </w:rPr>
+              <w:t>Topnotch Quality Works</w:t>
+            </w:r>
+          </w:p>
+          <w:p>
+            <w:pPr>
+              <w:spacing w:after="0" w:line="240" w:lineRule="auto"/>
+              <w:ind w:left="-293"/>
+              <w:jc w:val="center"/>
+              <w:rPr>
+                <w:rFonts w:ascii="Arial Narrow" w:hAnsi="Arial Narrow" w:cstheme="minorBidi"/>
+                <w:b/>
+                <w:sz w:val="14"/>
+                <w:szCs w:val="14"/>
+                <w:lang w:bidi="th-TH"/>
+              </w:rPr>
+            </w:pPr>
+            <w:r>
+              <w:rPr>
+                <w:rFonts w:ascii="Arial Narrow" w:hAnsi="Arial Narrow"/>
+                <w:b/>
+                <w:sz w:val="14"/>
+                <w:szCs w:val="14"/>
+              </w:rPr>
+              <w:t>{PART}</w:t>
+            </w:r>
+          </w:p>
+          <w:p>
+            <w:pPr>
+              <w:spacing w:after="0" w:line="240" w:lineRule="auto"/>
+              <w:ind w:left="-293"/>
+              <w:jc w:val="center"/>
+              <w:rPr>
+                <w:rFonts w:ascii="Arial Narrow" w:hAnsi="Arial Narrow"/>
+                <w:sz w:val="14"/>
+                <w:szCs w:val="14"/>
+              </w:rPr>
+            </w:pPr>
+            <w:r>
+              <w:rPr>
+                <w:rFonts w:ascii="Arial Narrow" w:hAnsi="Arial Narrow"/>
+                <w:b/>
+                <w:sz w:val="14"/>
+                <w:szCs w:val="14"/>
+              </w:rPr>
+              <w:t>{REV}</w:t>
+            </w:r>
+          </w:p>
+        </w:tc>
+        <w:tc>
+          <w:tcPr>
+            <w:tcW w:w="432" w:type="dxa"/>
+            <w:tcBorders>
+              <w:top w:val="single" w:sz="8" w:space="0" w:color="FFFFFF"/>
+              <w:bottom w:val="single" w:sz="8" w:space="0" w:color="FFFFFF"/>
+            </w:tcBorders>
+            <w:tcMar>
+              <w:top w:w="0" w:type="dxa"/>
+              <w:left w:w="0" w:type="dxa"/>
+              <w:bottom w:w="0" w:type="dxa"/>
+              <w:right w:w="0" w:type="dxa"/>
+            </w:tcMar>
+          </w:tcPr>
+          <w:p>
+            <w:pPr>
+              <w:rPr>
+                <w:sz w:val="14"/>
+                <w:szCs w:val="14"/>
+              </w:rPr>
+            </w:pPr>
+          </w:p>
+        </w:tc>
+        <w:tc>
+          <w:tcPr>
+            <w:tcW w:w="2520" w:type="dxa"/>
+            <w:tcMar>
+              <w:top w:w="0" w:type="dxa"/>
+              <w:bottom w:w="0" w:type="dxa"/>
+            </w:tcMar>
+            <w:vAlign w:val="center"/>
+          </w:tcPr>
+          <w:p>
+            <w:pPr>
+              <w:spacing w:after="0" w:line="240" w:lineRule="auto"/>
+              <w:ind w:left="-293"/>
+              <w:jc w:val="center"/>
+              <w:rPr>
+                <w:rFonts w:ascii="Arial Narrow" w:hAnsi="Arial Narrow"/>
+                <w:sz w:val="14"/>
+                <w:szCs w:val="14"/>
+              </w:rPr>
+            </w:pPr>
+            <w:r>
+              <w:rPr>
+                <w:rFonts w:ascii="Arial Narrow" w:hAnsi="Arial Narrow"/>
+                <w:sz w:val="14"/>
+                <w:szCs w:val="14"/>
+              </w:rPr>
+              <w:t>Topnotch Quality Works</w:t>
+            </w:r>
+          </w:p>
+          <w:p>
+            <w:pPr>
+              <w:spacing w:after="0" w:line="240" w:lineRule="auto"/>
+              <w:ind w:left="-293"/>
+              <w:jc w:val="center"/>
+              <w:rPr>
+                <w:rFonts w:ascii="Arial Narrow" w:hAnsi="Arial Narrow" w:cstheme="minorBidi"/>
+                <w:b/>
+                <w:sz w:val="14"/>
+                <w:szCs w:val="14"/>
+                <w:lang w:bidi="th-TH"/>
+              </w:rPr>
+            </w:pPr>
+            <w:r>
+              <w:rPr>
+                <w:rFonts w:ascii="Arial Narrow" w:hAnsi="Arial Narrow"/>
+                <w:b/>
+                <w:sz w:val="14"/>
+                <w:szCs w:val="14"/>
+              </w:rPr>
+              <w:t>{PART}</w:t>
+            </w:r>
+          </w:p>
+          <w:p>
+            <w:pPr>
+              <w:spacing w:after="0" w:line="240" w:lineRule="auto"/>
+              <w:ind w:left="-293"/>
+              <w:jc w:val="center"/>
+              <w:rPr>
+                <w:rFonts w:ascii="Arial Narrow" w:hAnsi="Arial Narrow"/>
+                <w:sz w:val="14"/>
+                <w:szCs w:val="14"/>
+              </w:rPr>
+            </w:pPr>
+            <w:r>
+              <w:rPr>
+                <w:rFonts w:ascii="Arial Narrow" w:hAnsi="Arial Narrow"/>
+                <w:b/>
+                <w:sz w:val="14"/>
+                <w:szCs w:val="14"/>
+              </w:rPr>
+              <w:t>{REV}</w:t>
+            </w:r>
+          </w:p>
+        </w:tc>
+        <w:tc>
+          <w:tcPr>
+            <w:tcW w:w="432" w:type="dxa"/>
+            <w:tcBorders>
+              <w:top w:val="single" w:sz="8" w:space="0" w:color="FFFFFF"/>
+              <w:bottom w:val="single" w:sz="8" w:space="0" w:color="FFFFFF"/>
+            </w:tcBorders>
+            <w:tcMar>
+              <w:top w:w="0" w:type="dxa"/>
+              <w:left w:w="0" w:type="dxa"/>
+              <w:bottom w:w="0" w:type="dxa"/>
+              <w:right w:w="0" w:type="dxa"/>
+            </w:tcMar>
+          </w:tcPr>
+          <w:p>
+            <w:pPr>
+              <w:rPr>
+                <w:sz w:val="14"/>
+                <w:szCs w:val="14"/>
+              </w:rPr>
+            </w:pPr>
+          </w:p>
+        </w:tc>
+        <w:tc>
+          <w:tcPr>
+            <w:tcW w:w="2520" w:type="dxa"/>
+            <w:tcMar>
+              <w:top w:w="0" w:type="dxa"/>
+              <w:bottom w:w="0" w:type="dxa"/>
+            </w:tcMar>
+            <w:vAlign w:val="center"/>
+          </w:tcPr>
+          <w:p>
+            <w:pPr>
+              <w:spacing w:after="0" w:line="240" w:lineRule="auto"/>
+              <w:ind w:left="-293"/>
+              <w:jc w:val="center"/>
+              <w:rPr>
+                <w:rFonts w:ascii="Arial Narrow" w:hAnsi="Arial Narrow"/>
+                <w:sz w:val="14"/>
+                <w:szCs w:val="14"/>
+              </w:rPr>
+            </w:pPr>
+            <w:r>
+              <w:rPr>
+                <w:rFonts w:ascii="Arial Narrow" w:hAnsi="Arial Narrow"/>
+                <w:sz w:val="14"/>
+                <w:szCs w:val="14"/>
+              </w:rPr>
+              <w:t>Topnotch Quality Works</w:t>
+            </w:r>
+          </w:p>
+          <w:p>
+            <w:pPr>
+              <w:spacing w:after="0" w:line="240" w:lineRule="auto"/>
+              <w:ind w:left="-293"/>
+              <w:jc w:val="center"/>
+              <w:rPr>
+                <w:rFonts w:ascii="Arial Narrow" w:hAnsi="Arial Narrow" w:cstheme="minorBidi"/>
+                <w:b/>
+                <w:sz w:val="14"/>
+                <w:szCs w:val="14"/>
+                <w:lang w:bidi="th-TH"/>
+              </w:rPr>
+            </w:pPr>
+            <w:r>
+              <w:rPr>
+                <w:rFonts w:ascii="Arial Narrow" w:hAnsi="Arial Narrow"/>
+                <w:b/>
+                <w:sz w:val="14"/>
+                <w:szCs w:val="14"/>
+              </w:rPr>
+              <w:t>{PART}</w:t>
+            </w:r>
+          </w:p>
+          <w:p>
+            <w:pPr>
+              <w:spacing w:after="0" w:line="240" w:lineRule="auto"/>
+              <w:ind w:left="-293"/>
+              <w:jc w:val="center"/>
+              <w:rPr>
+                <w:rFonts w:ascii="Arial Narrow" w:hAnsi="Arial Narrow"/>
+                <w:sz w:val="14"/>
+                <w:szCs w:val="14"/>
+              </w:rPr>
+            </w:pPr>
+            <w:r>
+              <w:rPr>
+                <w:rFonts w:ascii="Arial Narrow" w:hAnsi="Arial Narrow"/>
+                <w:b/>
+                <w:sz w:val="14"/>
+                <w:szCs w:val="14"/>
+              </w:rPr>
+              <w:t>{REV}</w:t>
+            </w:r>
+          </w:p>
+        </w:tc>
+      </w:tr>
+      <w:tr>
+        <w:trPr>
+          <w:trHeight w:hRule="exact" w:val="720"/>
+        </w:trPr>
+        <w:tc>
+          <w:tcPr>
+            <w:tcW w:w="2520" w:type="dxa"/>
+            <w:tcMar>
+              <w:top w:w="0" w:type="dxa"/>
+              <w:bottom w:w="0" w:type="dxa"/>
+            </w:tcMar>
+            <w:vAlign w:val="center"/>
+          </w:tcPr>
+          <w:p>
+            <w:pPr>
+              <w:spacing w:after="0" w:line="240" w:lineRule="auto"/>
+              <w:ind w:left="-293"/>
+              <w:jc w:val="center"/>
+              <w:rPr>
+                <w:rFonts w:ascii="Arial Narrow" w:hAnsi="Arial Narrow"/>
+                <w:sz w:val="14"/>
+                <w:szCs w:val="14"/>
+              </w:rPr>
+            </w:pPr>
+            <w:r>
+              <w:rPr>
+                <w:rFonts w:ascii="Arial Narrow" w:hAnsi="Arial Narrow"/>
+                <w:sz w:val="14"/>
+                <w:szCs w:val="14"/>
+              </w:rPr>
+              <w:t>Topnotch Quality Works</w:t>
+            </w:r>
+          </w:p>
+          <w:p>
+            <w:pPr>
+              <w:spacing w:after="0" w:line="240" w:lineRule="auto"/>
+              <w:ind w:left="-293"/>
+              <w:jc w:val="center"/>
+              <w:rPr>
+                <w:rFonts w:ascii="Arial Narrow" w:hAnsi="Arial Narrow" w:cstheme="minorBidi"/>
+                <w:b/>
+                <w:sz w:val="14"/>
+                <w:szCs w:val="14"/>
+                <w:lang w:bidi="th-TH"/>
+              </w:rPr>
+            </w:pPr>
+            <w:r>
+              <w:rPr>
+                <w:rFonts w:ascii="Arial Narrow" w:hAnsi="Arial Narrow"/>
+                <w:b/>
+                <w:sz w:val="14"/>
+                <w:szCs w:val="14"/>
+              </w:rPr>
+              <w:t>{PART}</w:t>
+            </w:r>
+          </w:p>
+          <w:p>
+            <w:pPr>
+              <w:spacing w:after="0" w:line="240" w:lineRule="auto"/>
+              <w:ind w:left="-293"/>
+              <w:jc w:val="center"/>
+              <w:rPr>
+                <w:rFonts w:ascii="Arial Narrow" w:hAnsi="Arial Narrow"/>
+                <w:sz w:val="14"/>
+                <w:szCs w:val="14"/>
+              </w:rPr>
+            </w:pPr>
+            <w:r>
+              <w:rPr>
+                <w:rFonts w:ascii="Arial Narrow" w:hAnsi="Arial Narrow"/>
+                <w:b/>
+                <w:sz w:val="14"/>
+                <w:szCs w:val="14"/>
+              </w:rPr>
+              <w:t>{REV}</w:t>
+            </w:r>
+          </w:p>
+        </w:tc>
+        <w:tc>
+          <w:tcPr>
+            <w:tcW w:w="432" w:type="dxa"/>
+            <w:tcBorders>
+              <w:top w:val="single" w:sz="8" w:space="0" w:color="FFFFFF"/>
+              <w:bottom w:val="single" w:sz="8" w:space="0" w:color="FFFFFF"/>
+            </w:tcBorders>
+            <w:tcMar>
+              <w:top w:w="0" w:type="dxa"/>
+              <w:left w:w="0" w:type="dxa"/>
+              <w:bottom w:w="0" w:type="dxa"/>
+              <w:right w:w="0" w:type="dxa"/>
+            </w:tcMar>
+          </w:tcPr>
+          <w:p>
+            <w:pPr>
+              <w:rPr>
+                <w:sz w:val="14"/>
+                <w:szCs w:val="14"/>
+              </w:rPr>
+            </w:pPr>
+          </w:p>
+        </w:tc>
+        <w:tc>
+          <w:tcPr>
+            <w:tcW w:w="2520" w:type="dxa"/>
+            <w:tcMar>
+              <w:top w:w="0" w:type="dxa"/>
+              <w:bottom w:w="0" w:type="dxa"/>
+            </w:tcMar>
+            <w:vAlign w:val="center"/>
+          </w:tcPr>
+          <w:p>
+            <w:pPr>
+              <w:spacing w:after="0" w:line="240" w:lineRule="auto"/>
+              <w:ind w:left="-293"/>
+              <w:jc w:val="center"/>
+              <w:rPr>
+                <w:rFonts w:ascii="Arial Narrow" w:hAnsi="Arial Narrow"/>
+                <w:sz w:val="14"/>
+                <w:szCs w:val="14"/>
+              </w:rPr>
+            </w:pPr>
+            <w:r>
+              <w:rPr>
+                <w:rFonts w:ascii="Arial Narrow" w:hAnsi="Arial Narrow"/>
+                <w:sz w:val="14"/>
+                <w:szCs w:val="14"/>
+              </w:rPr>
+              <w:t>Topnotch Quality Works</w:t>
+            </w:r>
+          </w:p>
+          <w:p>
+            <w:pPr>
+              <w:spacing w:after="0" w:line="240" w:lineRule="auto"/>
+              <w:ind w:left="-293"/>
+              <w:jc w:val="center"/>
+              <w:rPr>
+                <w:rFonts w:ascii="Arial Narrow" w:hAnsi="Arial Narrow" w:cstheme="minorBidi"/>
+                <w:b/>
+                <w:sz w:val="14"/>
+                <w:szCs w:val="14"/>
+                <w:lang w:bidi="th-TH"/>
+              </w:rPr>
+            </w:pPr>
+            <w:r>
+              <w:rPr>
+                <w:rFonts w:ascii="Arial Narrow" w:hAnsi="Arial Narrow"/>
+                <w:b/>
+                <w:sz w:val="14"/>
+                <w:szCs w:val="14"/>
+              </w:rPr>
+              <w:t>{PART}</w:t>
+            </w:r>
+          </w:p>
+          <w:p>
+            <w:pPr>
+              <w:spacing w:after="0" w:line="240" w:lineRule="auto"/>
+              <w:ind w:left="-293"/>
+              <w:jc w:val="center"/>
+              <w:rPr>
+                <w:rFonts w:ascii="Arial Narrow" w:hAnsi="Arial Narrow"/>
+                <w:sz w:val="14"/>
+                <w:szCs w:val="14"/>
+              </w:rPr>
+            </w:pPr>
+            <w:r>
+              <w:rPr>
+                <w:rFonts w:ascii="Arial Narrow" w:hAnsi="Arial Narrow"/>
+                <w:b/>
+                <w:sz w:val="14"/>
+                <w:szCs w:val="14"/>
+              </w:rPr>
+              <w:t>{REV}</w:t>
+            </w:r>
+          </w:p>
+        </w:tc>
+        <w:tc>
+          <w:tcPr>
+            <w:tcW w:w="432" w:type="dxa"/>
+            <w:tcBorders>
+              <w:top w:val="single" w:sz="8" w:space="0" w:color="FFFFFF"/>
+              <w:bottom w:val="single" w:sz="8" w:space="0" w:color="FFFFFF"/>
+            </w:tcBorders>
+            <w:tcMar>
+              <w:top w:w="0" w:type="dxa"/>
+              <w:left w:w="0" w:type="dxa"/>
+              <w:bottom w:w="0" w:type="dxa"/>
+              <w:right w:w="0" w:type="dxa"/>
+            </w:tcMar>
+          </w:tcPr>
+          <w:p>
+            <w:pPr>
+              <w:rPr>
+                <w:sz w:val="14"/>
+                <w:szCs w:val="14"/>
+              </w:rPr>
+            </w:pPr>
+          </w:p>
+        </w:tc>
+        <w:tc>
+          <w:tcPr>
+            <w:tcW w:w="2520" w:type="dxa"/>
+            <w:tcMar>
+              <w:top w:w="0" w:type="dxa"/>
+              <w:bottom w:w="0" w:type="dxa"/>
+            </w:tcMar>
+            <w:vAlign w:val="center"/>
+          </w:tcPr>
+          <w:p>
+            <w:pPr>
+              <w:spacing w:after="0" w:line="240" w:lineRule="auto"/>
+              <w:ind w:left="-293"/>
+              <w:jc w:val="center"/>
+              <w:rPr>
+                <w:rFonts w:ascii="Arial Narrow" w:hAnsi="Arial Narrow"/>
+                <w:sz w:val="14"/>
+                <w:szCs w:val="14"/>
+              </w:rPr>
+            </w:pPr>
+            <w:r>
+              <w:rPr>
+                <w:rFonts w:ascii="Arial Narrow" w:hAnsi="Arial Narrow"/>
+                <w:sz w:val="14"/>
+                <w:szCs w:val="14"/>
+              </w:rPr>
+              <w:t>Topnotch Quality Works</w:t>
+            </w:r>
+          </w:p>
+          <w:p>
+            <w:pPr>
+              <w:spacing w:after="0" w:line="240" w:lineRule="auto"/>
+              <w:ind w:left="-293"/>
+              <w:jc w:val="center"/>
+              <w:rPr>
+                <w:rFonts w:ascii="Arial Narrow" w:hAnsi="Arial Narrow" w:cstheme="minorBidi"/>
+                <w:b/>
+                <w:sz w:val="14"/>
+                <w:szCs w:val="14"/>
+                <w:lang w:bidi="th-TH"/>
+              </w:rPr>
+            </w:pPr>
+            <w:r>
+              <w:rPr>
+                <w:rFonts w:ascii="Arial Narrow" w:hAnsi="Arial Narrow"/>
+                <w:b/>
+                <w:sz w:val="14"/>
+                <w:szCs w:val="14"/>
+              </w:rPr>
+              <w:t>{PART}</w:t>
+            </w:r>
+          </w:p>
+          <w:p>
+            <w:pPr>
+              <w:spacing w:after="0" w:line="240" w:lineRule="auto"/>
+              <w:ind w:left="-293"/>
+              <w:jc w:val="center"/>
+              <w:rPr>
+                <w:rFonts w:ascii="Arial Narrow" w:hAnsi="Arial Narrow"/>
+                <w:sz w:val="14"/>
+                <w:szCs w:val="14"/>
+              </w:rPr>
+            </w:pPr>
+            <w:r>
+              <w:rPr>
+                <w:rFonts w:ascii="Arial Narrow" w:hAnsi="Arial Narrow"/>
+                <w:b/>
+                <w:sz w:val="14"/>
+                <w:szCs w:val="14"/>
+              </w:rPr>
+              <w:t>{REV}</w:t>
+            </w:r>
+          </w:p>
+        </w:tc>
+        <w:tc>
+          <w:tcPr>
+            <w:tcW w:w="432" w:type="dxa"/>
+            <w:tcBorders>
+              <w:top w:val="single" w:sz="8" w:space="0" w:color="FFFFFF"/>
+              <w:bottom w:val="single" w:sz="8" w:space="0" w:color="FFFFFF"/>
+            </w:tcBorders>
+            <w:tcMar>
+              <w:top w:w="0" w:type="dxa"/>
+              <w:left w:w="0" w:type="dxa"/>
+              <w:bottom w:w="0" w:type="dxa"/>
+              <w:right w:w="0" w:type="dxa"/>
+            </w:tcMar>
+          </w:tcPr>
+          <w:p>
+            <w:pPr>
+              <w:rPr>
+                <w:sz w:val="14"/>
+                <w:szCs w:val="14"/>
+              </w:rPr>
+            </w:pPr>
+          </w:p>
+        </w:tc>
+        <w:tc>
+          <w:tcPr>
+            <w:tcW w:w="2520" w:type="dxa"/>
+            <w:tcMar>
+              <w:top w:w="0" w:type="dxa"/>
+              <w:bottom w:w="0" w:type="dxa"/>
+            </w:tcMar>
+            <w:vAlign w:val="center"/>
+          </w:tcPr>
+          <w:p>
+            <w:pPr>
+              <w:spacing w:after="0" w:line="240" w:lineRule="auto"/>
+              <w:ind w:left="-293"/>
+              <w:jc w:val="center"/>
+              <w:rPr>
+                <w:rFonts w:ascii="Arial Narrow" w:hAnsi="Arial Narrow"/>
+                <w:sz w:val="14"/>
+                <w:szCs w:val="14"/>
+              </w:rPr>
+            </w:pPr>
+            <w:r>
+              <w:rPr>
+                <w:rFonts w:ascii="Arial Narrow" w:hAnsi="Arial Narrow"/>
+                <w:sz w:val="14"/>
+                <w:szCs w:val="14"/>
+              </w:rPr>
+              <w:t>Topnotch Quality Works</w:t>
+            </w:r>
+          </w:p>
+          <w:p>
+            <w:pPr>
+              <w:spacing w:after="0" w:line="240" w:lineRule="auto"/>
+              <w:ind w:left="-293"/>
+              <w:jc w:val="center"/>
+              <w:rPr>
+                <w:rFonts w:ascii="Arial Narrow" w:hAnsi="Arial Narrow" w:cstheme="minorBidi"/>
+                <w:b/>
+                <w:sz w:val="14"/>
+                <w:szCs w:val="14"/>
+                <w:lang w:bidi="th-TH"/>
+              </w:rPr>
+            </w:pPr>
+            <w:r>
+              <w:rPr>
+                <w:rFonts w:ascii="Arial Narrow" w:hAnsi="Arial Narrow"/>
+                <w:b/>
+                <w:sz w:val="14"/>
+                <w:szCs w:val="14"/>
+              </w:rPr>
+              <w:t>{PART}</w:t>
+            </w:r>
+          </w:p>
+          <w:p>
+            <w:pPr>
+              <w:spacing w:after="0" w:line="240" w:lineRule="auto"/>
+              <w:ind w:left="-293"/>
+              <w:jc w:val="center"/>
+              <w:rPr>
+                <w:rFonts w:ascii="Arial Narrow" w:hAnsi="Arial Narrow"/>
+                <w:sz w:val="14"/>
+                <w:szCs w:val="14"/>
+              </w:rPr>
+            </w:pPr>
+            <w:r>
+              <w:rPr>
+                <w:rFonts w:ascii="Arial Narrow" w:hAnsi="Arial Narrow"/>
+                <w:b/>
+                <w:sz w:val="14"/>
+                <w:szCs w:val="14"/>
+              </w:rPr>
+              <w:t>{REV}</w:t>
+            </w:r>
+          </w:p>
+        </w:tc>
+      </w:tr>
+      <w:tr>
+        <w:trPr>
+          <w:trHeight w:hRule="exact" w:val="720"/>
+        </w:trPr>
+        <w:tc>
+          <w:tcPr>
+            <w:tcW w:w="2520" w:type="dxa"/>
+            <w:tcMar>
+              <w:top w:w="0" w:type="dxa"/>
+              <w:bottom w:w="0" w:type="dxa"/>
+            </w:tcMar>
+            <w:vAlign w:val="center"/>
+          </w:tcPr>
+          <w:p>
+            <w:pPr>
+              <w:spacing w:after="0" w:line="240" w:lineRule="auto"/>
+              <w:ind w:left="-293"/>
+              <w:jc w:val="center"/>
+              <w:rPr>
+                <w:rFonts w:ascii="Arial Narrow" w:hAnsi="Arial Narrow"/>
+                <w:sz w:val="14"/>
+                <w:szCs w:val="14"/>
+              </w:rPr>
+            </w:pPr>
+            <w:r>
+              <w:rPr>
+                <w:rFonts w:ascii="Arial Narrow" w:hAnsi="Arial Narrow"/>
+                <w:sz w:val="14"/>
+                <w:szCs w:val="14"/>
+              </w:rPr>
+              <w:t>Topnotch Quality Works</w:t>
+            </w:r>
+          </w:p>
+          <w:p>
+            <w:pPr>
+              <w:spacing w:after="0" w:line="240" w:lineRule="auto"/>
+              <w:ind w:left="-293"/>
+              <w:jc w:val="center"/>
+              <w:rPr>
+                <w:rFonts w:ascii="Arial Narrow" w:hAnsi="Arial Narrow" w:cstheme="minorBidi"/>
+                <w:b/>
+                <w:sz w:val="14"/>
+                <w:szCs w:val="14"/>
+                <w:lang w:bidi="th-TH"/>
+              </w:rPr>
+            </w:pPr>
+            <w:r>
+              <w:rPr>
+                <w:rFonts w:ascii="Arial Narrow" w:hAnsi="Arial Narrow"/>
+                <w:b/>
+                <w:sz w:val="14"/>
+                <w:szCs w:val="14"/>
+              </w:rPr>
+              <w:t>{PART}</w:t>
+            </w:r>
+          </w:p>
+          <w:p>
+            <w:pPr>
+              <w:spacing w:after="0" w:line="240" w:lineRule="auto"/>
+              <w:ind w:left="-293"/>
+              <w:jc w:val="center"/>
+              <w:rPr>
+                <w:rFonts w:ascii="Arial Narrow" w:hAnsi="Arial Narrow"/>
+                <w:sz w:val="14"/>
+                <w:szCs w:val="14"/>
+              </w:rPr>
+            </w:pPr>
+            <w:r>
+              <w:rPr>
+                <w:rFonts w:ascii="Arial Narrow" w:hAnsi="Arial Narrow"/>
+                <w:b/>
+                <w:sz w:val="14"/>
+                <w:szCs w:val="14"/>
+              </w:rPr>
+              <w:t>{REV}</w:t>
+            </w:r>
+          </w:p>
+        </w:tc>
+        <w:tc>
+          <w:tcPr>
+            <w:tcW w:w="432" w:type="dxa"/>
+            <w:tcBorders>
+              <w:top w:val="single" w:sz="8" w:space="0" w:color="FFFFFF"/>
+              <w:bottom w:val="single" w:sz="8" w:space="0" w:color="FFFFFF"/>
+            </w:tcBorders>
+            <w:tcMar>
+              <w:top w:w="0" w:type="dxa"/>
+              <w:left w:w="0" w:type="dxa"/>
+              <w:bottom w:w="0" w:type="dxa"/>
+              <w:right w:w="0" w:type="dxa"/>
+            </w:tcMar>
+          </w:tcPr>
+          <w:p>
+            <w:pPr>
+              <w:rPr>
+                <w:sz w:val="14"/>
+                <w:szCs w:val="14"/>
+              </w:rPr>
+            </w:pPr>
+          </w:p>
+        </w:tc>
+        <w:tc>
+          <w:tcPr>
+            <w:tcW w:w="2520" w:type="dxa"/>
+            <w:tcMar>
+              <w:top w:w="0" w:type="dxa"/>
+              <w:bottom w:w="0" w:type="dxa"/>
+            </w:tcMar>
+            <w:vAlign w:val="center"/>
+          </w:tcPr>
+          <w:p>
+            <w:pPr>
+              <w:spacing w:after="0" w:line="240" w:lineRule="auto"/>
+              <w:ind w:left="-293"/>
+              <w:jc w:val="center"/>
+              <w:rPr>
+                <w:rFonts w:ascii="Arial Narrow" w:hAnsi="Arial Narrow"/>
+                <w:sz w:val="14"/>
+                <w:szCs w:val="14"/>
+              </w:rPr>
+            </w:pPr>
+            <w:r>
+              <w:rPr>
+                <w:rFonts w:ascii="Arial Narrow" w:hAnsi="Arial Narrow"/>
+                <w:sz w:val="14"/>
+                <w:szCs w:val="14"/>
+              </w:rPr>
+              <w:t>Topnotch Quality Works</w:t>
+            </w:r>
+          </w:p>
+          <w:p>
+            <w:pPr>
+              <w:spacing w:after="0" w:line="240" w:lineRule="auto"/>
+              <w:ind w:left="-293"/>
+              <w:jc w:val="center"/>
+              <w:rPr>
+                <w:rFonts w:ascii="Arial Narrow" w:hAnsi="Arial Narrow" w:cstheme="minorBidi"/>
+                <w:b/>
+                <w:sz w:val="14"/>
+                <w:szCs w:val="14"/>
+                <w:lang w:bidi="th-TH"/>
+              </w:rPr>
+            </w:pPr>
+            <w:r>
+              <w:rPr>
+                <w:rFonts w:ascii="Arial Narrow" w:hAnsi="Arial Narrow"/>
+                <w:b/>
+                <w:sz w:val="14"/>
+                <w:szCs w:val="14"/>
+              </w:rPr>
+              <w:t>{PART}</w:t>
+            </w:r>
+          </w:p>
+          <w:p>
+            <w:pPr>
+              <w:spacing w:after="0" w:line="240" w:lineRule="auto"/>
+              <w:ind w:left="-293"/>
+              <w:jc w:val="center"/>
+              <w:rPr>
+                <w:rFonts w:ascii="Arial Narrow" w:hAnsi="Arial Narrow"/>
+                <w:sz w:val="14"/>
+                <w:szCs w:val="14"/>
+              </w:rPr>
+            </w:pPr>
+            <w:r>
+              <w:rPr>
+                <w:rFonts w:ascii="Arial Narrow" w:hAnsi="Arial Narrow"/>
+                <w:b/>
+                <w:sz w:val="14"/>
+                <w:szCs w:val="14"/>
+              </w:rPr>
+              <w:t>{REV}</w:t>
+            </w:r>
+          </w:p>
+        </w:tc>
+        <w:tc>
+          <w:tcPr>
+            <w:tcW w:w="432" w:type="dxa"/>
+            <w:tcBorders>
+              <w:top w:val="single" w:sz="8" w:space="0" w:color="FFFFFF"/>
+              <w:bottom w:val="single" w:sz="8" w:space="0" w:color="FFFFFF"/>
+            </w:tcBorders>
+            <w:tcMar>
+              <w:top w:w="0" w:type="dxa"/>
+              <w:left w:w="0" w:type="dxa"/>
+              <w:bottom w:w="0" w:type="dxa"/>
+              <w:right w:w="0" w:type="dxa"/>
+            </w:tcMar>
+          </w:tcPr>
+          <w:p>
+            <w:pPr>
+              <w:rPr>
+                <w:sz w:val="14"/>
+                <w:szCs w:val="14"/>
+              </w:rPr>
+            </w:pPr>
+          </w:p>
+        </w:tc>
+        <w:tc>
+          <w:tcPr>
+            <w:tcW w:w="2520" w:type="dxa"/>
+            <w:tcMar>
+              <w:top w:w="0" w:type="dxa"/>
+              <w:bottom w:w="0" w:type="dxa"/>
+            </w:tcMar>
+            <w:vAlign w:val="center"/>
+          </w:tcPr>
+          <w:p>
+            <w:pPr>
+              <w:spacing w:after="0" w:line="240" w:lineRule="auto"/>
+              <w:ind w:left="-293"/>
+              <w:jc w:val="center"/>
+              <w:rPr>
+                <w:rFonts w:ascii="Arial Narrow" w:hAnsi="Arial Narrow"/>
+                <w:sz w:val="14"/>
+                <w:szCs w:val="14"/>
+              </w:rPr>
+            </w:pPr>
+            <w:r>
+              <w:rPr>
+                <w:rFonts w:ascii="Arial Narrow" w:hAnsi="Arial Narrow"/>
+                <w:sz w:val="14"/>
+                <w:szCs w:val="14"/>
+              </w:rPr>
+              <w:t>Topnotch Quality Works</w:t>
+            </w:r>
+          </w:p>
+          <w:p>
+            <w:pPr>
+              <w:spacing w:after="0" w:line="240" w:lineRule="auto"/>
+              <w:ind w:left="-293"/>
+              <w:jc w:val="center"/>
+              <w:rPr>
+                <w:rFonts w:ascii="Arial Narrow" w:hAnsi="Arial Narrow" w:cstheme="minorBidi"/>
+                <w:b/>
+                <w:sz w:val="14"/>
+                <w:szCs w:val="14"/>
+                <w:lang w:bidi="th-TH"/>
+              </w:rPr>
+            </w:pPr>
+            <w:r>
+              <w:rPr>
+                <w:rFonts w:ascii="Arial Narrow" w:hAnsi="Arial Narrow"/>
+                <w:b/>
+                <w:sz w:val="14"/>
+                <w:szCs w:val="14"/>
+              </w:rPr>
+              <w:t>{PART}</w:t>
+            </w:r>
+          </w:p>
+          <w:p>
+            <w:pPr>
+              <w:spacing w:after="0" w:line="240" w:lineRule="auto"/>
+              <w:ind w:left="-293"/>
+              <w:jc w:val="center"/>
+              <w:rPr>
+                <w:rFonts w:ascii="Arial Narrow" w:hAnsi="Arial Narrow"/>
+                <w:sz w:val="14"/>
+                <w:szCs w:val="14"/>
+              </w:rPr>
+            </w:pPr>
+            <w:r>
+              <w:rPr>
+                <w:rFonts w:ascii="Arial Narrow" w:hAnsi="Arial Narrow"/>
+                <w:b/>
+                <w:sz w:val="14"/>
+                <w:szCs w:val="14"/>
+              </w:rPr>
+              <w:t>{REV}</w:t>
+            </w:r>
+          </w:p>
+        </w:tc>
+        <w:tc>
+          <w:tcPr>
+            <w:tcW w:w="432" w:type="dxa"/>
+            <w:tcBorders>
+              <w:top w:val="single" w:sz="8" w:space="0" w:color="FFFFFF"/>
+              <w:bottom w:val="single" w:sz="8" w:space="0" w:color="FFFFFF"/>
+            </w:tcBorders>
+            <w:tcMar>
+              <w:top w:w="0" w:type="dxa"/>
+              <w:left w:w="0" w:type="dxa"/>
+              <w:bottom w:w="0" w:type="dxa"/>
+              <w:right w:w="0" w:type="dxa"/>
+            </w:tcMar>
+          </w:tcPr>
+          <w:p>
+            <w:pPr>
+              <w:rPr>
+                <w:sz w:val="14"/>
+                <w:szCs w:val="14"/>
+              </w:rPr>
+            </w:pPr>
+          </w:p>
+        </w:tc>
+        <w:tc>
+          <w:tcPr>
+            <w:tcW w:w="2520" w:type="dxa"/>
+            <w:tcMar>
+              <w:top w:w="0" w:type="dxa"/>
+              <w:bottom w:w="0" w:type="dxa"/>
+            </w:tcMar>
+            <w:vAlign w:val="center"/>
+          </w:tcPr>
+          <w:p>
+            <w:pPr>
+              <w:spacing w:after="0" w:line="240" w:lineRule="auto"/>
+              <w:ind w:left="-293"/>
+              <w:jc w:val="center"/>
+              <w:rPr>
+                <w:rFonts w:ascii="Arial Narrow" w:hAnsi="Arial Narrow"/>
+                <w:sz w:val="14"/>
+                <w:szCs w:val="14"/>
+              </w:rPr>
+            </w:pPr>
+            <w:r>
+              <w:rPr>
+                <w:rFonts w:ascii="Arial Narrow" w:hAnsi="Arial Narrow"/>
+                <w:sz w:val="14"/>
+                <w:szCs w:val="14"/>
+              </w:rPr>
+              <w:t>Topnotch Quality Works</w:t>
+            </w:r>
+          </w:p>
+          <w:p>
+            <w:pPr>
+              <w:spacing w:after="0" w:line="240" w:lineRule="auto"/>
+              <w:ind w:left="-293"/>
+              <w:jc w:val="center"/>
+              <w:rPr>
+                <w:rFonts w:ascii="Arial Narrow" w:hAnsi="Arial Narrow" w:cstheme="minorBidi"/>
+                <w:b/>
+                <w:sz w:val="14"/>
+                <w:szCs w:val="14"/>
+                <w:lang w:bidi="th-TH"/>
+              </w:rPr>
+            </w:pPr>
+            <w:r>
+              <w:rPr>
+                <w:rFonts w:ascii="Arial Narrow" w:hAnsi="Arial Narrow"/>
+                <w:b/>
+                <w:sz w:val="14"/>
+                <w:szCs w:val="14"/>
+              </w:rPr>
+              <w:t>{PART}</w:t>
+            </w:r>
+          </w:p>
+          <w:p>
+            <w:pPr>
+              <w:spacing w:after="0" w:line="240" w:lineRule="auto"/>
+              <w:ind w:left="-293"/>
+              <w:jc w:val="center"/>
+              <w:rPr>
+                <w:rFonts w:ascii="Arial Narrow" w:hAnsi="Arial Narrow"/>
+                <w:sz w:val="14"/>
+                <w:szCs w:val="14"/>
+              </w:rPr>
+            </w:pPr>
+            <w:r>
+              <w:rPr>
+                <w:rFonts w:ascii="Arial Narrow" w:hAnsi="Arial Narrow"/>
+                <w:b/>
+                <w:sz w:val="14"/>
+                <w:szCs w:val="14"/>
+              </w:rPr>
+              <w:t>{REV}</w:t>
+            </w:r>
+          </w:p>
+        </w:tc>
+      </w:tr>
+      <w:tr>
+        <w:trPr>
+          <w:trHeight w:hRule="exact" w:val="720"/>
+        </w:trPr>
+        <w:tc>
+          <w:tcPr>
+            <w:tcW w:w="2520" w:type="dxa"/>
+            <w:tcMar>
+              <w:top w:w="0" w:type="dxa"/>
+              <w:bottom w:w="0" w:type="dxa"/>
+            </w:tcMar>
+            <w:vAlign w:val="center"/>
+          </w:tcPr>
+          <w:p>
+            <w:pPr>
+              <w:spacing w:after="0" w:line="240" w:lineRule="auto"/>
+              <w:ind w:left="-293"/>
+              <w:jc w:val="center"/>
+              <w:rPr>
+                <w:rFonts w:ascii="Arial Narrow" w:hAnsi="Arial Narrow"/>
+                <w:sz w:val="14"/>
+                <w:szCs w:val="14"/>
+              </w:rPr>
+            </w:pPr>
+            <w:r>
+              <w:rPr>
+                <w:rFonts w:ascii="Arial Narrow" w:hAnsi="Arial Narrow"/>
+                <w:sz w:val="14"/>
+                <w:szCs w:val="14"/>
+              </w:rPr>
+              <w:t>Topnotch Quality Works</w:t>
+            </w:r>
+          </w:p>
+          <w:p>
+            <w:pPr>
+              <w:spacing w:after="0" w:line="240" w:lineRule="auto"/>
+              <w:ind w:left="-293"/>
+              <w:jc w:val="center"/>
+              <w:rPr>
+                <w:rFonts w:ascii="Arial Narrow" w:hAnsi="Arial Narrow" w:cstheme="minorBidi"/>
+                <w:b/>
+                <w:sz w:val="14"/>
+                <w:szCs w:val="14"/>
+                <w:lang w:bidi="th-TH"/>
+              </w:rPr>
+            </w:pPr>
+            <w:r>
+              <w:rPr>
+                <w:rFonts w:ascii="Arial Narrow" w:hAnsi="Arial Narrow"/>
+                <w:b/>
+                <w:sz w:val="14"/>
+                <w:szCs w:val="14"/>
+              </w:rPr>
+              <w:t>{PART}</w:t>
+            </w:r>
+          </w:p>
+          <w:p>
+            <w:pPr>
+              <w:spacing w:after="0" w:line="240" w:lineRule="auto"/>
+              <w:ind w:left="-293"/>
+              <w:jc w:val="center"/>
+              <w:rPr>
+                <w:rFonts w:ascii="Arial Narrow" w:hAnsi="Arial Narrow"/>
+                <w:sz w:val="14"/>
+                <w:szCs w:val="14"/>
+              </w:rPr>
+            </w:pPr>
+            <w:r>
+              <w:rPr>
+                <w:rFonts w:ascii="Arial Narrow" w:hAnsi="Arial Narrow"/>
+                <w:b/>
+                <w:sz w:val="14"/>
+                <w:szCs w:val="14"/>
+              </w:rPr>
+              <w:t>{REV}</w:t>
+            </w:r>
+          </w:p>
+        </w:tc>
+        <w:tc>
+          <w:tcPr>
+            <w:tcW w:w="432" w:type="dxa"/>
+            <w:tcBorders>
+              <w:top w:val="single" w:sz="8" w:space="0" w:color="FFFFFF"/>
+              <w:bottom w:val="single" w:sz="8" w:space="0" w:color="FFFFFF"/>
+            </w:tcBorders>
+            <w:tcMar>
+              <w:top w:w="0" w:type="dxa"/>
+              <w:left w:w="0" w:type="dxa"/>
+              <w:bottom w:w="0" w:type="dxa"/>
+              <w:right w:w="0" w:type="dxa"/>
+            </w:tcMar>
+          </w:tcPr>
+          <w:p>
+            <w:pPr>
+              <w:rPr>
+                <w:sz w:val="14"/>
+                <w:szCs w:val="14"/>
+              </w:rPr>
+            </w:pPr>
+          </w:p>
+        </w:tc>
+        <w:tc>
+          <w:tcPr>
+            <w:tcW w:w="2520" w:type="dxa"/>
+            <w:tcMar>
+              <w:top w:w="0" w:type="dxa"/>
+              <w:bottom w:w="0" w:type="dxa"/>
+            </w:tcMar>
+            <w:vAlign w:val="center"/>
+          </w:tcPr>
+          <w:p>
+            <w:pPr>
+              <w:spacing w:after="0" w:line="240" w:lineRule="auto"/>
+              <w:ind w:left="-293"/>
+              <w:jc w:val="center"/>
+              <w:rPr>
+                <w:rFonts w:ascii="Arial Narrow" w:hAnsi="Arial Narrow"/>
+                <w:sz w:val="14"/>
+                <w:szCs w:val="14"/>
+              </w:rPr>
+            </w:pPr>
+            <w:r>
+              <w:rPr>
+                <w:rFonts w:ascii="Arial Narrow" w:hAnsi="Arial Narrow"/>
+                <w:sz w:val="14"/>
+                <w:szCs w:val="14"/>
+              </w:rPr>
+              <w:t>Topnotch Quality Works</w:t>
+            </w:r>
+          </w:p>
+          <w:p>
+            <w:pPr>
+              <w:spacing w:after="0" w:line="240" w:lineRule="auto"/>
+              <w:ind w:left="-293"/>
+              <w:jc w:val="center"/>
+              <w:rPr>
+                <w:rFonts w:ascii="Arial Narrow" w:hAnsi="Arial Narrow" w:cstheme="minorBidi"/>
+                <w:b/>
+                <w:sz w:val="14"/>
+                <w:szCs w:val="14"/>
+                <w:lang w:bidi="th-TH"/>
+              </w:rPr>
+            </w:pPr>
+            <w:r>
+              <w:rPr>
+                <w:rFonts w:ascii="Arial Narrow" w:hAnsi="Arial Narrow"/>
+                <w:b/>
+                <w:sz w:val="14"/>
+                <w:szCs w:val="14"/>
+              </w:rPr>
+              <w:t>{PART}</w:t>
+            </w:r>
+          </w:p>
+          <w:p>
+            <w:pPr>
+              <w:spacing w:after="0" w:line="240" w:lineRule="auto"/>
+              <w:ind w:left="-293"/>
+              <w:jc w:val="center"/>
+              <w:rPr>
+                <w:rFonts w:ascii="Arial Narrow" w:hAnsi="Arial Narrow"/>
+                <w:sz w:val="14"/>
+                <w:szCs w:val="14"/>
+              </w:rPr>
+            </w:pPr>
+            <w:r>
+              <w:rPr>
+                <w:rFonts w:ascii="Arial Narrow" w:hAnsi="Arial Narrow"/>
+                <w:b/>
+                <w:sz w:val="14"/>
+                <w:szCs w:val="14"/>
+              </w:rPr>
+              <w:t>{REV}</w:t>
+            </w:r>
+          </w:p>
+        </w:tc>
+        <w:tc>
+          <w:tcPr>
+            <w:tcW w:w="432" w:type="dxa"/>
+            <w:tcBorders>
+              <w:top w:val="single" w:sz="8" w:space="0" w:color="FFFFFF"/>
+              <w:bottom w:val="single" w:sz="8" w:space="0" w:color="FFFFFF"/>
+            </w:tcBorders>
+            <w:tcMar>
+              <w:top w:w="0" w:type="dxa"/>
+              <w:left w:w="0" w:type="dxa"/>
+              <w:bottom w:w="0" w:type="dxa"/>
+              <w:right w:w="0" w:type="dxa"/>
+            </w:tcMar>
+          </w:tcPr>
+          <w:p>
+            <w:pPr>
+              <w:rPr>
+                <w:sz w:val="14"/>
+                <w:szCs w:val="14"/>
+              </w:rPr>
+            </w:pPr>
+          </w:p>
+        </w:tc>
+        <w:tc>
+          <w:tcPr>
+            <w:tcW w:w="2520" w:type="dxa"/>
+            <w:tcMar>
+              <w:top w:w="0" w:type="dxa"/>
+              <w:bottom w:w="0" w:type="dxa"/>
+            </w:tcMar>
+            <w:vAlign w:val="center"/>
+          </w:tcPr>
+          <w:p>
+            <w:pPr>
+              <w:spacing w:after="0" w:line="240" w:lineRule="auto"/>
+              <w:ind w:left="-293"/>
+              <w:jc w:val="center"/>
+              <w:rPr>
+                <w:rFonts w:ascii="Arial Narrow" w:hAnsi="Arial Narrow"/>
+                <w:sz w:val="14"/>
+                <w:szCs w:val="14"/>
+              </w:rPr>
+            </w:pPr>
+            <w:r>
+              <w:rPr>
+                <w:rFonts w:ascii="Arial Narrow" w:hAnsi="Arial Narrow"/>
+                <w:sz w:val="14"/>
+                <w:szCs w:val="14"/>
+              </w:rPr>
+              <w:t>Topnotch Quality Works</w:t>
+            </w:r>
+          </w:p>
+          <w:p>
+            <w:pPr>
+              <w:spacing w:after="0" w:line="240" w:lineRule="auto"/>
+              <w:ind w:left="-293"/>
+              <w:jc w:val="center"/>
+              <w:rPr>
+                <w:rFonts w:ascii="Arial Narrow" w:hAnsi="Arial Narrow" w:cstheme="minorBidi"/>
+                <w:b/>
+                <w:sz w:val="14"/>
+                <w:szCs w:val="14"/>
+                <w:lang w:bidi="th-TH"/>
+              </w:rPr>
+            </w:pPr>
+            <w:r>
+              <w:rPr>
+                <w:rFonts w:ascii="Arial Narrow" w:hAnsi="Arial Narrow"/>
+                <w:b/>
+                <w:sz w:val="14"/>
+                <w:szCs w:val="14"/>
+              </w:rPr>
+              <w:t>{PART}</w:t>
+            </w:r>
+          </w:p>
+          <w:p>
+            <w:pPr>
+              <w:spacing w:after="0" w:line="240" w:lineRule="auto"/>
+              <w:ind w:left="-293"/>
+              <w:jc w:val="center"/>
+              <w:rPr>
+                <w:rFonts w:ascii="Arial Narrow" w:hAnsi="Arial Narrow"/>
+                <w:sz w:val="14"/>
+                <w:szCs w:val="14"/>
+              </w:rPr>
+            </w:pPr>
+            <w:r>
+              <w:rPr>
+                <w:rFonts w:ascii="Arial Narrow" w:hAnsi="Arial Narrow"/>
+                <w:b/>
+                <w:sz w:val="14"/>
+                <w:szCs w:val="14"/>
+              </w:rPr>
+              <w:t>{REV}</w:t>
+            </w:r>
+          </w:p>
+        </w:tc>
+        <w:tc>
+          <w:tcPr>
+            <w:tcW w:w="432" w:type="dxa"/>
+            <w:tcBorders>
+              <w:top w:val="single" w:sz="8" w:space="0" w:color="FFFFFF"/>
+              <w:bottom w:val="single" w:sz="8" w:space="0" w:color="FFFFFF"/>
+            </w:tcBorders>
+            <w:tcMar>
+              <w:top w:w="0" w:type="dxa"/>
+              <w:left w:w="0" w:type="dxa"/>
+              <w:bottom w:w="0" w:type="dxa"/>
+              <w:right w:w="0" w:type="dxa"/>
+            </w:tcMar>
+          </w:tcPr>
+          <w:p>
+            <w:pPr>
+              <w:rPr>
+                <w:sz w:val="14"/>
+                <w:szCs w:val="14"/>
+              </w:rPr>
+            </w:pPr>
+          </w:p>
+        </w:tc>
+        <w:tc>
+          <w:tcPr>
+            <w:tcW w:w="2520" w:type="dxa"/>
+            <w:tcMar>
+              <w:top w:w="0" w:type="dxa"/>
+              <w:bottom w:w="0" w:type="dxa"/>
+            </w:tcMar>
+            <w:vAlign w:val="center"/>
+          </w:tcPr>
+          <w:p>
+            <w:pPr>
+              <w:spacing w:after="0" w:line="240" w:lineRule="auto"/>
+              <w:ind w:left="-293"/>
+              <w:jc w:val="center"/>
+              <w:rPr>
+                <w:rFonts w:ascii="Arial Narrow" w:hAnsi="Arial Narrow"/>
+                <w:sz w:val="14"/>
+                <w:szCs w:val="14"/>
+              </w:rPr>
+            </w:pPr>
+            <w:r>
+              <w:rPr>
+                <w:rFonts w:ascii="Arial Narrow" w:hAnsi="Arial Narrow"/>
+                <w:sz w:val="14"/>
+                <w:szCs w:val="14"/>
+              </w:rPr>
+              <w:t>Topnotch Quality Works</w:t>
+            </w:r>
+          </w:p>
+          <w:p>
+            <w:pPr>
+              <w:spacing w:after="0" w:line="240" w:lineRule="auto"/>
+              <w:ind w:left="-293"/>
+              <w:jc w:val="center"/>
+              <w:rPr>
+                <w:rFonts w:ascii="Arial Narrow" w:hAnsi="Arial Narrow" w:cstheme="minorBidi"/>
+                <w:b/>
+                <w:sz w:val="14"/>
+                <w:szCs w:val="14"/>
+                <w:lang w:bidi="th-TH"/>
+              </w:rPr>
+            </w:pPr>
+            <w:r>
+              <w:rPr>
+                <w:rFonts w:ascii="Arial Narrow" w:hAnsi="Arial Narrow"/>
+                <w:b/>
+                <w:sz w:val="14"/>
+                <w:szCs w:val="14"/>
+              </w:rPr>
+              <w:t>{PART}</w:t>
+            </w:r>
+          </w:p>
+          <w:p>
+            <w:pPr>
+              <w:spacing w:after="0" w:line="240" w:lineRule="auto"/>
+              <w:ind w:left="-293"/>
+              <w:jc w:val="center"/>
+              <w:rPr>
+                <w:rFonts w:ascii="Arial Narrow" w:hAnsi="Arial Narrow"/>
+                <w:sz w:val="14"/>
+                <w:szCs w:val="14"/>
+              </w:rPr>
+            </w:pPr>
+            <w:r>
+              <w:rPr>
+                <w:rFonts w:ascii="Arial Narrow" w:hAnsi="Arial Narrow"/>
+                <w:b/>
+                <w:sz w:val="14"/>
+                <w:szCs w:val="14"/>
+              </w:rPr>
+              <w:t>{REV}</w:t>
+            </w:r>
+          </w:p>
+        </w:tc>
+      </w:tr>
+      <w:tr>
+        <w:trPr>
+          <w:trHeight w:hRule="exact" w:val="720"/>
+        </w:trPr>
+        <w:tc>
+          <w:tcPr>
+            <w:tcW w:w="2520" w:type="dxa"/>
+            <w:tcMar>
+              <w:top w:w="0" w:type="dxa"/>
+              <w:bottom w:w="0" w:type="dxa"/>
+            </w:tcMar>
+            <w:vAlign w:val="center"/>
+          </w:tcPr>
+          <w:p>
+            <w:pPr>
+              <w:spacing w:after="0" w:line="240" w:lineRule="auto"/>
+              <w:ind w:left="-293"/>
+              <w:jc w:val="center"/>
+              <w:rPr>
+                <w:rFonts w:ascii="Arial Narrow" w:hAnsi="Arial Narrow"/>
+                <w:sz w:val="14"/>
+                <w:szCs w:val="14"/>
+              </w:rPr>
+            </w:pPr>
+            <w:r>
+              <w:rPr>
+                <w:rFonts w:ascii="Arial Narrow" w:hAnsi="Arial Narrow"/>
+                <w:sz w:val="14"/>
+                <w:szCs w:val="14"/>
+              </w:rPr>
+              <w:t>Topnotch Quality Works</w:t>
+            </w:r>
+          </w:p>
+          <w:p>
+            <w:pPr>
+              <w:spacing w:after="0" w:line="240" w:lineRule="auto"/>
+              <w:ind w:left="-293"/>
+              <w:jc w:val="center"/>
+              <w:rPr>
+                <w:rFonts w:ascii="Arial Narrow" w:hAnsi="Arial Narrow" w:cstheme="minorBidi"/>
+                <w:b/>
+                <w:sz w:val="14"/>
+                <w:szCs w:val="14"/>
+                <w:lang w:bidi="th-TH"/>
+              </w:rPr>
+            </w:pPr>
+            <w:r>
+              <w:rPr>
+                <w:rFonts w:ascii="Arial Narrow" w:hAnsi="Arial Narrow"/>
+                <w:b/>
+                <w:sz w:val="14"/>
+                <w:szCs w:val="14"/>
+              </w:rPr>
+              <w:t>{PART}</w:t>
+            </w:r>
+          </w:p>
+          <w:p>
+            <w:pPr>
+              <w:spacing w:after="0" w:line="240" w:lineRule="auto"/>
+              <w:ind w:left="-293"/>
+              <w:jc w:val="center"/>
+              <w:rPr>
+                <w:rFonts w:ascii="Arial Narrow" w:hAnsi="Arial Narrow"/>
+                <w:sz w:val="14"/>
+                <w:szCs w:val="14"/>
+              </w:rPr>
+            </w:pPr>
+            <w:r>
+              <w:rPr>
+                <w:rFonts w:ascii="Arial Narrow" w:hAnsi="Arial Narrow"/>
+                <w:b/>
+                <w:sz w:val="14"/>
+                <w:szCs w:val="14"/>
+              </w:rPr>
+              <w:t>{REV}</w:t>
+            </w:r>
+          </w:p>
+        </w:tc>
+        <w:tc>
+          <w:tcPr>
+            <w:tcW w:w="432" w:type="dxa"/>
+            <w:tcBorders>
+              <w:top w:val="single" w:sz="8" w:space="0" w:color="FFFFFF"/>
+              <w:bottom w:val="single" w:sz="8" w:space="0" w:color="FFFFFF"/>
+            </w:tcBorders>
+            <w:tcMar>
+              <w:top w:w="0" w:type="dxa"/>
+              <w:left w:w="0" w:type="dxa"/>
+              <w:bottom w:w="0" w:type="dxa"/>
+              <w:right w:w="0" w:type="dxa"/>
+            </w:tcMar>
+          </w:tcPr>
+          <w:p>
+            <w:pPr>
+              <w:rPr>
+                <w:sz w:val="14"/>
+                <w:szCs w:val="14"/>
+              </w:rPr>
+            </w:pPr>
+          </w:p>
+        </w:tc>
+        <w:tc>
+          <w:tcPr>
+            <w:tcW w:w="2520" w:type="dxa"/>
+            <w:tcMar>
+              <w:top w:w="0" w:type="dxa"/>
+              <w:bottom w:w="0" w:type="dxa"/>
+            </w:tcMar>
+            <w:vAlign w:val="center"/>
+          </w:tcPr>
+          <w:p>
+            <w:pPr>
+              <w:spacing w:after="0" w:line="240" w:lineRule="auto"/>
+              <w:ind w:left="-293"/>
+              <w:jc w:val="center"/>
+              <w:rPr>
+                <w:rFonts w:ascii="Arial Narrow" w:hAnsi="Arial Narrow"/>
+                <w:sz w:val="14"/>
+                <w:szCs w:val="14"/>
+              </w:rPr>
+            </w:pPr>
+            <w:r>
+              <w:rPr>
+                <w:rFonts w:ascii="Arial Narrow" w:hAnsi="Arial Narrow"/>
+                <w:sz w:val="14"/>
+                <w:szCs w:val="14"/>
+              </w:rPr>
+              <w:t>Topnotch Quality Works</w:t>
+            </w:r>
+          </w:p>
+          <w:p>
+            <w:pPr>
+              <w:spacing w:after="0" w:line="240" w:lineRule="auto"/>
+              <w:ind w:left="-293"/>
+              <w:jc w:val="center"/>
+              <w:rPr>
+                <w:rFonts w:ascii="Arial Narrow" w:hAnsi="Arial Narrow" w:cstheme="minorBidi"/>
+                <w:b/>
+                <w:sz w:val="14"/>
+                <w:szCs w:val="14"/>
+                <w:lang w:bidi="th-TH"/>
+              </w:rPr>
+            </w:pPr>
+            <w:r>
+              <w:rPr>
+                <w:rFonts w:ascii="Arial Narrow" w:hAnsi="Arial Narrow"/>
+                <w:b/>
+                <w:sz w:val="14"/>
+                <w:szCs w:val="14"/>
+              </w:rPr>
+              <w:t>{PART}</w:t>
+            </w:r>
+          </w:p>
+          <w:p>
+            <w:pPr>
+              <w:spacing w:after="0" w:line="240" w:lineRule="auto"/>
+              <w:ind w:left="-293"/>
+              <w:jc w:val="center"/>
+              <w:rPr>
+                <w:rFonts w:ascii="Arial Narrow" w:hAnsi="Arial Narrow"/>
+                <w:sz w:val="14"/>
+                <w:szCs w:val="14"/>
+              </w:rPr>
+            </w:pPr>
+            <w:r>
+              <w:rPr>
+                <w:rFonts w:ascii="Arial Narrow" w:hAnsi="Arial Narrow"/>
+                <w:b/>
+                <w:sz w:val="14"/>
+                <w:szCs w:val="14"/>
+              </w:rPr>
+              <w:t>{REV}</w:t>
+            </w:r>
+          </w:p>
+        </w:tc>
+        <w:tc>
+          <w:tcPr>
+            <w:tcW w:w="432" w:type="dxa"/>
+            <w:tcBorders>
+              <w:top w:val="single" w:sz="8" w:space="0" w:color="FFFFFF"/>
+              <w:bottom w:val="single" w:sz="8" w:space="0" w:color="FFFFFF"/>
+            </w:tcBorders>
+            <w:tcMar>
+              <w:top w:w="0" w:type="dxa"/>
+              <w:left w:w="0" w:type="dxa"/>
+              <w:bottom w:w="0" w:type="dxa"/>
+              <w:right w:w="0" w:type="dxa"/>
+            </w:tcMar>
+          </w:tcPr>
+          <w:p>
+            <w:pPr>
+              <w:rPr>
+                <w:sz w:val="14"/>
+                <w:szCs w:val="14"/>
+              </w:rPr>
+            </w:pPr>
+          </w:p>
+        </w:tc>
+        <w:tc>
+          <w:tcPr>
+            <w:tcW w:w="2520" w:type="dxa"/>
+            <w:tcMar>
+              <w:top w:w="0" w:type="dxa"/>
+              <w:bottom w:w="0" w:type="dxa"/>
+            </w:tcMar>
+            <w:vAlign w:val="center"/>
+          </w:tcPr>
+          <w:p>
+            <w:pPr>
+              <w:spacing w:after="0" w:line="240" w:lineRule="auto"/>
+              <w:ind w:left="-293"/>
+              <w:jc w:val="center"/>
+              <w:rPr>
+                <w:rFonts w:ascii="Arial Narrow" w:hAnsi="Arial Narrow"/>
+                <w:sz w:val="14"/>
+                <w:szCs w:val="14"/>
+              </w:rPr>
+            </w:pPr>
+            <w:r>
+              <w:rPr>
+                <w:rFonts w:ascii="Arial Narrow" w:hAnsi="Arial Narrow"/>
+                <w:sz w:val="14"/>
+                <w:szCs w:val="14"/>
+              </w:rPr>
+              <w:t>Topnotch Quality Works</w:t>
+            </w:r>
+          </w:p>
+          <w:p>
+            <w:pPr>
+              <w:spacing w:after="0" w:line="240" w:lineRule="auto"/>
+              <w:ind w:left="-293"/>
+              <w:jc w:val="center"/>
+              <w:rPr>
+                <w:rFonts w:ascii="Arial Narrow" w:hAnsi="Arial Narrow" w:cstheme="minorBidi"/>
+                <w:b/>
+                <w:sz w:val="14"/>
+                <w:szCs w:val="14"/>
+                <w:lang w:bidi="th-TH"/>
+              </w:rPr>
+            </w:pPr>
+            <w:r>
+              <w:rPr>
+                <w:rFonts w:ascii="Arial Narrow" w:hAnsi="Arial Narrow"/>
+                <w:b/>
+                <w:sz w:val="14"/>
+                <w:szCs w:val="14"/>
+              </w:rPr>
+              <w:t>{PART}</w:t>
+            </w:r>
+          </w:p>
+          <w:p>
+            <w:pPr>
+              <w:spacing w:after="0" w:line="240" w:lineRule="auto"/>
+              <w:ind w:left="-293"/>
+              <w:jc w:val="center"/>
+              <w:rPr>
+                <w:rFonts w:ascii="Arial Narrow" w:hAnsi="Arial Narrow"/>
+                <w:sz w:val="14"/>
+                <w:szCs w:val="14"/>
+              </w:rPr>
+            </w:pPr>
+            <w:r>
+              <w:rPr>
+                <w:rFonts w:ascii="Arial Narrow" w:hAnsi="Arial Narrow"/>
+                <w:b/>
+                <w:sz w:val="14"/>
+                <w:szCs w:val="14"/>
+              </w:rPr>
+              <w:t>{REV}</w:t>
+            </w:r>
+          </w:p>
+        </w:tc>
+        <w:tc>
+          <w:tcPr>
+            <w:tcW w:w="432" w:type="dxa"/>
+            <w:tcBorders>
+              <w:top w:val="single" w:sz="8" w:space="0" w:color="FFFFFF"/>
+              <w:bottom w:val="single" w:sz="8" w:space="0" w:color="FFFFFF"/>
+            </w:tcBorders>
+            <w:tcMar>
+              <w:top w:w="0" w:type="dxa"/>
+              <w:left w:w="0" w:type="dxa"/>
+              <w:bottom w:w="0" w:type="dxa"/>
+              <w:right w:w="0" w:type="dxa"/>
+            </w:tcMar>
+          </w:tcPr>
+          <w:p>
+            <w:pPr>
+              <w:rPr>
+                <w:sz w:val="14"/>
+                <w:szCs w:val="14"/>
+              </w:rPr>
+            </w:pPr>
+          </w:p>
+        </w:tc>
+        <w:tc>
+          <w:tcPr>
+            <w:tcW w:w="2520" w:type="dxa"/>
+            <w:tcMar>
+              <w:top w:w="0" w:type="dxa"/>
+              <w:bottom w:w="0" w:type="dxa"/>
+            </w:tcMar>
+            <w:vAlign w:val="center"/>
+          </w:tcPr>
+          <w:p>
+            <w:pPr>
+              <w:spacing w:after="0" w:line="240" w:lineRule="auto"/>
+              <w:ind w:left="-293"/>
+              <w:jc w:val="center"/>
+              <w:rPr>
+                <w:rFonts w:ascii="Arial Narrow" w:hAnsi="Arial Narrow"/>
+                <w:sz w:val="14"/>
+                <w:szCs w:val="14"/>
+              </w:rPr>
+            </w:pPr>
+            <w:r>
+              <w:rPr>
+                <w:rFonts w:ascii="Arial Narrow" w:hAnsi="Arial Narrow"/>
+                <w:sz w:val="14"/>
+                <w:szCs w:val="14"/>
+              </w:rPr>
+              <w:t>Topnotch Quality Works</w:t>
+            </w:r>
+          </w:p>
+          <w:p>
+            <w:pPr>
+              <w:spacing w:after="0" w:line="240" w:lineRule="auto"/>
+              <w:ind w:left="-293"/>
+              <w:jc w:val="center"/>
+              <w:rPr>
+                <w:rFonts w:ascii="Arial Narrow" w:hAnsi="Arial Narrow" w:cstheme="minorBidi"/>
+                <w:b/>
+                <w:sz w:val="14"/>
+                <w:szCs w:val="14"/>
+                <w:lang w:bidi="th-TH"/>
+              </w:rPr>
+            </w:pPr>
+            <w:r>
+              <w:rPr>
+                <w:rFonts w:ascii="Arial Narrow" w:hAnsi="Arial Narrow"/>
+                <w:b/>
+                <w:sz w:val="14"/>
+                <w:szCs w:val="14"/>
+              </w:rPr>
+              <w:t>{PART}</w:t>
+            </w:r>
+          </w:p>
+          <w:p>
+            <w:pPr>
+              <w:spacing w:after="0" w:line="240" w:lineRule="auto"/>
+              <w:ind w:left="-293"/>
+              <w:jc w:val="center"/>
+              <w:rPr>
+                <w:rFonts w:ascii="Arial Narrow" w:hAnsi="Arial Narrow"/>
+                <w:sz w:val="14"/>
+                <w:szCs w:val="14"/>
+              </w:rPr>
+            </w:pPr>
+            <w:r>
+              <w:rPr>
+                <w:rFonts w:ascii="Arial Narrow" w:hAnsi="Arial Narrow"/>
+                <w:b/>
+                <w:sz w:val="14"/>
+                <w:szCs w:val="14"/>
+              </w:rPr>
+              <w:t>{REV}</w:t>
+            </w:r>
+          </w:p>
+        </w:tc>
+      </w:tr>
+      <w:tr>
+        <w:trPr>
+          <w:trHeight w:hRule="exact" w:val="720"/>
+        </w:trPr>
+        <w:tc>
+          <w:tcPr>
+            <w:tcW w:w="2520" w:type="dxa"/>
+            <w:tcMar>
+              <w:top w:w="0" w:type="dxa"/>
+              <w:bottom w:w="0" w:type="dxa"/>
+            </w:tcMar>
+            <w:vAlign w:val="center"/>
+          </w:tcPr>
+          <w:p>
+            <w:pPr>
+              <w:spacing w:after="0" w:line="240" w:lineRule="auto"/>
+              <w:ind w:left="-293"/>
+              <w:jc w:val="center"/>
+              <w:rPr>
+                <w:rFonts w:ascii="Arial Narrow" w:hAnsi="Arial Narrow"/>
+                <w:sz w:val="14"/>
+                <w:szCs w:val="14"/>
+              </w:rPr>
+            </w:pPr>
+            <w:r>
+              <w:rPr>
+                <w:rFonts w:ascii="Arial Narrow" w:hAnsi="Arial Narrow"/>
+                <w:sz w:val="14"/>
+                <w:szCs w:val="14"/>
+              </w:rPr>
+              <w:t>Topnotch Quality Works</w:t>
+            </w:r>
+          </w:p>
+          <w:p>
+            <w:pPr>
+              <w:spacing w:after="0" w:line="240" w:lineRule="auto"/>
+              <w:ind w:left="-293"/>
+              <w:jc w:val="center"/>
+              <w:rPr>
+                <w:rFonts w:ascii="Arial Narrow" w:hAnsi="Arial Narrow" w:cstheme="minorBidi"/>
+                <w:b/>
+                <w:sz w:val="14"/>
+                <w:szCs w:val="14"/>
+                <w:lang w:bidi="th-TH"/>
+              </w:rPr>
+            </w:pPr>
+            <w:r>
+              <w:rPr>
+                <w:rFonts w:ascii="Arial Narrow" w:hAnsi="Arial Narrow"/>
+                <w:b/>
+                <w:sz w:val="14"/>
+                <w:szCs w:val="14"/>
+              </w:rPr>
+              <w:t>{PART}</w:t>
+            </w:r>
+          </w:p>
+          <w:p>
+            <w:pPr>
+              <w:spacing w:after="0" w:line="240" w:lineRule="auto"/>
+              <w:ind w:left="-293"/>
+              <w:jc w:val="center"/>
+              <w:rPr>
+                <w:rFonts w:ascii="Arial Narrow" w:hAnsi="Arial Narrow"/>
+                <w:sz w:val="14"/>
+                <w:szCs w:val="14"/>
+              </w:rPr>
+            </w:pPr>
+            <w:r>
+              <w:rPr>
+                <w:rFonts w:ascii="Arial Narrow" w:hAnsi="Arial Narrow"/>
+                <w:b/>
+                <w:sz w:val="14"/>
+                <w:szCs w:val="14"/>
+              </w:rPr>
+              <w:t>{REV}</w:t>
+            </w:r>
+          </w:p>
+        </w:tc>
+        <w:tc>
+          <w:tcPr>
+            <w:tcW w:w="432" w:type="dxa"/>
+            <w:tcBorders>
+              <w:top w:val="single" w:sz="8" w:space="0" w:color="FFFFFF"/>
+              <w:bottom w:val="single" w:sz="8" w:space="0" w:color="FFFFFF"/>
+            </w:tcBorders>
+            <w:tcMar>
+              <w:top w:w="0" w:type="dxa"/>
+              <w:left w:w="0" w:type="dxa"/>
+              <w:bottom w:w="0" w:type="dxa"/>
+              <w:right w:w="0" w:type="dxa"/>
+            </w:tcMar>
+          </w:tcPr>
+          <w:p>
+            <w:pPr>
+              <w:rPr>
+                <w:sz w:val="14"/>
+                <w:szCs w:val="14"/>
+              </w:rPr>
+            </w:pPr>
+          </w:p>
+        </w:tc>
+        <w:tc>
+          <w:tcPr>
+            <w:tcW w:w="2520" w:type="dxa"/>
+            <w:tcMar>
+              <w:top w:w="0" w:type="dxa"/>
+              <w:bottom w:w="0" w:type="dxa"/>
+            </w:tcMar>
+            <w:vAlign w:val="center"/>
+          </w:tcPr>
+          <w:p>
+            <w:pPr>
+              <w:spacing w:after="0" w:line="240" w:lineRule="auto"/>
+              <w:ind w:left="-293"/>
+              <w:jc w:val="center"/>
+              <w:rPr>
+                <w:rFonts w:ascii="Arial Narrow" w:hAnsi="Arial Narrow"/>
+                <w:sz w:val="14"/>
+                <w:szCs w:val="14"/>
+              </w:rPr>
+            </w:pPr>
+            <w:r>
+              <w:rPr>
+                <w:rFonts w:ascii="Arial Narrow" w:hAnsi="Arial Narrow"/>
+                <w:sz w:val="14"/>
+                <w:szCs w:val="14"/>
+              </w:rPr>
+              <w:t>Topnotch Quality Works</w:t>
+            </w:r>
+          </w:p>
+          <w:p>
+            <w:pPr>
+              <w:spacing w:after="0" w:line="240" w:lineRule="auto"/>
+              <w:ind w:left="-293"/>
+              <w:jc w:val="center"/>
+              <w:rPr>
+                <w:rFonts w:ascii="Arial Narrow" w:hAnsi="Arial Narrow" w:cstheme="minorBidi"/>
+                <w:b/>
+                <w:sz w:val="14"/>
+                <w:szCs w:val="14"/>
+                <w:lang w:bidi="th-TH"/>
+              </w:rPr>
+            </w:pPr>
+            <w:r>
+              <w:rPr>
+                <w:rFonts w:ascii="Arial Narrow" w:hAnsi="Arial Narrow"/>
+                <w:b/>
+                <w:sz w:val="14"/>
+                <w:szCs w:val="14"/>
+              </w:rPr>
+              <w:t>{PART}</w:t>
+            </w:r>
+          </w:p>
+          <w:p>
+            <w:pPr>
+              <w:spacing w:after="0" w:line="240" w:lineRule="auto"/>
+              <w:ind w:left="-293"/>
+              <w:jc w:val="center"/>
+              <w:rPr>
+                <w:rFonts w:ascii="Arial Narrow" w:hAnsi="Arial Narrow"/>
+                <w:sz w:val="14"/>
+                <w:szCs w:val="14"/>
+              </w:rPr>
+            </w:pPr>
+            <w:r>
+              <w:rPr>
+                <w:rFonts w:ascii="Arial Narrow" w:hAnsi="Arial Narrow"/>
+                <w:b/>
+                <w:sz w:val="14"/>
+                <w:szCs w:val="14"/>
+              </w:rPr>
+              <w:t>{REV}</w:t>
+            </w:r>
+          </w:p>
+        </w:tc>
+        <w:tc>
+          <w:tcPr>
+            <w:tcW w:w="432" w:type="dxa"/>
+            <w:tcBorders>
+              <w:top w:val="single" w:sz="8" w:space="0" w:color="FFFFFF"/>
+              <w:bottom w:val="single" w:sz="8" w:space="0" w:color="FFFFFF"/>
+            </w:tcBorders>
+            <w:tcMar>
+              <w:top w:w="0" w:type="dxa"/>
+              <w:left w:w="0" w:type="dxa"/>
+              <w:bottom w:w="0" w:type="dxa"/>
+              <w:right w:w="0" w:type="dxa"/>
+            </w:tcMar>
+          </w:tcPr>
+          <w:p>
+            <w:pPr>
+              <w:rPr>
+                <w:sz w:val="14"/>
+                <w:szCs w:val="14"/>
+              </w:rPr>
+            </w:pPr>
+          </w:p>
+        </w:tc>
+        <w:tc>
+          <w:tcPr>
+            <w:tcW w:w="2520" w:type="dxa"/>
+            <w:tcMar>
+              <w:top w:w="0" w:type="dxa"/>
+              <w:bottom w:w="0" w:type="dxa"/>
+            </w:tcMar>
+            <w:vAlign w:val="center"/>
+          </w:tcPr>
+          <w:p>
+            <w:pPr>
+              <w:spacing w:after="0" w:line="240" w:lineRule="auto"/>
+              <w:ind w:left="-293"/>
+              <w:jc w:val="center"/>
+              <w:rPr>
+                <w:rFonts w:ascii="Arial Narrow" w:hAnsi="Arial Narrow"/>
+                <w:sz w:val="14"/>
+                <w:szCs w:val="14"/>
+              </w:rPr>
+            </w:pPr>
+            <w:r>
+              <w:rPr>
+                <w:rFonts w:ascii="Arial Narrow" w:hAnsi="Arial Narrow"/>
+                <w:sz w:val="14"/>
+                <w:szCs w:val="14"/>
+              </w:rPr>
+              <w:t>Topnotch Quality Works</w:t>
+            </w:r>
+          </w:p>
+          <w:p>
+            <w:pPr>
+              <w:spacing w:after="0" w:line="240" w:lineRule="auto"/>
+              <w:ind w:left="-293"/>
+              <w:jc w:val="center"/>
+              <w:rPr>
+                <w:rFonts w:ascii="Arial Narrow" w:hAnsi="Arial Narrow" w:cstheme="minorBidi"/>
+                <w:b/>
+                <w:sz w:val="14"/>
+                <w:szCs w:val="14"/>
+                <w:lang w:bidi="th-TH"/>
+              </w:rPr>
+            </w:pPr>
+            <w:r>
+              <w:rPr>
+                <w:rFonts w:ascii="Arial Narrow" w:hAnsi="Arial Narrow"/>
+                <w:b/>
+                <w:sz w:val="14"/>
+                <w:szCs w:val="14"/>
+              </w:rPr>
+              <w:t>{PART}</w:t>
+            </w:r>
+          </w:p>
+          <w:p>
+            <w:pPr>
+              <w:spacing w:after="0" w:line="240" w:lineRule="auto"/>
+              <w:ind w:left="-293"/>
+              <w:jc w:val="center"/>
+              <w:rPr>
+                <w:rFonts w:ascii="Arial Narrow" w:hAnsi="Arial Narrow"/>
+                <w:sz w:val="14"/>
+                <w:szCs w:val="14"/>
+              </w:rPr>
+            </w:pPr>
+            <w:r>
+              <w:rPr>
+                <w:rFonts w:ascii="Arial Narrow" w:hAnsi="Arial Narrow"/>
+                <w:b/>
+                <w:sz w:val="14"/>
+                <w:szCs w:val="14"/>
+              </w:rPr>
+              <w:t>{REV}</w:t>
+            </w:r>
+          </w:p>
+        </w:tc>
+        <w:tc>
+          <w:tcPr>
+            <w:tcW w:w="432" w:type="dxa"/>
+            <w:tcBorders>
+              <w:top w:val="single" w:sz="8" w:space="0" w:color="FFFFFF"/>
+              <w:bottom w:val="single" w:sz="8" w:space="0" w:color="FFFFFF"/>
+            </w:tcBorders>
+            <w:tcMar>
+              <w:top w:w="0" w:type="dxa"/>
+              <w:left w:w="0" w:type="dxa"/>
+              <w:bottom w:w="0" w:type="dxa"/>
+              <w:right w:w="0" w:type="dxa"/>
+            </w:tcMar>
+          </w:tcPr>
+          <w:p>
+            <w:pPr>
+              <w:rPr>
+                <w:sz w:val="14"/>
+                <w:szCs w:val="14"/>
+              </w:rPr>
+            </w:pPr>
+          </w:p>
+        </w:tc>
+        <w:tc>
+          <w:tcPr>
+            <w:tcW w:w="2520" w:type="dxa"/>
+            <w:tcMar>
+              <w:top w:w="0" w:type="dxa"/>
+              <w:bottom w:w="0" w:type="dxa"/>
+            </w:tcMar>
+            <w:vAlign w:val="center"/>
+          </w:tcPr>
+          <w:p>
+            <w:pPr>
+              <w:spacing w:after="0" w:line="240" w:lineRule="auto"/>
+              <w:ind w:left="-293"/>
+              <w:jc w:val="center"/>
+              <w:rPr>
+                <w:rFonts w:ascii="Arial Narrow" w:hAnsi="Arial Narrow"/>
+                <w:sz w:val="14"/>
+                <w:szCs w:val="14"/>
+              </w:rPr>
+            </w:pPr>
+            <w:r>
+              <w:rPr>
+                <w:rFonts w:ascii="Arial Narrow" w:hAnsi="Arial Narrow"/>
+                <w:sz w:val="14"/>
+                <w:szCs w:val="14"/>
+              </w:rPr>
+              <w:t>Topnotch Quality Works</w:t>
+            </w:r>
+          </w:p>
+          <w:p>
+            <w:pPr>
+              <w:spacing w:after="0" w:line="240" w:lineRule="auto"/>
+              <w:ind w:left="-293"/>
+              <w:jc w:val="center"/>
+              <w:rPr>
+                <w:rFonts w:ascii="Arial Narrow" w:hAnsi="Arial Narrow" w:cstheme="minorBidi"/>
+                <w:b/>
+                <w:sz w:val="14"/>
+                <w:szCs w:val="14"/>
+                <w:lang w:bidi="th-TH"/>
+              </w:rPr>
+            </w:pPr>
+            <w:r>
+              <w:rPr>
+                <w:rFonts w:ascii="Arial Narrow" w:hAnsi="Arial Narrow"/>
+                <w:b/>
+                <w:sz w:val="14"/>
+                <w:szCs w:val="14"/>
+              </w:rPr>
+              <w:t>{PART}</w:t>
+            </w:r>
+          </w:p>
+          <w:p>
+            <w:pPr>
+              <w:spacing w:after="0" w:line="240" w:lineRule="auto"/>
+              <w:ind w:left="-293"/>
+              <w:jc w:val="center"/>
+              <w:rPr>
+                <w:rFonts w:ascii="Arial Narrow" w:hAnsi="Arial Narrow"/>
+                <w:sz w:val="14"/>
+                <w:szCs w:val="14"/>
+              </w:rPr>
+            </w:pPr>
+            <w:r>
+              <w:rPr>
+                <w:rFonts w:ascii="Arial Narrow" w:hAnsi="Arial Narrow"/>
+                <w:b/>
+                <w:sz w:val="14"/>
+                <w:szCs w:val="14"/>
+              </w:rPr>
+              <w:t>{REV}</w:t>
+            </w:r>
+          </w:p>
+        </w:tc>
+      </w:tr>
+      <w:tr>
+        <w:trPr>
+          <w:trHeight w:hRule="exact" w:val="720"/>
+        </w:trPr>
+        <w:tc>
+          <w:tcPr>
+            <w:tcW w:w="2520" w:type="dxa"/>
+            <w:tcMar>
+              <w:top w:w="0" w:type="dxa"/>
+              <w:bottom w:w="0" w:type="dxa"/>
+            </w:tcMar>
+            <w:vAlign w:val="center"/>
+          </w:tcPr>
+          <w:p>
+            <w:pPr>
+              <w:spacing w:after="0" w:line="240" w:lineRule="auto"/>
+              <w:ind w:left="-293"/>
+              <w:jc w:val="center"/>
+              <w:rPr>
+                <w:rFonts w:ascii="Arial Narrow" w:hAnsi="Arial Narrow"/>
+                <w:sz w:val="14"/>
+                <w:szCs w:val="14"/>
+              </w:rPr>
+            </w:pPr>
+            <w:r>
+              <w:rPr>
+                <w:rFonts w:ascii="Arial Narrow" w:hAnsi="Arial Narrow"/>
+                <w:sz w:val="14"/>
+                <w:szCs w:val="14"/>
+              </w:rPr>
+              <w:t>Topnotch Quality Works</w:t>
+            </w:r>
+          </w:p>
+          <w:p>
+            <w:pPr>
+              <w:spacing w:after="0" w:line="240" w:lineRule="auto"/>
+              <w:ind w:left="-293"/>
+              <w:jc w:val="center"/>
+              <w:rPr>
+                <w:rFonts w:ascii="Arial Narrow" w:hAnsi="Arial Narrow" w:cstheme="minorBidi"/>
+                <w:b/>
+                <w:sz w:val="14"/>
+                <w:szCs w:val="14"/>
+                <w:lang w:bidi="th-TH"/>
+              </w:rPr>
+            </w:pPr>
+            <w:r>
+              <w:rPr>
+                <w:rFonts w:ascii="Arial Narrow" w:hAnsi="Arial Narrow"/>
+                <w:b/>
+                <w:sz w:val="14"/>
+                <w:szCs w:val="14"/>
+              </w:rPr>
+              <w:t>{PART}</w:t>
+            </w:r>
+          </w:p>
+          <w:p>
+            <w:pPr>
+              <w:spacing w:after="0" w:line="240" w:lineRule="auto"/>
+              <w:ind w:left="-293"/>
+              <w:jc w:val="center"/>
+              <w:rPr>
+                <w:rFonts w:ascii="Arial Narrow" w:hAnsi="Arial Narrow"/>
+                <w:sz w:val="14"/>
+                <w:szCs w:val="14"/>
+              </w:rPr>
+            </w:pPr>
+            <w:r>
+              <w:rPr>
+                <w:rFonts w:ascii="Arial Narrow" w:hAnsi="Arial Narrow"/>
+                <w:b/>
+                <w:sz w:val="14"/>
+                <w:szCs w:val="14"/>
+              </w:rPr>
+              <w:t>{REV}</w:t>
+            </w:r>
+          </w:p>
+        </w:tc>
+        <w:tc>
+          <w:tcPr>
+            <w:tcW w:w="432" w:type="dxa"/>
+            <w:tcBorders>
+              <w:top w:val="single" w:sz="8" w:space="0" w:color="FFFFFF"/>
+              <w:bottom w:val="single" w:sz="8" w:space="0" w:color="FFFFFF"/>
+            </w:tcBorders>
+            <w:tcMar>
+              <w:top w:w="0" w:type="dxa"/>
+              <w:left w:w="0" w:type="dxa"/>
+              <w:bottom w:w="0" w:type="dxa"/>
+              <w:right w:w="0" w:type="dxa"/>
+            </w:tcMar>
+          </w:tcPr>
+          <w:p>
+            <w:pPr>
+              <w:rPr>
+                <w:sz w:val="14"/>
+                <w:szCs w:val="14"/>
+              </w:rPr>
+            </w:pPr>
+          </w:p>
+        </w:tc>
+        <w:tc>
+          <w:tcPr>
+            <w:tcW w:w="2520" w:type="dxa"/>
+            <w:tcMar>
+              <w:top w:w="0" w:type="dxa"/>
+              <w:bottom w:w="0" w:type="dxa"/>
+            </w:tcMar>
+            <w:vAlign w:val="center"/>
+          </w:tcPr>
+          <w:p>
+            <w:pPr>
+              <w:spacing w:after="0" w:line="240" w:lineRule="auto"/>
+              <w:ind w:left="-293"/>
+              <w:jc w:val="center"/>
+              <w:rPr>
+                <w:rFonts w:ascii="Arial Narrow" w:hAnsi="Arial Narrow"/>
+                <w:sz w:val="14"/>
+                <w:szCs w:val="14"/>
+              </w:rPr>
+            </w:pPr>
+            <w:r>
+              <w:rPr>
+                <w:rFonts w:ascii="Arial Narrow" w:hAnsi="Arial Narrow"/>
+                <w:sz w:val="14"/>
+                <w:szCs w:val="14"/>
+              </w:rPr>
+              <w:t>Topnotch Quality Works</w:t>
+            </w:r>
+          </w:p>
+          <w:p>
+            <w:pPr>
+              <w:spacing w:after="0" w:line="240" w:lineRule="auto"/>
+              <w:ind w:left="-293"/>
+              <w:jc w:val="center"/>
+              <w:rPr>
+                <w:rFonts w:ascii="Arial Narrow" w:hAnsi="Arial Narrow" w:cstheme="minorBidi"/>
+                <w:b/>
+                <w:sz w:val="14"/>
+                <w:szCs w:val="14"/>
+                <w:lang w:bidi="th-TH"/>
+              </w:rPr>
+            </w:pPr>
+            <w:r>
+              <w:rPr>
+                <w:rFonts w:ascii="Arial Narrow" w:hAnsi="Arial Narrow"/>
+                <w:b/>
+                <w:sz w:val="14"/>
+                <w:szCs w:val="14"/>
+              </w:rPr>
+              <w:t>{PART}</w:t>
+            </w:r>
+          </w:p>
+          <w:p>
+            <w:pPr>
+              <w:spacing w:after="0" w:line="240" w:lineRule="auto"/>
+              <w:ind w:left="-293"/>
+              <w:jc w:val="center"/>
+              <w:rPr>
+                <w:rFonts w:ascii="Arial Narrow" w:hAnsi="Arial Narrow"/>
+                <w:sz w:val="14"/>
+                <w:szCs w:val="14"/>
+              </w:rPr>
+            </w:pPr>
+            <w:r>
+              <w:rPr>
+                <w:rFonts w:ascii="Arial Narrow" w:hAnsi="Arial Narrow"/>
+                <w:b/>
+                <w:sz w:val="14"/>
+                <w:szCs w:val="14"/>
+              </w:rPr>
+              <w:t>{REV}</w:t>
+            </w:r>
+          </w:p>
+        </w:tc>
+        <w:tc>
+          <w:tcPr>
+            <w:tcW w:w="432" w:type="dxa"/>
+            <w:tcBorders>
+              <w:top w:val="single" w:sz="8" w:space="0" w:color="FFFFFF"/>
+              <w:bottom w:val="single" w:sz="8" w:space="0" w:color="FFFFFF"/>
+            </w:tcBorders>
+            <w:tcMar>
+              <w:top w:w="0" w:type="dxa"/>
+              <w:left w:w="0" w:type="dxa"/>
+              <w:bottom w:w="0" w:type="dxa"/>
+              <w:right w:w="0" w:type="dxa"/>
+            </w:tcMar>
+          </w:tcPr>
+          <w:p>
+            <w:pPr>
+              <w:rPr>
+                <w:sz w:val="14"/>
+                <w:szCs w:val="14"/>
+              </w:rPr>
+            </w:pPr>
+          </w:p>
+        </w:tc>
+        <w:tc>
+          <w:tcPr>
+            <w:tcW w:w="2520" w:type="dxa"/>
+            <w:tcMar>
+              <w:top w:w="0" w:type="dxa"/>
+              <w:bottom w:w="0" w:type="dxa"/>
+            </w:tcMar>
+            <w:vAlign w:val="center"/>
+          </w:tcPr>
+          <w:p>
+            <w:pPr>
+              <w:spacing w:after="0" w:line="240" w:lineRule="auto"/>
+              <w:ind w:left="-293"/>
+              <w:jc w:val="center"/>
+              <w:rPr>
+                <w:rFonts w:ascii="Arial Narrow" w:hAnsi="Arial Narrow"/>
+                <w:sz w:val="14"/>
+                <w:szCs w:val="14"/>
+              </w:rPr>
+            </w:pPr>
+            <w:r>
+              <w:rPr>
+                <w:rFonts w:ascii="Arial Narrow" w:hAnsi="Arial Narrow"/>
+                <w:sz w:val="14"/>
+                <w:szCs w:val="14"/>
+              </w:rPr>
+              <w:t>Topnotch Quality Works</w:t>
+            </w:r>
+          </w:p>
+          <w:p>
+            <w:pPr>
+              <w:spacing w:after="0" w:line="240" w:lineRule="auto"/>
+              <w:ind w:left="-293"/>
+              <w:jc w:val="center"/>
+              <w:rPr>
+                <w:rFonts w:ascii="Arial Narrow" w:hAnsi="Arial Narrow" w:cstheme="minorBidi"/>
+                <w:b/>
+                <w:sz w:val="14"/>
+                <w:szCs w:val="14"/>
+                <w:lang w:bidi="th-TH"/>
+              </w:rPr>
+            </w:pPr>
+            <w:r>
+              <w:rPr>
+                <w:rFonts w:ascii="Arial Narrow" w:hAnsi="Arial Narrow"/>
+                <w:b/>
+                <w:sz w:val="14"/>
+                <w:szCs w:val="14"/>
+              </w:rPr>
+              <w:t>{PART}</w:t>
+            </w:r>
+          </w:p>
+          <w:p>
+            <w:pPr>
+              <w:spacing w:after="0" w:line="240" w:lineRule="auto"/>
+              <w:ind w:left="-293"/>
+              <w:jc w:val="center"/>
+              <w:rPr>
+                <w:rFonts w:ascii="Arial Narrow" w:hAnsi="Arial Narrow"/>
+                <w:sz w:val="14"/>
+                <w:szCs w:val="14"/>
+              </w:rPr>
+            </w:pPr>
+            <w:r>
+              <w:rPr>
+                <w:rFonts w:ascii="Arial Narrow" w:hAnsi="Arial Narrow"/>
+                <w:b/>
+                <w:sz w:val="14"/>
+                <w:szCs w:val="14"/>
+              </w:rPr>
+              <w:t>{REV}</w:t>
+            </w:r>
+          </w:p>
+        </w:tc>
+        <w:tc>
+          <w:tcPr>
+            <w:tcW w:w="432" w:type="dxa"/>
+            <w:tcBorders>
+              <w:top w:val="single" w:sz="8" w:space="0" w:color="FFFFFF"/>
+              <w:bottom w:val="single" w:sz="8" w:space="0" w:color="FFFFFF"/>
+            </w:tcBorders>
+            <w:tcMar>
+              <w:top w:w="0" w:type="dxa"/>
+              <w:left w:w="0" w:type="dxa"/>
+              <w:bottom w:w="0" w:type="dxa"/>
+              <w:right w:w="0" w:type="dxa"/>
+            </w:tcMar>
+          </w:tcPr>
+          <w:p>
+            <w:pPr>
+              <w:rPr>
+                <w:sz w:val="14"/>
+                <w:szCs w:val="14"/>
+              </w:rPr>
+            </w:pPr>
+          </w:p>
+        </w:tc>
+        <w:tc>
+          <w:tcPr>
+            <w:tcW w:w="2520" w:type="dxa"/>
+            <w:tcMar>
+              <w:top w:w="0" w:type="dxa"/>
+              <w:bottom w:w="0" w:type="dxa"/>
+            </w:tcMar>
+            <w:vAlign w:val="center"/>
+          </w:tcPr>
+          <w:p>
+            <w:pPr>
+              <w:spacing w:after="0" w:line="240" w:lineRule="auto"/>
+              <w:ind w:left="-293"/>
+              <w:jc w:val="center"/>
+              <w:rPr>
+                <w:rFonts w:ascii="Arial Narrow" w:hAnsi="Arial Narrow"/>
+                <w:sz w:val="14"/>
+                <w:szCs w:val="14"/>
+              </w:rPr>
+            </w:pPr>
+            <w:r>
+              <w:rPr>
+                <w:rFonts w:ascii="Arial Narrow" w:hAnsi="Arial Narrow"/>
+                <w:sz w:val="14"/>
+                <w:szCs w:val="14"/>
+              </w:rPr>
+              <w:t>Topnotch Quality Works</w:t>
+            </w:r>
+          </w:p>
+          <w:p>
+            <w:pPr>
+              <w:spacing w:after="0" w:line="240" w:lineRule="auto"/>
+              <w:ind w:left="-293"/>
+              <w:jc w:val="center"/>
+              <w:rPr>
+                <w:rFonts w:ascii="Arial Narrow" w:hAnsi="Arial Narrow" w:cstheme="minorBidi"/>
+                <w:b/>
+                <w:sz w:val="14"/>
+                <w:szCs w:val="14"/>
+                <w:lang w:bidi="th-TH"/>
+              </w:rPr>
+            </w:pPr>
+            <w:r>
+              <w:rPr>
+                <w:rFonts w:ascii="Arial Narrow" w:hAnsi="Arial Narrow"/>
+                <w:b/>
+                <w:sz w:val="14"/>
+                <w:szCs w:val="14"/>
+              </w:rPr>
+              <w:t>{PART}</w:t>
+            </w:r>
+          </w:p>
+          <w:p>
+            <w:pPr>
+              <w:spacing w:after="0" w:line="240" w:lineRule="auto"/>
+              <w:ind w:left="-293"/>
+              <w:jc w:val="center"/>
+              <w:rPr>
+                <w:rFonts w:ascii="Arial Narrow" w:hAnsi="Arial Narrow"/>
+                <w:sz w:val="14"/>
+                <w:szCs w:val="14"/>
+              </w:rPr>
+            </w:pPr>
+            <w:r>
+              <w:rPr>
+                <w:rFonts w:ascii="Arial Narrow" w:hAnsi="Arial Narrow"/>
+                <w:b/>
+                <w:sz w:val="14"/>
+                <w:szCs w:val="14"/>
+              </w:rPr>
+              <w:t>{REV}</w:t>
+            </w:r>
+          </w:p>
+        </w:tc>
+      </w:tr>
+      <w:tr>
+        <w:trPr>
+          <w:trHeight w:hRule="exact" w:val="720"/>
+        </w:trPr>
+        <w:tc>
+          <w:tcPr>
+            <w:tcW w:w="2520" w:type="dxa"/>
+            <w:tcMar>
+              <w:top w:w="0" w:type="dxa"/>
+              <w:bottom w:w="0" w:type="dxa"/>
+            </w:tcMar>
+            <w:vAlign w:val="center"/>
+          </w:tcPr>
+          <w:p>
+            <w:pPr>
+              <w:spacing w:after="0" w:line="240" w:lineRule="auto"/>
+              <w:ind w:left="-293"/>
+              <w:jc w:val="center"/>
+              <w:rPr>
+                <w:rFonts w:ascii="Arial Narrow" w:hAnsi="Arial Narrow"/>
+                <w:sz w:val="14"/>
+                <w:szCs w:val="14"/>
+              </w:rPr>
+            </w:pPr>
+            <w:r>
+              <w:rPr>
+                <w:rFonts w:ascii="Arial Narrow" w:hAnsi="Arial Narrow"/>
+                <w:sz w:val="14"/>
+                <w:szCs w:val="14"/>
+              </w:rPr>
+              <w:t>Topnotch Quality Works</w:t>
+            </w:r>
+          </w:p>
+          <w:p>
+            <w:pPr>
+              <w:spacing w:after="0" w:line="240" w:lineRule="auto"/>
+              <w:ind w:left="-293"/>
+              <w:jc w:val="center"/>
+              <w:rPr>
+                <w:rFonts w:ascii="Arial Narrow" w:hAnsi="Arial Narrow" w:cstheme="minorBidi"/>
+                <w:b/>
+                <w:sz w:val="14"/>
+                <w:szCs w:val="14"/>
+                <w:lang w:bidi="th-TH"/>
+              </w:rPr>
+            </w:pPr>
+            <w:r>
+              <w:rPr>
+                <w:rFonts w:ascii="Arial Narrow" w:hAnsi="Arial Narrow"/>
+                <w:b/>
+                <w:sz w:val="14"/>
+                <w:szCs w:val="14"/>
+              </w:rPr>
+              <w:t>{PART}</w:t>
+            </w:r>
+          </w:p>
+          <w:p>
+            <w:pPr>
+              <w:spacing w:after="0" w:line="240" w:lineRule="auto"/>
+              <w:ind w:left="-293"/>
+              <w:jc w:val="center"/>
+              <w:rPr>
+                <w:rFonts w:ascii="Arial Narrow" w:hAnsi="Arial Narrow"/>
+                <w:sz w:val="14"/>
+                <w:szCs w:val="14"/>
+              </w:rPr>
+            </w:pPr>
+            <w:r>
+              <w:rPr>
+                <w:rFonts w:ascii="Arial Narrow" w:hAnsi="Arial Narrow"/>
+                <w:b/>
+                <w:sz w:val="14"/>
+                <w:szCs w:val="14"/>
+              </w:rPr>
+              <w:t>{REV}</w:t>
+            </w:r>
+          </w:p>
+        </w:tc>
+        <w:tc>
+          <w:tcPr>
+            <w:tcW w:w="432" w:type="dxa"/>
+            <w:tcBorders>
+              <w:top w:val="single" w:sz="8" w:space="0" w:color="FFFFFF"/>
+              <w:bottom w:val="single" w:sz="8" w:space="0" w:color="FFFFFF"/>
+            </w:tcBorders>
+            <w:tcMar>
+              <w:top w:w="0" w:type="dxa"/>
+              <w:left w:w="0" w:type="dxa"/>
+              <w:bottom w:w="0" w:type="dxa"/>
+              <w:right w:w="0" w:type="dxa"/>
+            </w:tcMar>
+          </w:tcPr>
+          <w:p>
+            <w:pPr>
+              <w:rPr>
+                <w:sz w:val="14"/>
+                <w:szCs w:val="14"/>
+              </w:rPr>
+            </w:pPr>
+          </w:p>
+        </w:tc>
+        <w:tc>
+          <w:tcPr>
+            <w:tcW w:w="2520" w:type="dxa"/>
+            <w:tcMar>
+              <w:top w:w="0" w:type="dxa"/>
+              <w:bottom w:w="0" w:type="dxa"/>
+            </w:tcMar>
+            <w:vAlign w:val="center"/>
+          </w:tcPr>
+          <w:p>
+            <w:pPr>
+              <w:spacing w:after="0" w:line="240" w:lineRule="auto"/>
+              <w:ind w:left="-293"/>
+              <w:jc w:val="center"/>
+              <w:rPr>
+                <w:rFonts w:ascii="Arial Narrow" w:hAnsi="Arial Narrow"/>
+                <w:sz w:val="14"/>
+                <w:szCs w:val="14"/>
+              </w:rPr>
+            </w:pPr>
+            <w:r>
+              <w:rPr>
+                <w:rFonts w:ascii="Arial Narrow" w:hAnsi="Arial Narrow"/>
+                <w:sz w:val="14"/>
+                <w:szCs w:val="14"/>
+              </w:rPr>
+              <w:t>Topnotch Quality Works</w:t>
+            </w:r>
+          </w:p>
+          <w:p>
+            <w:pPr>
+              <w:spacing w:after="0" w:line="240" w:lineRule="auto"/>
+              <w:ind w:left="-293"/>
+              <w:jc w:val="center"/>
+              <w:rPr>
+                <w:rFonts w:ascii="Arial Narrow" w:hAnsi="Arial Narrow" w:cstheme="minorBidi"/>
+                <w:b/>
+                <w:sz w:val="14"/>
+                <w:szCs w:val="14"/>
+                <w:lang w:bidi="th-TH"/>
+              </w:rPr>
+            </w:pPr>
+            <w:r>
+              <w:rPr>
+                <w:rFonts w:ascii="Arial Narrow" w:hAnsi="Arial Narrow"/>
+                <w:b/>
+                <w:sz w:val="14"/>
+                <w:szCs w:val="14"/>
+              </w:rPr>
+              <w:t>{PART}</w:t>
+            </w:r>
+          </w:p>
+          <w:p>
+            <w:pPr>
+              <w:spacing w:after="0" w:line="240" w:lineRule="auto"/>
+              <w:ind w:left="-293"/>
+              <w:jc w:val="center"/>
+              <w:rPr>
+                <w:rFonts w:ascii="Arial Narrow" w:hAnsi="Arial Narrow"/>
+                <w:sz w:val="14"/>
+                <w:szCs w:val="14"/>
+              </w:rPr>
+            </w:pPr>
+            <w:r>
+              <w:rPr>
+                <w:rFonts w:ascii="Arial Narrow" w:hAnsi="Arial Narrow"/>
+                <w:b/>
+                <w:sz w:val="14"/>
+                <w:szCs w:val="14"/>
+              </w:rPr>
+              <w:t>{REV}</w:t>
+            </w:r>
+          </w:p>
+        </w:tc>
+        <w:tc>
+          <w:tcPr>
+            <w:tcW w:w="432" w:type="dxa"/>
+            <w:tcBorders>
+              <w:top w:val="single" w:sz="8" w:space="0" w:color="FFFFFF"/>
+              <w:bottom w:val="single" w:sz="8" w:space="0" w:color="FFFFFF"/>
+            </w:tcBorders>
+            <w:tcMar>
+              <w:top w:w="0" w:type="dxa"/>
+              <w:left w:w="0" w:type="dxa"/>
+              <w:bottom w:w="0" w:type="dxa"/>
+              <w:right w:w="0" w:type="dxa"/>
+            </w:tcMar>
+          </w:tcPr>
+          <w:p>
+            <w:pPr>
+              <w:rPr>
+                <w:sz w:val="14"/>
+                <w:szCs w:val="14"/>
+              </w:rPr>
+            </w:pPr>
+          </w:p>
+        </w:tc>
+        <w:tc>
+          <w:tcPr>
+            <w:tcW w:w="2520" w:type="dxa"/>
+            <w:tcMar>
+              <w:top w:w="0" w:type="dxa"/>
+              <w:bottom w:w="0" w:type="dxa"/>
+            </w:tcMar>
+            <w:vAlign w:val="center"/>
+          </w:tcPr>
+          <w:p>
+            <w:pPr>
+              <w:spacing w:after="0" w:line="240" w:lineRule="auto"/>
+              <w:ind w:left="-293"/>
+              <w:jc w:val="center"/>
+              <w:rPr>
+                <w:rFonts w:ascii="Arial Narrow" w:hAnsi="Arial Narrow"/>
+                <w:sz w:val="14"/>
+                <w:szCs w:val="14"/>
+              </w:rPr>
+            </w:pPr>
+            <w:r>
+              <w:rPr>
+                <w:rFonts w:ascii="Arial Narrow" w:hAnsi="Arial Narrow"/>
+                <w:sz w:val="14"/>
+                <w:szCs w:val="14"/>
+              </w:rPr>
+              <w:t>Topnotch Quality Works</w:t>
+            </w:r>
+          </w:p>
+          <w:p>
+            <w:pPr>
+              <w:spacing w:after="0" w:line="240" w:lineRule="auto"/>
+              <w:ind w:left="-293"/>
+              <w:jc w:val="center"/>
+              <w:rPr>
+                <w:rFonts w:ascii="Arial Narrow" w:hAnsi="Arial Narrow" w:cstheme="minorBidi"/>
+                <w:b/>
+                <w:sz w:val="14"/>
+                <w:szCs w:val="14"/>
+                <w:lang w:bidi="th-TH"/>
+              </w:rPr>
+            </w:pPr>
+            <w:r>
+              <w:rPr>
+                <w:rFonts w:ascii="Arial Narrow" w:hAnsi="Arial Narrow"/>
+                <w:b/>
+                <w:sz w:val="14"/>
+                <w:szCs w:val="14"/>
+              </w:rPr>
+              <w:t>{PART}</w:t>
+            </w:r>
+          </w:p>
+          <w:p>
+            <w:pPr>
+              <w:spacing w:after="0" w:line="240" w:lineRule="auto"/>
+              <w:ind w:left="-293"/>
+              <w:jc w:val="center"/>
+              <w:rPr>
+                <w:rFonts w:ascii="Arial Narrow" w:hAnsi="Arial Narrow"/>
+                <w:sz w:val="14"/>
+                <w:szCs w:val="14"/>
+              </w:rPr>
+            </w:pPr>
+            <w:r>
+              <w:rPr>
+                <w:rFonts w:ascii="Arial Narrow" w:hAnsi="Arial Narrow"/>
+                <w:b/>
+                <w:sz w:val="14"/>
+                <w:szCs w:val="14"/>
+              </w:rPr>
+              <w:t>{REV}</w:t>
+            </w:r>
+          </w:p>
+        </w:tc>
+        <w:tc>
+          <w:tcPr>
+            <w:tcW w:w="432" w:type="dxa"/>
+            <w:tcBorders>
+              <w:top w:val="single" w:sz="8" w:space="0" w:color="FFFFFF"/>
+              <w:bottom w:val="single" w:sz="8" w:space="0" w:color="FFFFFF"/>
+            </w:tcBorders>
+            <w:tcMar>
+              <w:top w:w="0" w:type="dxa"/>
+              <w:left w:w="0" w:type="dxa"/>
+              <w:bottom w:w="0" w:type="dxa"/>
+              <w:right w:w="0" w:type="dxa"/>
+            </w:tcMar>
+          </w:tcPr>
+          <w:p>
+            <w:pPr>
+              <w:rPr>
+                <w:sz w:val="14"/>
+                <w:szCs w:val="14"/>
+              </w:rPr>
+            </w:pPr>
+          </w:p>
+        </w:tc>
+        <w:tc>
+          <w:tcPr>
+            <w:tcW w:w="2520" w:type="dxa"/>
+            <w:tcMar>
+              <w:top w:w="0" w:type="dxa"/>
+              <w:bottom w:w="0" w:type="dxa"/>
+            </w:tcMar>
+            <w:vAlign w:val="center"/>
+          </w:tcPr>
+          <w:p>
+            <w:pPr>
+              <w:spacing w:after="0" w:line="240" w:lineRule="auto"/>
+              <w:ind w:left="-293"/>
+              <w:jc w:val="center"/>
+              <w:rPr>
+                <w:rFonts w:ascii="Arial Narrow" w:hAnsi="Arial Narrow"/>
+                <w:sz w:val="14"/>
+                <w:szCs w:val="14"/>
+              </w:rPr>
+            </w:pPr>
+            <w:r>
+              <w:rPr>
+                <w:rFonts w:ascii="Arial Narrow" w:hAnsi="Arial Narrow"/>
+                <w:sz w:val="14"/>
+                <w:szCs w:val="14"/>
+              </w:rPr>
+              <w:t>Topnotch Quality Works</w:t>
+            </w:r>
+          </w:p>
+          <w:p>
+            <w:pPr>
+              <w:spacing w:after="0" w:line="240" w:lineRule="auto"/>
+              <w:ind w:left="-293"/>
+              <w:jc w:val="center"/>
+              <w:rPr>
+                <w:rFonts w:ascii="Arial Narrow" w:hAnsi="Arial Narrow" w:cstheme="minorBidi"/>
+                <w:b/>
+                <w:sz w:val="14"/>
+                <w:szCs w:val="14"/>
+                <w:lang w:bidi="th-TH"/>
+              </w:rPr>
+            </w:pPr>
+            <w:r>
+              <w:rPr>
+                <w:rFonts w:ascii="Arial Narrow" w:hAnsi="Arial Narrow"/>
+                <w:b/>
+                <w:sz w:val="14"/>
+                <w:szCs w:val="14"/>
+              </w:rPr>
+              <w:t>{PART}</w:t>
+            </w:r>
+          </w:p>
+          <w:p>
+            <w:pPr>
+              <w:spacing w:after="0" w:line="240" w:lineRule="auto"/>
+              <w:ind w:left="-293"/>
+              <w:jc w:val="center"/>
+              <w:rPr>
+                <w:rFonts w:ascii="Arial Narrow" w:hAnsi="Arial Narrow"/>
+                <w:sz w:val="14"/>
+                <w:szCs w:val="14"/>
+              </w:rPr>
+            </w:pPr>
+            <w:r>
+              <w:rPr>
+                <w:rFonts w:ascii="Arial Narrow" w:hAnsi="Arial Narrow"/>
+                <w:b/>
+                <w:sz w:val="14"/>
+                <w:szCs w:val="14"/>
+              </w:rPr>
+              <w:t>{REV}</w:t>
+            </w:r>
+          </w:p>
+        </w:tc>
+      </w:tr>
+      <w:tr>
+        <w:trPr>
+          <w:trHeight w:hRule="exact" w:val="720"/>
+        </w:trPr>
+        <w:tc>
+          <w:tcPr>
+            <w:tcW w:w="2520" w:type="dxa"/>
+            <w:tcMar>
+              <w:top w:w="0" w:type="dxa"/>
+              <w:bottom w:w="0" w:type="dxa"/>
+            </w:tcMar>
+            <w:vAlign w:val="center"/>
+          </w:tcPr>
+          <w:p>
+            <w:pPr>
+              <w:spacing w:after="0" w:line="240" w:lineRule="auto"/>
+              <w:ind w:left="-293"/>
+              <w:jc w:val="center"/>
+              <w:rPr>
+                <w:rFonts w:ascii="Arial Narrow" w:hAnsi="Arial Narrow"/>
+                <w:sz w:val="14"/>
+                <w:szCs w:val="14"/>
+              </w:rPr>
+            </w:pPr>
+            <w:r>
+              <w:rPr>
+                <w:rFonts w:ascii="Arial Narrow" w:hAnsi="Arial Narrow"/>
+                <w:sz w:val="14"/>
+                <w:szCs w:val="14"/>
+              </w:rPr>
+              <w:t>Topnotch Quality Works</w:t>
+            </w:r>
+          </w:p>
+          <w:p>
+            <w:pPr>
+              <w:spacing w:after="0" w:line="240" w:lineRule="auto"/>
+              <w:ind w:left="-293"/>
+              <w:jc w:val="center"/>
+              <w:rPr>
+                <w:rFonts w:ascii="Arial Narrow" w:hAnsi="Arial Narrow" w:cstheme="minorBidi"/>
+                <w:b/>
+                <w:sz w:val="14"/>
+                <w:szCs w:val="14"/>
+                <w:lang w:bidi="th-TH"/>
+              </w:rPr>
+            </w:pPr>
+            <w:r>
+              <w:rPr>
+                <w:rFonts w:ascii="Arial Narrow" w:hAnsi="Arial Narrow"/>
+                <w:b/>
+                <w:sz w:val="14"/>
+                <w:szCs w:val="14"/>
+              </w:rPr>
+              <w:t>{PART}</w:t>
+            </w:r>
+          </w:p>
+          <w:p>
+            <w:pPr>
+              <w:spacing w:after="0" w:line="240" w:lineRule="auto"/>
+              <w:ind w:left="-293"/>
+              <w:jc w:val="center"/>
+              <w:rPr>
+                <w:rFonts w:ascii="Arial Narrow" w:hAnsi="Arial Narrow"/>
+                <w:sz w:val="14"/>
+                <w:szCs w:val="14"/>
+              </w:rPr>
+            </w:pPr>
+            <w:r>
+              <w:rPr>
+                <w:rFonts w:ascii="Arial Narrow" w:hAnsi="Arial Narrow"/>
+                <w:b/>
+                <w:sz w:val="14"/>
+                <w:szCs w:val="14"/>
+              </w:rPr>
+              <w:t>{REV}</w:t>
+            </w:r>
+          </w:p>
+        </w:tc>
+        <w:tc>
+          <w:tcPr>
+            <w:tcW w:w="432" w:type="dxa"/>
+            <w:tcBorders>
+              <w:top w:val="single" w:sz="8" w:space="0" w:color="FFFFFF"/>
+              <w:bottom w:val="single" w:sz="8" w:space="0" w:color="FFFFFF"/>
+            </w:tcBorders>
+            <w:tcMar>
+              <w:top w:w="0" w:type="dxa"/>
+              <w:left w:w="0" w:type="dxa"/>
+              <w:bottom w:w="0" w:type="dxa"/>
+              <w:right w:w="0" w:type="dxa"/>
+            </w:tcMar>
+          </w:tcPr>
+          <w:p>
+            <w:pPr>
+              <w:rPr>
+                <w:sz w:val="14"/>
+                <w:szCs w:val="14"/>
+              </w:rPr>
+            </w:pPr>
+          </w:p>
+        </w:tc>
+        <w:tc>
+          <w:tcPr>
+            <w:tcW w:w="2520" w:type="dxa"/>
+            <w:tcMar>
+              <w:top w:w="0" w:type="dxa"/>
+              <w:bottom w:w="0" w:type="dxa"/>
+            </w:tcMar>
+            <w:vAlign w:val="center"/>
+          </w:tcPr>
+          <w:p>
+            <w:pPr>
+              <w:spacing w:after="0" w:line="240" w:lineRule="auto"/>
+              <w:ind w:left="-293"/>
+              <w:jc w:val="center"/>
+              <w:rPr>
+                <w:rFonts w:ascii="Arial Narrow" w:hAnsi="Arial Narrow"/>
+                <w:sz w:val="14"/>
+                <w:szCs w:val="14"/>
+              </w:rPr>
+            </w:pPr>
+            <w:r>
+              <w:rPr>
+                <w:rFonts w:ascii="Arial Narrow" w:hAnsi="Arial Narrow"/>
+                <w:sz w:val="14"/>
+                <w:szCs w:val="14"/>
+              </w:rPr>
+              <w:t>Topnotch Quality Works</w:t>
+            </w:r>
+          </w:p>
+          <w:p>
+            <w:pPr>
+              <w:spacing w:after="0" w:line="240" w:lineRule="auto"/>
+              <w:ind w:left="-293"/>
+              <w:jc w:val="center"/>
+              <w:rPr>
+                <w:rFonts w:ascii="Arial Narrow" w:hAnsi="Arial Narrow" w:cstheme="minorBidi"/>
+                <w:b/>
+                <w:sz w:val="14"/>
+                <w:szCs w:val="14"/>
+                <w:lang w:bidi="th-TH"/>
+              </w:rPr>
+            </w:pPr>
+            <w:r>
+              <w:rPr>
+                <w:rFonts w:ascii="Arial Narrow" w:hAnsi="Arial Narrow"/>
+                <w:b/>
+                <w:sz w:val="14"/>
+                <w:szCs w:val="14"/>
+              </w:rPr>
+              <w:t>{PART}</w:t>
+            </w:r>
+          </w:p>
+          <w:p>
+            <w:pPr>
+              <w:spacing w:after="0" w:line="240" w:lineRule="auto"/>
+              <w:ind w:left="-293"/>
+              <w:jc w:val="center"/>
+              <w:rPr>
+                <w:rFonts w:ascii="Arial Narrow" w:hAnsi="Arial Narrow"/>
+                <w:sz w:val="14"/>
+                <w:szCs w:val="14"/>
+              </w:rPr>
+            </w:pPr>
+            <w:r>
+              <w:rPr>
+                <w:rFonts w:ascii="Arial Narrow" w:hAnsi="Arial Narrow"/>
+                <w:b/>
+                <w:sz w:val="14"/>
+                <w:szCs w:val="14"/>
+              </w:rPr>
+              <w:t>{REV}</w:t>
+            </w:r>
+          </w:p>
+        </w:tc>
+        <w:tc>
+          <w:tcPr>
+            <w:tcW w:w="432" w:type="dxa"/>
+            <w:tcBorders>
+              <w:top w:val="single" w:sz="8" w:space="0" w:color="FFFFFF"/>
+              <w:bottom w:val="single" w:sz="8" w:space="0" w:color="FFFFFF"/>
+            </w:tcBorders>
+            <w:tcMar>
+              <w:top w:w="0" w:type="dxa"/>
+              <w:left w:w="0" w:type="dxa"/>
+              <w:bottom w:w="0" w:type="dxa"/>
+              <w:right w:w="0" w:type="dxa"/>
+            </w:tcMar>
+          </w:tcPr>
+          <w:p>
+            <w:pPr>
+              <w:rPr>
+                <w:sz w:val="14"/>
+                <w:szCs w:val="14"/>
+              </w:rPr>
+            </w:pPr>
+          </w:p>
+        </w:tc>
+        <w:tc>
+          <w:tcPr>
+            <w:tcW w:w="2520" w:type="dxa"/>
+            <w:tcMar>
+              <w:top w:w="0" w:type="dxa"/>
+              <w:bottom w:w="0" w:type="dxa"/>
+            </w:tcMar>
+            <w:vAlign w:val="center"/>
+          </w:tcPr>
+          <w:p>
+            <w:pPr>
+              <w:spacing w:after="0" w:line="240" w:lineRule="auto"/>
+              <w:ind w:left="-293"/>
+              <w:jc w:val="center"/>
+              <w:rPr>
+                <w:rFonts w:ascii="Arial Narrow" w:hAnsi="Arial Narrow"/>
+                <w:sz w:val="14"/>
+                <w:szCs w:val="14"/>
+              </w:rPr>
+            </w:pPr>
+            <w:r>
+              <w:rPr>
+                <w:rFonts w:ascii="Arial Narrow" w:hAnsi="Arial Narrow"/>
+                <w:sz w:val="14"/>
+                <w:szCs w:val="14"/>
+              </w:rPr>
+              <w:t>Topnotch Quality Works</w:t>
+            </w:r>
+          </w:p>
+          <w:p>
+            <w:pPr>
+              <w:spacing w:after="0" w:line="240" w:lineRule="auto"/>
+              <w:ind w:left="-293"/>
+              <w:jc w:val="center"/>
+              <w:rPr>
+                <w:rFonts w:ascii="Arial Narrow" w:hAnsi="Arial Narrow" w:cstheme="minorBidi"/>
+                <w:b/>
+                <w:sz w:val="14"/>
+                <w:szCs w:val="14"/>
+                <w:lang w:bidi="th-TH"/>
+              </w:rPr>
+            </w:pPr>
+            <w:r>
+              <w:rPr>
+                <w:rFonts w:ascii="Arial Narrow" w:hAnsi="Arial Narrow"/>
+                <w:b/>
+                <w:sz w:val="14"/>
+                <w:szCs w:val="14"/>
+              </w:rPr>
+              <w:t>{PART}</w:t>
+            </w:r>
+          </w:p>
+          <w:p>
+            <w:pPr>
+              <w:spacing w:after="0" w:line="240" w:lineRule="auto"/>
+              <w:ind w:left="-293"/>
+              <w:jc w:val="center"/>
+              <w:rPr>
+                <w:rFonts w:ascii="Arial Narrow" w:hAnsi="Arial Narrow"/>
+                <w:sz w:val="14"/>
+                <w:szCs w:val="14"/>
+              </w:rPr>
+            </w:pPr>
+            <w:r>
+              <w:rPr>
+                <w:rFonts w:ascii="Arial Narrow" w:hAnsi="Arial Narrow"/>
+                <w:b/>
+                <w:sz w:val="14"/>
+                <w:szCs w:val="14"/>
+              </w:rPr>
+              <w:t>{REV}</w:t>
+            </w:r>
+          </w:p>
+        </w:tc>
+        <w:tc>
+          <w:tcPr>
+            <w:tcW w:w="432" w:type="dxa"/>
+            <w:tcBorders>
+              <w:top w:val="single" w:sz="8" w:space="0" w:color="FFFFFF"/>
+              <w:bottom w:val="single" w:sz="8" w:space="0" w:color="FFFFFF"/>
+            </w:tcBorders>
+            <w:tcMar>
+              <w:top w:w="0" w:type="dxa"/>
+              <w:left w:w="0" w:type="dxa"/>
+              <w:bottom w:w="0" w:type="dxa"/>
+              <w:right w:w="0" w:type="dxa"/>
+            </w:tcMar>
+          </w:tcPr>
+          <w:p>
+            <w:pPr>
+              <w:rPr>
+                <w:sz w:val="14"/>
+                <w:szCs w:val="14"/>
+              </w:rPr>
+            </w:pPr>
+          </w:p>
+        </w:tc>
+        <w:tc>
+          <w:tcPr>
+            <w:tcW w:w="2520" w:type="dxa"/>
+            <w:tcMar>
+              <w:top w:w="0" w:type="dxa"/>
+              <w:bottom w:w="0" w:type="dxa"/>
+            </w:tcMar>
+            <w:vAlign w:val="center"/>
+          </w:tcPr>
+          <w:p>
+            <w:pPr>
+              <w:spacing w:after="0" w:line="240" w:lineRule="auto"/>
+              <w:ind w:left="-293"/>
+              <w:jc w:val="center"/>
+              <w:rPr>
+                <w:rFonts w:ascii="Arial Narrow" w:hAnsi="Arial Narrow"/>
+                <w:sz w:val="14"/>
+                <w:szCs w:val="14"/>
+              </w:rPr>
+            </w:pPr>
+            <w:r>
+              <w:rPr>
+                <w:rFonts w:ascii="Arial Narrow" w:hAnsi="Arial Narrow"/>
+                <w:sz w:val="14"/>
+                <w:szCs w:val="14"/>
+              </w:rPr>
+              <w:t>Topnotch Quality Works</w:t>
+            </w:r>
+          </w:p>
+          <w:p>
+            <w:pPr>
+              <w:spacing w:after="0" w:line="240" w:lineRule="auto"/>
+              <w:ind w:left="-293"/>
+              <w:jc w:val="center"/>
+              <w:rPr>
+                <w:rFonts w:ascii="Arial Narrow" w:hAnsi="Arial Narrow" w:cstheme="minorBidi"/>
+                <w:b/>
+                <w:sz w:val="14"/>
+                <w:szCs w:val="14"/>
+                <w:lang w:bidi="th-TH"/>
+              </w:rPr>
+            </w:pPr>
+            <w:r>
+              <w:rPr>
+                <w:rFonts w:ascii="Arial Narrow" w:hAnsi="Arial Narrow"/>
+                <w:b/>
+                <w:sz w:val="14"/>
+                <w:szCs w:val="14"/>
+              </w:rPr>
+              <w:t>{PART}</w:t>
+            </w:r>
+          </w:p>
+          <w:p>
+            <w:pPr>
+              <w:spacing w:after="0" w:line="240" w:lineRule="auto"/>
+              <w:ind w:left="-293"/>
+              <w:jc w:val="center"/>
+              <w:rPr>
+                <w:rFonts w:ascii="Arial Narrow" w:hAnsi="Arial Narrow"/>
+                <w:sz w:val="14"/>
+                <w:szCs w:val="14"/>
+              </w:rPr>
+            </w:pPr>
+            <w:r>
+              <w:rPr>
+                <w:rFonts w:ascii="Arial Narrow" w:hAnsi="Arial Narrow"/>
+                <w:b/>
+                <w:sz w:val="14"/>
+                <w:szCs w:val="14"/>
+              </w:rPr>
+              <w:t>{REV}</w:t>
+            </w:r>
+          </w:p>
+        </w:tc>
+      </w:tr>
+      <w:tr>
+        <w:trPr>
+          <w:trHeight w:hRule="exact" w:val="720"/>
+        </w:trPr>
+        <w:tc>
+          <w:tcPr>
+            <w:tcW w:w="2520" w:type="dxa"/>
+            <w:tcMar>
+              <w:top w:w="0" w:type="dxa"/>
+              <w:bottom w:w="0" w:type="dxa"/>
+            </w:tcMar>
+            <w:vAlign w:val="center"/>
+          </w:tcPr>
+          <w:p>
+            <w:pPr>
+              <w:spacing w:after="0" w:line="240" w:lineRule="auto"/>
+              <w:ind w:left="-293"/>
+              <w:jc w:val="center"/>
+              <w:rPr>
+                <w:rFonts w:ascii="Arial Narrow" w:hAnsi="Arial Narrow"/>
+                <w:sz w:val="14"/>
+                <w:szCs w:val="14"/>
+              </w:rPr>
+            </w:pPr>
+            <w:r>
+              <w:rPr>
+                <w:rFonts w:ascii="Arial Narrow" w:hAnsi="Arial Narrow"/>
+                <w:sz w:val="14"/>
+                <w:szCs w:val="14"/>
+              </w:rPr>
+              <w:t>Topnotch Quality Works</w:t>
+            </w:r>
+          </w:p>
+          <w:p>
+            <w:pPr>
+              <w:spacing w:after="0" w:line="240" w:lineRule="auto"/>
+              <w:ind w:left="-293"/>
+              <w:jc w:val="center"/>
+              <w:rPr>
+                <w:rFonts w:ascii="Arial Narrow" w:hAnsi="Arial Narrow" w:cstheme="minorBidi"/>
+                <w:b/>
+                <w:sz w:val="14"/>
+                <w:szCs w:val="14"/>
+                <w:lang w:bidi="th-TH"/>
+              </w:rPr>
+            </w:pPr>
+            <w:r>
+              <w:rPr>
+                <w:rFonts w:ascii="Arial Narrow" w:hAnsi="Arial Narrow"/>
+                <w:b/>
+                <w:sz w:val="14"/>
+                <w:szCs w:val="14"/>
+              </w:rPr>
+              <w:t>{PART}</w:t>
+            </w:r>
+          </w:p>
+          <w:p>
+            <w:pPr>
+              <w:spacing w:after="0" w:line="240" w:lineRule="auto"/>
+              <w:ind w:left="-293"/>
+              <w:jc w:val="center"/>
+              <w:rPr>
+                <w:rFonts w:ascii="Arial Narrow" w:hAnsi="Arial Narrow"/>
+                <w:sz w:val="14"/>
+                <w:szCs w:val="14"/>
+              </w:rPr>
+            </w:pPr>
+            <w:r>
+              <w:rPr>
+                <w:rFonts w:ascii="Arial Narrow" w:hAnsi="Arial Narrow"/>
+                <w:b/>
+                <w:sz w:val="14"/>
+                <w:szCs w:val="14"/>
+              </w:rPr>
+              <w:t>{REV}</w:t>
+            </w:r>
+          </w:p>
+        </w:tc>
+        <w:tc>
+          <w:tcPr>
+            <w:tcW w:w="432" w:type="dxa"/>
+            <w:tcBorders>
+              <w:top w:val="single" w:sz="8" w:space="0" w:color="FFFFFF"/>
+              <w:bottom w:val="single" w:sz="8" w:space="0" w:color="FFFFFF"/>
+            </w:tcBorders>
+            <w:tcMar>
+              <w:top w:w="0" w:type="dxa"/>
+              <w:left w:w="0" w:type="dxa"/>
+              <w:bottom w:w="0" w:type="dxa"/>
+              <w:right w:w="0" w:type="dxa"/>
+            </w:tcMar>
+          </w:tcPr>
+          <w:p>
+            <w:pPr>
+              <w:rPr>
+                <w:sz w:val="14"/>
+                <w:szCs w:val="14"/>
+              </w:rPr>
+            </w:pPr>
+          </w:p>
+        </w:tc>
+        <w:tc>
+          <w:tcPr>
+            <w:tcW w:w="2520" w:type="dxa"/>
+            <w:tcMar>
+              <w:top w:w="0" w:type="dxa"/>
+              <w:bottom w:w="0" w:type="dxa"/>
+            </w:tcMar>
+            <w:vAlign w:val="center"/>
+          </w:tcPr>
+          <w:p>
+            <w:pPr>
+              <w:spacing w:after="0" w:line="240" w:lineRule="auto"/>
+              <w:ind w:left="-293"/>
+              <w:jc w:val="center"/>
+              <w:rPr>
+                <w:rFonts w:ascii="Arial Narrow" w:hAnsi="Arial Narrow"/>
+                <w:sz w:val="14"/>
+                <w:szCs w:val="14"/>
+              </w:rPr>
+            </w:pPr>
+            <w:r>
+              <w:rPr>
+                <w:rFonts w:ascii="Arial Narrow" w:hAnsi="Arial Narrow"/>
+                <w:sz w:val="14"/>
+                <w:szCs w:val="14"/>
+              </w:rPr>
+              <w:t>Topnotch Quality Works</w:t>
+            </w:r>
+          </w:p>
+          <w:p>
+            <w:pPr>
+              <w:spacing w:after="0" w:line="240" w:lineRule="auto"/>
+              <w:ind w:left="-293"/>
+              <w:jc w:val="center"/>
+              <w:rPr>
+                <w:rFonts w:ascii="Arial Narrow" w:hAnsi="Arial Narrow" w:cstheme="minorBidi"/>
+                <w:b/>
+                <w:sz w:val="14"/>
+                <w:szCs w:val="14"/>
+                <w:lang w:bidi="th-TH"/>
+              </w:rPr>
+            </w:pPr>
+            <w:r>
+              <w:rPr>
+                <w:rFonts w:ascii="Arial Narrow" w:hAnsi="Arial Narrow"/>
+                <w:b/>
+                <w:sz w:val="14"/>
+                <w:szCs w:val="14"/>
+              </w:rPr>
+              <w:t>{PART}</w:t>
+            </w:r>
+          </w:p>
+          <w:p>
+            <w:pPr>
+              <w:spacing w:after="0" w:line="240" w:lineRule="auto"/>
+              <w:ind w:left="-293"/>
+              <w:jc w:val="center"/>
+              <w:rPr>
+                <w:rFonts w:ascii="Arial Narrow" w:hAnsi="Arial Narrow"/>
+                <w:sz w:val="14"/>
+                <w:szCs w:val="14"/>
+              </w:rPr>
+            </w:pPr>
+            <w:r>
+              <w:rPr>
+                <w:rFonts w:ascii="Arial Narrow" w:hAnsi="Arial Narrow"/>
+                <w:b/>
+                <w:sz w:val="14"/>
+                <w:szCs w:val="14"/>
+              </w:rPr>
+              <w:t>{REV}</w:t>
+            </w:r>
+          </w:p>
+        </w:tc>
+        <w:tc>
+          <w:tcPr>
+            <w:tcW w:w="432" w:type="dxa"/>
+            <w:tcBorders>
+              <w:top w:val="single" w:sz="8" w:space="0" w:color="FFFFFF"/>
+              <w:bottom w:val="single" w:sz="8" w:space="0" w:color="FFFFFF"/>
+            </w:tcBorders>
+            <w:tcMar>
+              <w:top w:w="0" w:type="dxa"/>
+              <w:left w:w="0" w:type="dxa"/>
+              <w:bottom w:w="0" w:type="dxa"/>
+              <w:right w:w="0" w:type="dxa"/>
+            </w:tcMar>
+          </w:tcPr>
+          <w:p>
+            <w:pPr>
+              <w:rPr>
+                <w:sz w:val="14"/>
+                <w:szCs w:val="14"/>
+              </w:rPr>
+            </w:pPr>
+          </w:p>
+        </w:tc>
+        <w:tc>
+          <w:tcPr>
+            <w:tcW w:w="2520" w:type="dxa"/>
+            <w:tcMar>
+              <w:top w:w="0" w:type="dxa"/>
+              <w:bottom w:w="0" w:type="dxa"/>
+            </w:tcMar>
+            <w:vAlign w:val="center"/>
+          </w:tcPr>
+          <w:p>
+            <w:pPr>
+              <w:spacing w:after="0" w:line="240" w:lineRule="auto"/>
+              <w:ind w:left="-293"/>
+              <w:jc w:val="center"/>
+              <w:rPr>
+                <w:rFonts w:ascii="Arial Narrow" w:hAnsi="Arial Narrow"/>
+                <w:sz w:val="14"/>
+                <w:szCs w:val="14"/>
+              </w:rPr>
+            </w:pPr>
+            <w:r>
+              <w:rPr>
+                <w:rFonts w:ascii="Arial Narrow" w:hAnsi="Arial Narrow"/>
+                <w:sz w:val="14"/>
+                <w:szCs w:val="14"/>
+              </w:rPr>
+              <w:t>Topnotch Quality Works</w:t>
+            </w:r>
+          </w:p>
+          <w:p>
+            <w:pPr>
+              <w:spacing w:after="0" w:line="240" w:lineRule="auto"/>
+              <w:ind w:left="-293"/>
+              <w:jc w:val="center"/>
+              <w:rPr>
+                <w:rFonts w:ascii="Arial Narrow" w:hAnsi="Arial Narrow" w:cstheme="minorBidi"/>
+                <w:b/>
+                <w:sz w:val="14"/>
+                <w:szCs w:val="14"/>
+                <w:lang w:bidi="th-TH"/>
+              </w:rPr>
+            </w:pPr>
+            <w:r>
+              <w:rPr>
+                <w:rFonts w:ascii="Arial Narrow" w:hAnsi="Arial Narrow"/>
+                <w:b/>
+                <w:sz w:val="14"/>
+                <w:szCs w:val="14"/>
+              </w:rPr>
+              <w:t>{PART}</w:t>
+            </w:r>
+          </w:p>
+          <w:p>
+            <w:pPr>
+              <w:spacing w:after="0" w:line="240" w:lineRule="auto"/>
+              <w:ind w:left="-293"/>
+              <w:jc w:val="center"/>
+              <w:rPr>
+                <w:rFonts w:ascii="Arial Narrow" w:hAnsi="Arial Narrow"/>
+                <w:sz w:val="14"/>
+                <w:szCs w:val="14"/>
+              </w:rPr>
+            </w:pPr>
+            <w:r>
+              <w:rPr>
+                <w:rFonts w:ascii="Arial Narrow" w:hAnsi="Arial Narrow"/>
+                <w:b/>
+                <w:sz w:val="14"/>
+                <w:szCs w:val="14"/>
+              </w:rPr>
+              <w:t>{REV}</w:t>
+            </w:r>
+          </w:p>
+        </w:tc>
+        <w:tc>
+          <w:tcPr>
+            <w:tcW w:w="432" w:type="dxa"/>
+            <w:tcBorders>
+              <w:top w:val="single" w:sz="8" w:space="0" w:color="FFFFFF"/>
+              <w:bottom w:val="single" w:sz="8" w:space="0" w:color="FFFFFF"/>
+            </w:tcBorders>
+            <w:tcMar>
+              <w:top w:w="0" w:type="dxa"/>
+              <w:left w:w="0" w:type="dxa"/>
+              <w:bottom w:w="0" w:type="dxa"/>
+              <w:right w:w="0" w:type="dxa"/>
+            </w:tcMar>
+          </w:tcPr>
+          <w:p>
+            <w:pPr>
+              <w:rPr>
+                <w:sz w:val="14"/>
+                <w:szCs w:val="14"/>
+              </w:rPr>
+            </w:pPr>
+          </w:p>
+        </w:tc>
+        <w:tc>
+          <w:tcPr>
+            <w:tcW w:w="2520" w:type="dxa"/>
+            <w:tcMar>
+              <w:top w:w="0" w:type="dxa"/>
+              <w:bottom w:w="0" w:type="dxa"/>
+            </w:tcMar>
+            <w:vAlign w:val="center"/>
+          </w:tcPr>
+          <w:p>
+            <w:pPr>
+              <w:spacing w:after="0" w:line="240" w:lineRule="auto"/>
+              <w:ind w:left="-293"/>
+              <w:jc w:val="center"/>
+              <w:rPr>
+                <w:rFonts w:ascii="Arial Narrow" w:hAnsi="Arial Narrow"/>
+                <w:sz w:val="14"/>
+                <w:szCs w:val="14"/>
+              </w:rPr>
+            </w:pPr>
+            <w:r>
+              <w:rPr>
+                <w:rFonts w:ascii="Arial Narrow" w:hAnsi="Arial Narrow"/>
+                <w:sz w:val="14"/>
+                <w:szCs w:val="14"/>
+              </w:rPr>
+              <w:t>Topnotch Quality Works</w:t>
+            </w:r>
+          </w:p>
+          <w:p>
+            <w:pPr>
+              <w:spacing w:after="0" w:line="240" w:lineRule="auto"/>
+              <w:ind w:left="-293"/>
+              <w:jc w:val="center"/>
+              <w:rPr>
+                <w:rFonts w:ascii="Arial Narrow" w:hAnsi="Arial Narrow" w:cstheme="minorBidi"/>
+                <w:b/>
+                <w:sz w:val="14"/>
+                <w:szCs w:val="14"/>
+                <w:lang w:bidi="th-TH"/>
+              </w:rPr>
+            </w:pPr>
+            <w:r>
+              <w:rPr>
+                <w:rFonts w:ascii="Arial Narrow" w:hAnsi="Arial Narrow"/>
+                <w:b/>
+                <w:sz w:val="14"/>
+                <w:szCs w:val="14"/>
+              </w:rPr>
+              <w:t>{PART}</w:t>
+            </w:r>
+          </w:p>
+          <w:p>
+            <w:pPr>
+              <w:spacing w:after="0" w:line="240" w:lineRule="auto"/>
+              <w:ind w:left="-293"/>
+              <w:jc w:val="center"/>
+              <w:rPr>
+                <w:rFonts w:ascii="Arial Narrow" w:hAnsi="Arial Narrow"/>
+                <w:sz w:val="14"/>
+                <w:szCs w:val="14"/>
+              </w:rPr>
+            </w:pPr>
+            <w:r>
+              <w:rPr>
+                <w:rFonts w:ascii="Arial Narrow" w:hAnsi="Arial Narrow"/>
+                <w:b/>
+                <w:sz w:val="14"/>
+                <w:szCs w:val="14"/>
+              </w:rPr>
+              <w:t>{REV}</w:t>
+            </w:r>
+          </w:p>
+        </w:tc>
+      </w:tr>
+      <w:tr>
+        <w:trPr>
+          <w:trHeight w:hRule="exact" w:val="720"/>
+        </w:trPr>
+        <w:tc>
+          <w:tcPr>
+            <w:tcW w:w="2520" w:type="dxa"/>
+            <w:tcMar>
+              <w:top w:w="0" w:type="dxa"/>
+              <w:bottom w:w="0" w:type="dxa"/>
+            </w:tcMar>
+            <w:vAlign w:val="center"/>
+          </w:tcPr>
+          <w:p>
+            <w:pPr>
+              <w:spacing w:after="0" w:line="240" w:lineRule="auto"/>
+              <w:ind w:left="-293"/>
+              <w:jc w:val="center"/>
+              <w:rPr>
+                <w:rFonts w:ascii="Arial Narrow" w:hAnsi="Arial Narrow"/>
+                <w:sz w:val="14"/>
+                <w:szCs w:val="14"/>
+              </w:rPr>
+            </w:pPr>
+            <w:r>
+              <w:rPr>
+                <w:rFonts w:ascii="Arial Narrow" w:hAnsi="Arial Narrow"/>
+                <w:sz w:val="14"/>
+                <w:szCs w:val="14"/>
+              </w:rPr>
+              <w:t>Topnotch Quality Works</w:t>
+            </w:r>
+          </w:p>
+          <w:p>
+            <w:pPr>
+              <w:spacing w:after="0" w:line="240" w:lineRule="auto"/>
+              <w:ind w:left="-293"/>
+              <w:jc w:val="center"/>
+              <w:rPr>
+                <w:rFonts w:ascii="Arial Narrow" w:hAnsi="Arial Narrow" w:cstheme="minorBidi"/>
+                <w:b/>
+                <w:sz w:val="14"/>
+                <w:szCs w:val="14"/>
+                <w:lang w:bidi="th-TH"/>
+              </w:rPr>
+            </w:pPr>
+            <w:r>
+              <w:rPr>
+                <w:rFonts w:ascii="Arial Narrow" w:hAnsi="Arial Narrow"/>
+                <w:b/>
+                <w:sz w:val="14"/>
+                <w:szCs w:val="14"/>
+              </w:rPr>
+              <w:t>{PART}</w:t>
+            </w:r>
+          </w:p>
+          <w:p>
+            <w:pPr>
+              <w:spacing w:after="0" w:line="240" w:lineRule="auto"/>
+              <w:ind w:left="-293"/>
+              <w:jc w:val="center"/>
+              <w:rPr>
+                <w:rFonts w:ascii="Arial Narrow" w:hAnsi="Arial Narrow"/>
+                <w:sz w:val="14"/>
+                <w:szCs w:val="14"/>
+              </w:rPr>
+            </w:pPr>
+            <w:r>
+              <w:rPr>
+                <w:rFonts w:ascii="Arial Narrow" w:hAnsi="Arial Narrow"/>
+                <w:b/>
+                <w:sz w:val="14"/>
+                <w:szCs w:val="14"/>
+              </w:rPr>
+              <w:t>{REV}</w:t>
+            </w:r>
+          </w:p>
+        </w:tc>
+        <w:tc>
+          <w:tcPr>
+            <w:tcW w:w="432" w:type="dxa"/>
+            <w:tcBorders>
+              <w:top w:val="single" w:sz="8" w:space="0" w:color="FFFFFF"/>
+              <w:bottom w:val="single" w:sz="8" w:space="0" w:color="FFFFFF"/>
+            </w:tcBorders>
+            <w:tcMar>
+              <w:top w:w="0" w:type="dxa"/>
+              <w:left w:w="0" w:type="dxa"/>
+              <w:bottom w:w="0" w:type="dxa"/>
+              <w:right w:w="0" w:type="dxa"/>
+            </w:tcMar>
+          </w:tcPr>
+          <w:p>
+            <w:pPr>
+              <w:rPr>
+                <w:sz w:val="14"/>
+                <w:szCs w:val="14"/>
+              </w:rPr>
+            </w:pPr>
+          </w:p>
+        </w:tc>
+        <w:tc>
+          <w:tcPr>
+            <w:tcW w:w="2520" w:type="dxa"/>
+            <w:tcMar>
+              <w:top w:w="0" w:type="dxa"/>
+              <w:bottom w:w="0" w:type="dxa"/>
+            </w:tcMar>
+            <w:vAlign w:val="center"/>
+          </w:tcPr>
+          <w:p>
+            <w:pPr>
+              <w:spacing w:after="0" w:line="240" w:lineRule="auto"/>
+              <w:ind w:left="-293"/>
+              <w:jc w:val="center"/>
+              <w:rPr>
+                <w:rFonts w:ascii="Arial Narrow" w:hAnsi="Arial Narrow"/>
+                <w:sz w:val="14"/>
+                <w:szCs w:val="14"/>
+              </w:rPr>
+            </w:pPr>
+            <w:r>
+              <w:rPr>
+                <w:rFonts w:ascii="Arial Narrow" w:hAnsi="Arial Narrow"/>
+                <w:sz w:val="14"/>
+                <w:szCs w:val="14"/>
+              </w:rPr>
+              <w:t>Topnotch Quality Works</w:t>
+            </w:r>
+          </w:p>
+          <w:p>
+            <w:pPr>
+              <w:spacing w:after="0" w:line="240" w:lineRule="auto"/>
+              <w:ind w:left="-293"/>
+              <w:jc w:val="center"/>
+              <w:rPr>
+                <w:rFonts w:ascii="Arial Narrow" w:hAnsi="Arial Narrow" w:cstheme="minorBidi"/>
+                <w:b/>
+                <w:sz w:val="14"/>
+                <w:szCs w:val="14"/>
+                <w:lang w:bidi="th-TH"/>
+              </w:rPr>
+            </w:pPr>
+            <w:r>
+              <w:rPr>
+                <w:rFonts w:ascii="Arial Narrow" w:hAnsi="Arial Narrow"/>
+                <w:b/>
+                <w:sz w:val="14"/>
+                <w:szCs w:val="14"/>
+              </w:rPr>
+              <w:t>{PART}</w:t>
+            </w:r>
+          </w:p>
+          <w:p>
+            <w:pPr>
+              <w:spacing w:after="0" w:line="240" w:lineRule="auto"/>
+              <w:ind w:left="-293"/>
+              <w:jc w:val="center"/>
+              <w:rPr>
+                <w:rFonts w:ascii="Arial Narrow" w:hAnsi="Arial Narrow"/>
+                <w:sz w:val="14"/>
+                <w:szCs w:val="14"/>
+              </w:rPr>
+            </w:pPr>
+            <w:r>
+              <w:rPr>
+                <w:rFonts w:ascii="Arial Narrow" w:hAnsi="Arial Narrow"/>
+                <w:b/>
+                <w:sz w:val="14"/>
+                <w:szCs w:val="14"/>
+              </w:rPr>
+              <w:t>{REV}</w:t>
+            </w:r>
+          </w:p>
+        </w:tc>
+        <w:tc>
+          <w:tcPr>
+            <w:tcW w:w="432" w:type="dxa"/>
+            <w:tcBorders>
+              <w:top w:val="single" w:sz="8" w:space="0" w:color="FFFFFF"/>
+              <w:bottom w:val="single" w:sz="8" w:space="0" w:color="FFFFFF"/>
+            </w:tcBorders>
+            <w:tcMar>
+              <w:top w:w="0" w:type="dxa"/>
+              <w:left w:w="0" w:type="dxa"/>
+              <w:bottom w:w="0" w:type="dxa"/>
+              <w:right w:w="0" w:type="dxa"/>
+            </w:tcMar>
+          </w:tcPr>
+          <w:p>
+            <w:pPr>
+              <w:rPr>
+                <w:sz w:val="14"/>
+                <w:szCs w:val="14"/>
+              </w:rPr>
+            </w:pPr>
+          </w:p>
+        </w:tc>
+        <w:tc>
+          <w:tcPr>
+            <w:tcW w:w="2520" w:type="dxa"/>
+            <w:tcMar>
+              <w:top w:w="0" w:type="dxa"/>
+              <w:bottom w:w="0" w:type="dxa"/>
+            </w:tcMar>
+            <w:vAlign w:val="center"/>
+          </w:tcPr>
+          <w:p>
+            <w:pPr>
+              <w:spacing w:after="0" w:line="240" w:lineRule="auto"/>
+              <w:ind w:left="-293"/>
+              <w:jc w:val="center"/>
+              <w:rPr>
+                <w:rFonts w:ascii="Arial Narrow" w:hAnsi="Arial Narrow"/>
+                <w:sz w:val="14"/>
+                <w:szCs w:val="14"/>
+              </w:rPr>
+            </w:pPr>
+            <w:r>
+              <w:rPr>
+                <w:rFonts w:ascii="Arial Narrow" w:hAnsi="Arial Narrow"/>
+                <w:sz w:val="14"/>
+                <w:szCs w:val="14"/>
+              </w:rPr>
+              <w:t>Topnotch Quality Works</w:t>
+            </w:r>
+          </w:p>
+          <w:p>
+            <w:pPr>
+              <w:spacing w:after="0" w:line="240" w:lineRule="auto"/>
+              <w:ind w:left="-293"/>
+              <w:jc w:val="center"/>
+              <w:rPr>
+                <w:rFonts w:ascii="Arial Narrow" w:hAnsi="Arial Narrow" w:cstheme="minorBidi"/>
+                <w:b/>
+                <w:sz w:val="14"/>
+                <w:szCs w:val="14"/>
+                <w:lang w:bidi="th-TH"/>
+              </w:rPr>
+            </w:pPr>
+            <w:r>
+              <w:rPr>
+                <w:rFonts w:ascii="Arial Narrow" w:hAnsi="Arial Narrow"/>
+                <w:b/>
+                <w:sz w:val="14"/>
+                <w:szCs w:val="14"/>
+              </w:rPr>
+              <w:t>{PART}</w:t>
+            </w:r>
+          </w:p>
+          <w:p>
+            <w:pPr>
+              <w:spacing w:after="0" w:line="240" w:lineRule="auto"/>
+              <w:ind w:left="-293"/>
+              <w:jc w:val="center"/>
+              <w:rPr>
+                <w:rFonts w:ascii="Arial Narrow" w:hAnsi="Arial Narrow"/>
+                <w:sz w:val="14"/>
+                <w:szCs w:val="14"/>
+              </w:rPr>
+            </w:pPr>
+            <w:r>
+              <w:rPr>
+                <w:rFonts w:ascii="Arial Narrow" w:hAnsi="Arial Narrow"/>
+                <w:b/>
+                <w:sz w:val="14"/>
+                <w:szCs w:val="14"/>
+              </w:rPr>
+              <w:t>{REV}</w:t>
+            </w:r>
+          </w:p>
+        </w:tc>
+        <w:tc>
+          <w:tcPr>
+            <w:tcW w:w="432" w:type="dxa"/>
+            <w:tcBorders>
+              <w:top w:val="single" w:sz="8" w:space="0" w:color="FFFFFF"/>
+              <w:bottom w:val="single" w:sz="8" w:space="0" w:color="FFFFFF"/>
+            </w:tcBorders>
+            <w:tcMar>
+              <w:top w:w="0" w:type="dxa"/>
+              <w:left w:w="0" w:type="dxa"/>
+              <w:bottom w:w="0" w:type="dxa"/>
+              <w:right w:w="0" w:type="dxa"/>
+            </w:tcMar>
+          </w:tcPr>
+          <w:p>
+            <w:pPr>
+              <w:rPr>
+                <w:sz w:val="14"/>
+                <w:szCs w:val="14"/>
+              </w:rPr>
+            </w:pPr>
+          </w:p>
+        </w:tc>
+        <w:tc>
+          <w:tcPr>
+            <w:tcW w:w="2520" w:type="dxa"/>
+            <w:tcMar>
+              <w:top w:w="0" w:type="dxa"/>
+              <w:bottom w:w="0" w:type="dxa"/>
+            </w:tcMar>
+            <w:vAlign w:val="center"/>
+          </w:tcPr>
+          <w:p>
+            <w:pPr>
+              <w:spacing w:after="0" w:line="240" w:lineRule="auto"/>
+              <w:ind w:left="-293"/>
+              <w:jc w:val="center"/>
+              <w:rPr>
+                <w:rFonts w:ascii="Arial Narrow" w:hAnsi="Arial Narrow"/>
+                <w:sz w:val="14"/>
+                <w:szCs w:val="14"/>
+              </w:rPr>
+            </w:pPr>
+            <w:r>
+              <w:rPr>
+                <w:rFonts w:ascii="Arial Narrow" w:hAnsi="Arial Narrow"/>
+                <w:sz w:val="14"/>
+                <w:szCs w:val="14"/>
+              </w:rPr>
+              <w:t>Topnotch Quality Works</w:t>
+            </w:r>
+          </w:p>
+          <w:p>
+            <w:pPr>
+              <w:spacing w:after="0" w:line="240" w:lineRule="auto"/>
+              <w:ind w:left="-293"/>
+              <w:jc w:val="center"/>
+              <w:rPr>
+                <w:rFonts w:ascii="Arial Narrow" w:hAnsi="Arial Narrow" w:cstheme="minorBidi"/>
+                <w:b/>
+                <w:sz w:val="14"/>
+                <w:szCs w:val="14"/>
+                <w:lang w:bidi="th-TH"/>
+              </w:rPr>
+            </w:pPr>
+            <w:r>
+              <w:rPr>
+                <w:rFonts w:ascii="Arial Narrow" w:hAnsi="Arial Narrow"/>
+                <w:b/>
+                <w:sz w:val="14"/>
+                <w:szCs w:val="14"/>
+              </w:rPr>
+              <w:t>{PART}</w:t>
+            </w:r>
+          </w:p>
+          <w:p>
+            <w:pPr>
+              <w:spacing w:after="0" w:line="240" w:lineRule="auto"/>
+              <w:ind w:left="-293"/>
+              <w:jc w:val="center"/>
+              <w:rPr>
+                <w:rFonts w:ascii="Arial Narrow" w:hAnsi="Arial Narrow"/>
+                <w:sz w:val="14"/>
+                <w:szCs w:val="14"/>
+              </w:rPr>
+            </w:pPr>
+            <w:r>
+              <w:rPr>
+                <w:rFonts w:ascii="Arial Narrow" w:hAnsi="Arial Narrow"/>
+                <w:b/>
+                <w:sz w:val="14"/>
+                <w:szCs w:val="14"/>
+              </w:rPr>
+              <w:t>{REV}</w:t>
+            </w:r>
+          </w:p>
+        </w:tc>
+      </w:tr>
+      <w:tr>
+        <w:trPr>
+          <w:trHeight w:hRule="exact" w:val="720"/>
+        </w:trPr>
+        <w:tc>
+          <w:tcPr>
+            <w:tcW w:w="2520" w:type="dxa"/>
+            <w:tcMar>
+              <w:top w:w="0" w:type="dxa"/>
+              <w:bottom w:w="0" w:type="dxa"/>
+            </w:tcMar>
+            <w:vAlign w:val="center"/>
+          </w:tcPr>
+          <w:p>
+            <w:pPr>
+              <w:spacing w:after="0" w:line="240" w:lineRule="auto"/>
+              <w:ind w:left="-293"/>
+              <w:jc w:val="center"/>
+              <w:rPr>
+                <w:rFonts w:ascii="Arial Narrow" w:hAnsi="Arial Narrow"/>
+                <w:sz w:val="14"/>
+                <w:szCs w:val="14"/>
+              </w:rPr>
+            </w:pPr>
+            <w:r>
+              <w:rPr>
+                <w:rFonts w:ascii="Arial Narrow" w:hAnsi="Arial Narrow"/>
+                <w:sz w:val="14"/>
+                <w:szCs w:val="14"/>
+              </w:rPr>
+              <w:t>Topnotch Quality Works</w:t>
+            </w:r>
+          </w:p>
+          <w:p>
+            <w:pPr>
+              <w:spacing w:after="0" w:line="240" w:lineRule="auto"/>
+              <w:ind w:left="-293"/>
+              <w:jc w:val="center"/>
+              <w:rPr>
+                <w:rFonts w:ascii="Arial Narrow" w:hAnsi="Arial Narrow" w:cstheme="minorBidi"/>
+                <w:b/>
+                <w:sz w:val="14"/>
+                <w:szCs w:val="14"/>
+                <w:lang w:bidi="th-TH"/>
+              </w:rPr>
+            </w:pPr>
+            <w:r>
+              <w:rPr>
+                <w:rFonts w:ascii="Arial Narrow" w:hAnsi="Arial Narrow"/>
+                <w:b/>
+                <w:sz w:val="14"/>
+                <w:szCs w:val="14"/>
+              </w:rPr>
+              <w:t>{PART}</w:t>
+            </w:r>
+          </w:p>
+          <w:p>
+            <w:pPr>
+              <w:spacing w:after="0" w:line="240" w:lineRule="auto"/>
+              <w:ind w:left="-293"/>
+              <w:jc w:val="center"/>
+              <w:rPr>
+                <w:rFonts w:ascii="Arial Narrow" w:hAnsi="Arial Narrow"/>
+                <w:sz w:val="14"/>
+                <w:szCs w:val="14"/>
+              </w:rPr>
+            </w:pPr>
+            <w:r>
+              <w:rPr>
+                <w:rFonts w:ascii="Arial Narrow" w:hAnsi="Arial Narrow"/>
+                <w:b/>
+                <w:sz w:val="14"/>
+                <w:szCs w:val="14"/>
+              </w:rPr>
+              <w:t>{REV}</w:t>
+            </w:r>
+          </w:p>
+        </w:tc>
+        <w:tc>
+          <w:tcPr>
+            <w:tcW w:w="432" w:type="dxa"/>
+            <w:tcBorders>
+              <w:top w:val="single" w:sz="8" w:space="0" w:color="FFFFFF"/>
+              <w:bottom w:val="single" w:sz="8" w:space="0" w:color="FFFFFF"/>
+            </w:tcBorders>
+            <w:tcMar>
+              <w:top w:w="0" w:type="dxa"/>
+              <w:left w:w="0" w:type="dxa"/>
+              <w:bottom w:w="0" w:type="dxa"/>
+              <w:right w:w="0" w:type="dxa"/>
+            </w:tcMar>
+          </w:tcPr>
+          <w:p>
+            <w:pPr>
+              <w:rPr>
+                <w:sz w:val="14"/>
+                <w:szCs w:val="14"/>
+              </w:rPr>
+            </w:pPr>
+          </w:p>
+        </w:tc>
+        <w:tc>
+          <w:tcPr>
+            <w:tcW w:w="2520" w:type="dxa"/>
+            <w:tcMar>
+              <w:top w:w="0" w:type="dxa"/>
+              <w:bottom w:w="0" w:type="dxa"/>
+            </w:tcMar>
+            <w:vAlign w:val="center"/>
+          </w:tcPr>
+          <w:p>
+            <w:pPr>
+              <w:spacing w:after="0" w:line="240" w:lineRule="auto"/>
+              <w:ind w:left="-293"/>
+              <w:jc w:val="center"/>
+              <w:rPr>
+                <w:rFonts w:ascii="Arial Narrow" w:hAnsi="Arial Narrow"/>
+                <w:sz w:val="14"/>
+                <w:szCs w:val="14"/>
+              </w:rPr>
+            </w:pPr>
+            <w:r>
+              <w:rPr>
+                <w:rFonts w:ascii="Arial Narrow" w:hAnsi="Arial Narrow"/>
+                <w:sz w:val="14"/>
+                <w:szCs w:val="14"/>
+              </w:rPr>
+              <w:t>Topnotch Quality Works</w:t>
+            </w:r>
+          </w:p>
+          <w:p>
+            <w:pPr>
+              <w:spacing w:after="0" w:line="240" w:lineRule="auto"/>
+              <w:ind w:left="-293"/>
+              <w:jc w:val="center"/>
+              <w:rPr>
+                <w:rFonts w:ascii="Arial Narrow" w:hAnsi="Arial Narrow" w:cstheme="minorBidi"/>
+                <w:b/>
+                <w:sz w:val="14"/>
+                <w:szCs w:val="14"/>
+                <w:lang w:bidi="th-TH"/>
+              </w:rPr>
+            </w:pPr>
+            <w:r>
+              <w:rPr>
+                <w:rFonts w:ascii="Arial Narrow" w:hAnsi="Arial Narrow"/>
+                <w:b/>
+                <w:sz w:val="14"/>
+                <w:szCs w:val="14"/>
+              </w:rPr>
+              <w:t>{PART}</w:t>
+            </w:r>
+          </w:p>
+          <w:p>
+            <w:pPr>
+              <w:spacing w:after="0" w:line="240" w:lineRule="auto"/>
+              <w:ind w:left="-293"/>
+              <w:jc w:val="center"/>
+              <w:rPr>
+                <w:rFonts w:ascii="Arial Narrow" w:hAnsi="Arial Narrow"/>
+                <w:sz w:val="14"/>
+                <w:szCs w:val="14"/>
+              </w:rPr>
+            </w:pPr>
+            <w:r>
+              <w:rPr>
+                <w:rFonts w:ascii="Arial Narrow" w:hAnsi="Arial Narrow"/>
+                <w:b/>
+                <w:sz w:val="14"/>
+                <w:szCs w:val="14"/>
+              </w:rPr>
+              <w:t>{REV}</w:t>
+            </w:r>
+          </w:p>
+        </w:tc>
+        <w:tc>
+          <w:tcPr>
+            <w:tcW w:w="432" w:type="dxa"/>
+            <w:tcBorders>
+              <w:top w:val="single" w:sz="8" w:space="0" w:color="FFFFFF"/>
+              <w:bottom w:val="single" w:sz="8" w:space="0" w:color="FFFFFF"/>
+            </w:tcBorders>
+            <w:tcMar>
+              <w:top w:w="0" w:type="dxa"/>
+              <w:left w:w="0" w:type="dxa"/>
+              <w:bottom w:w="0" w:type="dxa"/>
+              <w:right w:w="0" w:type="dxa"/>
+            </w:tcMar>
+          </w:tcPr>
+          <w:p>
+            <w:pPr>
+              <w:rPr>
+                <w:sz w:val="14"/>
+                <w:szCs w:val="14"/>
+              </w:rPr>
+            </w:pPr>
+          </w:p>
+        </w:tc>
+        <w:tc>
+          <w:tcPr>
+            <w:tcW w:w="2520" w:type="dxa"/>
+            <w:tcMar>
+              <w:top w:w="0" w:type="dxa"/>
+              <w:bottom w:w="0" w:type="dxa"/>
+            </w:tcMar>
+            <w:vAlign w:val="center"/>
+          </w:tcPr>
+          <w:p>
+            <w:pPr>
+              <w:spacing w:after="0" w:line="240" w:lineRule="auto"/>
+              <w:ind w:left="-293"/>
+              <w:jc w:val="center"/>
+              <w:rPr>
+                <w:rFonts w:ascii="Arial Narrow" w:hAnsi="Arial Narrow"/>
+                <w:sz w:val="14"/>
+                <w:szCs w:val="14"/>
+              </w:rPr>
+            </w:pPr>
+            <w:r>
+              <w:rPr>
+                <w:rFonts w:ascii="Arial Narrow" w:hAnsi="Arial Narrow"/>
+                <w:sz w:val="14"/>
+                <w:szCs w:val="14"/>
+              </w:rPr>
+              <w:t>Topnotch Quality Works</w:t>
+            </w:r>
+          </w:p>
+          <w:p>
+            <w:pPr>
+              <w:spacing w:after="0" w:line="240" w:lineRule="auto"/>
+              <w:ind w:left="-293"/>
+              <w:jc w:val="center"/>
+              <w:rPr>
+                <w:rFonts w:ascii="Arial Narrow" w:hAnsi="Arial Narrow" w:cstheme="minorBidi"/>
+                <w:b/>
+                <w:sz w:val="14"/>
+                <w:szCs w:val="14"/>
+                <w:lang w:bidi="th-TH"/>
+              </w:rPr>
+            </w:pPr>
+            <w:r>
+              <w:rPr>
+                <w:rFonts w:ascii="Arial Narrow" w:hAnsi="Arial Narrow"/>
+                <w:b/>
+                <w:sz w:val="14"/>
+                <w:szCs w:val="14"/>
+              </w:rPr>
+              <w:t>{PART}</w:t>
+            </w:r>
+          </w:p>
+          <w:p>
+            <w:pPr>
+              <w:spacing w:after="0" w:line="240" w:lineRule="auto"/>
+              <w:ind w:left="-293"/>
+              <w:jc w:val="center"/>
+              <w:rPr>
+                <w:rFonts w:ascii="Arial Narrow" w:hAnsi="Arial Narrow"/>
+                <w:sz w:val="14"/>
+                <w:szCs w:val="14"/>
+              </w:rPr>
+            </w:pPr>
+            <w:r>
+              <w:rPr>
+                <w:rFonts w:ascii="Arial Narrow" w:hAnsi="Arial Narrow"/>
+                <w:b/>
+                <w:sz w:val="14"/>
+                <w:szCs w:val="14"/>
+              </w:rPr>
+              <w:t>{REV}</w:t>
+            </w:r>
+          </w:p>
+        </w:tc>
+        <w:tc>
+          <w:tcPr>
+            <w:tcW w:w="432" w:type="dxa"/>
+            <w:tcBorders>
+              <w:top w:val="single" w:sz="8" w:space="0" w:color="FFFFFF"/>
+              <w:bottom w:val="single" w:sz="8" w:space="0" w:color="FFFFFF"/>
+            </w:tcBorders>
+            <w:tcMar>
+              <w:top w:w="0" w:type="dxa"/>
+              <w:left w:w="0" w:type="dxa"/>
+              <w:bottom w:w="0" w:type="dxa"/>
+              <w:right w:w="0" w:type="dxa"/>
+            </w:tcMar>
+          </w:tcPr>
+          <w:p>
+            <w:pPr>
+              <w:rPr>
+                <w:sz w:val="14"/>
+                <w:szCs w:val="14"/>
+              </w:rPr>
+            </w:pPr>
+          </w:p>
+        </w:tc>
+        <w:tc>
+          <w:tcPr>
+            <w:tcW w:w="2520" w:type="dxa"/>
+            <w:tcMar>
+              <w:top w:w="0" w:type="dxa"/>
+              <w:bottom w:w="0" w:type="dxa"/>
+            </w:tcMar>
+            <w:vAlign w:val="center"/>
+          </w:tcPr>
+          <w:p>
+            <w:pPr>
+              <w:spacing w:after="0" w:line="240" w:lineRule="auto"/>
+              <w:ind w:left="-293"/>
+              <w:jc w:val="center"/>
+              <w:rPr>
+                <w:rFonts w:ascii="Arial Narrow" w:hAnsi="Arial Narrow"/>
+                <w:sz w:val="14"/>
+                <w:szCs w:val="14"/>
+              </w:rPr>
+            </w:pPr>
+            <w:r>
+              <w:rPr>
+                <w:rFonts w:ascii="Arial Narrow" w:hAnsi="Arial Narrow"/>
+                <w:sz w:val="14"/>
+                <w:szCs w:val="14"/>
+              </w:rPr>
+              <w:t>Topnotch Quality Works</w:t>
+            </w:r>
+          </w:p>
+          <w:p>
+            <w:pPr>
+              <w:spacing w:after="0" w:line="240" w:lineRule="auto"/>
+              <w:ind w:left="-293"/>
+              <w:jc w:val="center"/>
+              <w:rPr>
+                <w:rFonts w:ascii="Arial Narrow" w:hAnsi="Arial Narrow" w:cstheme="minorBidi"/>
+                <w:b/>
+                <w:sz w:val="14"/>
+                <w:szCs w:val="14"/>
+                <w:lang w:bidi="th-TH"/>
+              </w:rPr>
+            </w:pPr>
+            <w:r>
+              <w:rPr>
+                <w:rFonts w:ascii="Arial Narrow" w:hAnsi="Arial Narrow"/>
+                <w:b/>
+                <w:sz w:val="14"/>
+                <w:szCs w:val="14"/>
+              </w:rPr>
+              <w:t>{PART}</w:t>
+            </w:r>
+          </w:p>
+          <w:p>
+            <w:pPr>
+              <w:spacing w:after="0" w:line="240" w:lineRule="auto"/>
+              <w:ind w:left="-293"/>
+              <w:jc w:val="center"/>
+              <w:rPr>
+                <w:rFonts w:ascii="Arial Narrow" w:hAnsi="Arial Narrow"/>
+                <w:sz w:val="14"/>
+                <w:szCs w:val="14"/>
+              </w:rPr>
+            </w:pPr>
+            <w:r>
+              <w:rPr>
+                <w:rFonts w:ascii="Arial Narrow" w:hAnsi="Arial Narrow"/>
+                <w:b/>
+                <w:sz w:val="14"/>
+                <w:szCs w:val="14"/>
+              </w:rPr>
+              <w:t>{REV}</w:t>
+            </w:r>
+          </w:p>
+        </w:tc>
+      </w:tr>
+      <w:tr>
+        <w:trPr>
+          <w:trHeight w:hRule="exact" w:val="720"/>
+        </w:trPr>
+        <w:tc>
+          <w:tcPr>
+            <w:tcW w:w="2520" w:type="dxa"/>
+            <w:tcMar>
+              <w:top w:w="0" w:type="dxa"/>
+              <w:bottom w:w="0" w:type="dxa"/>
+            </w:tcMar>
+            <w:vAlign w:val="center"/>
+          </w:tcPr>
+          <w:p>
+            <w:pPr>
+              <w:spacing w:after="0" w:line="240" w:lineRule="auto"/>
+              <w:ind w:left="-293"/>
+              <w:jc w:val="center"/>
+              <w:rPr>
+                <w:rFonts w:ascii="Arial Narrow" w:hAnsi="Arial Narrow"/>
+                <w:sz w:val="14"/>
+                <w:szCs w:val="14"/>
+              </w:rPr>
+            </w:pPr>
+            <w:r>
+              <w:rPr>
+                <w:rFonts w:ascii="Arial Narrow" w:hAnsi="Arial Narrow"/>
+                <w:sz w:val="14"/>
+                <w:szCs w:val="14"/>
+              </w:rPr>
+              <w:t>Topnotch Quality Works</w:t>
+            </w:r>
+          </w:p>
+          <w:p>
+            <w:pPr>
+              <w:spacing w:after="0" w:line="240" w:lineRule="auto"/>
+              <w:ind w:left="-293"/>
+              <w:jc w:val="center"/>
+              <w:rPr>
+                <w:rFonts w:ascii="Arial Narrow" w:hAnsi="Arial Narrow" w:cstheme="minorBidi"/>
+                <w:b/>
+                <w:sz w:val="14"/>
+                <w:szCs w:val="14"/>
+                <w:lang w:bidi="th-TH"/>
+              </w:rPr>
+            </w:pPr>
+            <w:r>
+              <w:rPr>
+                <w:rFonts w:ascii="Arial Narrow" w:hAnsi="Arial Narrow"/>
+                <w:b/>
+                <w:sz w:val="14"/>
+                <w:szCs w:val="14"/>
+              </w:rPr>
+              <w:t>{PART}</w:t>
+            </w:r>
+          </w:p>
+          <w:p>
+            <w:pPr>
+              <w:spacing w:after="0" w:line="240" w:lineRule="auto"/>
+              <w:ind w:left="-293"/>
+              <w:jc w:val="center"/>
+              <w:rPr>
+                <w:rFonts w:ascii="Arial Narrow" w:hAnsi="Arial Narrow"/>
+                <w:sz w:val="14"/>
+                <w:szCs w:val="14"/>
+              </w:rPr>
+            </w:pPr>
+            <w:r>
+              <w:rPr>
+                <w:rFonts w:ascii="Arial Narrow" w:hAnsi="Arial Narrow"/>
+                <w:b/>
+                <w:sz w:val="14"/>
+                <w:szCs w:val="14"/>
+              </w:rPr>
+              <w:t>{REV}</w:t>
+            </w:r>
+          </w:p>
+        </w:tc>
+        <w:tc>
+          <w:tcPr>
+            <w:tcW w:w="432" w:type="dxa"/>
+            <w:tcBorders>
+              <w:top w:val="single" w:sz="8" w:space="0" w:color="FFFFFF"/>
+              <w:bottom w:val="single" w:sz="8" w:space="0" w:color="FFFFFF"/>
+            </w:tcBorders>
+            <w:tcMar>
+              <w:top w:w="0" w:type="dxa"/>
+              <w:left w:w="0" w:type="dxa"/>
+              <w:bottom w:w="0" w:type="dxa"/>
+              <w:right w:w="0" w:type="dxa"/>
+            </w:tcMar>
+          </w:tcPr>
+          <w:p>
+            <w:pPr>
+              <w:rPr>
+                <w:sz w:val="14"/>
+                <w:szCs w:val="14"/>
+              </w:rPr>
+            </w:pPr>
+          </w:p>
+        </w:tc>
+        <w:tc>
+          <w:tcPr>
+            <w:tcW w:w="2520" w:type="dxa"/>
+            <w:tcMar>
+              <w:top w:w="0" w:type="dxa"/>
+              <w:bottom w:w="0" w:type="dxa"/>
+            </w:tcMar>
+            <w:vAlign w:val="center"/>
+          </w:tcPr>
+          <w:p>
+            <w:pPr>
+              <w:spacing w:after="0" w:line="240" w:lineRule="auto"/>
+              <w:ind w:left="-293"/>
+              <w:jc w:val="center"/>
+              <w:rPr>
+                <w:rFonts w:ascii="Arial Narrow" w:hAnsi="Arial Narrow"/>
+                <w:sz w:val="14"/>
+                <w:szCs w:val="14"/>
+              </w:rPr>
+            </w:pPr>
+            <w:r>
+              <w:rPr>
+                <w:rFonts w:ascii="Arial Narrow" w:hAnsi="Arial Narrow"/>
+                <w:sz w:val="14"/>
+                <w:szCs w:val="14"/>
+              </w:rPr>
+              <w:t>Topnotch Quality Works</w:t>
+            </w:r>
+          </w:p>
+          <w:p>
+            <w:pPr>
+              <w:spacing w:after="0" w:line="240" w:lineRule="auto"/>
+              <w:ind w:left="-293"/>
+              <w:jc w:val="center"/>
+              <w:rPr>
+                <w:rFonts w:ascii="Arial Narrow" w:hAnsi="Arial Narrow" w:cstheme="minorBidi"/>
+                <w:b/>
+                <w:sz w:val="14"/>
+                <w:szCs w:val="14"/>
+                <w:lang w:bidi="th-TH"/>
+              </w:rPr>
+            </w:pPr>
+            <w:r>
+              <w:rPr>
+                <w:rFonts w:ascii="Arial Narrow" w:hAnsi="Arial Narrow"/>
+                <w:b/>
+                <w:sz w:val="14"/>
+                <w:szCs w:val="14"/>
+              </w:rPr>
+              <w:t>{PART}</w:t>
+            </w:r>
+          </w:p>
+          <w:p>
+            <w:pPr>
+              <w:spacing w:after="0" w:line="240" w:lineRule="auto"/>
+              <w:ind w:left="-293"/>
+              <w:jc w:val="center"/>
+              <w:rPr>
+                <w:rFonts w:ascii="Arial Narrow" w:hAnsi="Arial Narrow"/>
+                <w:sz w:val="14"/>
+                <w:szCs w:val="14"/>
+              </w:rPr>
+            </w:pPr>
+            <w:r>
+              <w:rPr>
+                <w:rFonts w:ascii="Arial Narrow" w:hAnsi="Arial Narrow"/>
+                <w:b/>
+                <w:sz w:val="14"/>
+                <w:szCs w:val="14"/>
+              </w:rPr>
+              <w:t>{REV}</w:t>
+            </w:r>
+          </w:p>
+        </w:tc>
+        <w:tc>
+          <w:tcPr>
+            <w:tcW w:w="432" w:type="dxa"/>
+            <w:tcBorders>
+              <w:top w:val="single" w:sz="8" w:space="0" w:color="FFFFFF"/>
+              <w:bottom w:val="single" w:sz="8" w:space="0" w:color="FFFFFF"/>
+            </w:tcBorders>
+            <w:tcMar>
+              <w:top w:w="0" w:type="dxa"/>
+              <w:left w:w="0" w:type="dxa"/>
+              <w:bottom w:w="0" w:type="dxa"/>
+              <w:right w:w="0" w:type="dxa"/>
+            </w:tcMar>
+          </w:tcPr>
+          <w:p>
+            <w:pPr>
+              <w:rPr>
+                <w:sz w:val="14"/>
+                <w:szCs w:val="14"/>
+              </w:rPr>
+            </w:pPr>
+          </w:p>
+        </w:tc>
+        <w:tc>
+          <w:tcPr>
+            <w:tcW w:w="2520" w:type="dxa"/>
+            <w:tcMar>
+              <w:top w:w="0" w:type="dxa"/>
+              <w:bottom w:w="0" w:type="dxa"/>
+            </w:tcMar>
+            <w:vAlign w:val="center"/>
+          </w:tcPr>
+          <w:p>
+            <w:pPr>
+              <w:spacing w:after="0" w:line="240" w:lineRule="auto"/>
+              <w:ind w:left="-293"/>
+              <w:jc w:val="center"/>
+              <w:rPr>
+                <w:rFonts w:ascii="Arial Narrow" w:hAnsi="Arial Narrow"/>
+                <w:sz w:val="14"/>
+                <w:szCs w:val="14"/>
+              </w:rPr>
+            </w:pPr>
+            <w:r>
+              <w:rPr>
+                <w:rFonts w:ascii="Arial Narrow" w:hAnsi="Arial Narrow"/>
+                <w:sz w:val="14"/>
+                <w:szCs w:val="14"/>
+              </w:rPr>
+              <w:t>Topnotch Quality Works</w:t>
+            </w:r>
+          </w:p>
+          <w:p>
+            <w:pPr>
+              <w:spacing w:after="0" w:line="240" w:lineRule="auto"/>
+              <w:ind w:left="-293"/>
+              <w:jc w:val="center"/>
+              <w:rPr>
+                <w:rFonts w:ascii="Arial Narrow" w:hAnsi="Arial Narrow" w:cstheme="minorBidi"/>
+                <w:b/>
+                <w:sz w:val="14"/>
+                <w:szCs w:val="14"/>
+                <w:lang w:bidi="th-TH"/>
+              </w:rPr>
+            </w:pPr>
+            <w:r>
+              <w:rPr>
+                <w:rFonts w:ascii="Arial Narrow" w:hAnsi="Arial Narrow"/>
+                <w:b/>
+                <w:sz w:val="14"/>
+                <w:szCs w:val="14"/>
+              </w:rPr>
+              <w:t>{PART}</w:t>
+            </w:r>
+          </w:p>
+          <w:p>
+            <w:pPr>
+              <w:spacing w:after="0" w:line="240" w:lineRule="auto"/>
+              <w:ind w:left="-293"/>
+              <w:jc w:val="center"/>
+              <w:rPr>
+                <w:rFonts w:ascii="Arial Narrow" w:hAnsi="Arial Narrow"/>
+                <w:sz w:val="14"/>
+                <w:szCs w:val="14"/>
+              </w:rPr>
+            </w:pPr>
+            <w:r>
+              <w:rPr>
+                <w:rFonts w:ascii="Arial Narrow" w:hAnsi="Arial Narrow"/>
+                <w:b/>
+                <w:sz w:val="14"/>
+                <w:szCs w:val="14"/>
+              </w:rPr>
+              <w:t>{REV}</w:t>
+            </w:r>
+          </w:p>
+        </w:tc>
+        <w:tc>
+          <w:tcPr>
+            <w:tcW w:w="432" w:type="dxa"/>
+            <w:tcBorders>
+              <w:top w:val="single" w:sz="8" w:space="0" w:color="FFFFFF"/>
+              <w:bottom w:val="single" w:sz="8" w:space="0" w:color="FFFFFF"/>
+            </w:tcBorders>
+            <w:tcMar>
+              <w:top w:w="0" w:type="dxa"/>
+              <w:left w:w="0" w:type="dxa"/>
+              <w:bottom w:w="0" w:type="dxa"/>
+              <w:right w:w="0" w:type="dxa"/>
+            </w:tcMar>
+          </w:tcPr>
+          <w:p>
+            <w:pPr>
+              <w:rPr>
+                <w:sz w:val="14"/>
+                <w:szCs w:val="14"/>
+              </w:rPr>
+            </w:pPr>
+          </w:p>
+        </w:tc>
+        <w:tc>
+          <w:tcPr>
+            <w:tcW w:w="2520" w:type="dxa"/>
+            <w:tcMar>
+              <w:top w:w="0" w:type="dxa"/>
+              <w:bottom w:w="0" w:type="dxa"/>
+            </w:tcMar>
+            <w:vAlign w:val="center"/>
+          </w:tcPr>
+          <w:p>
+            <w:pPr>
+              <w:spacing w:after="0" w:line="240" w:lineRule="auto"/>
+              <w:ind w:left="-293"/>
+              <w:jc w:val="center"/>
+              <w:rPr>
+                <w:rFonts w:ascii="Arial Narrow" w:hAnsi="Arial Narrow"/>
+                <w:sz w:val="14"/>
+                <w:szCs w:val="14"/>
+              </w:rPr>
+            </w:pPr>
+            <w:r>
+              <w:rPr>
+                <w:rFonts w:ascii="Arial Narrow" w:hAnsi="Arial Narrow"/>
+                <w:sz w:val="14"/>
+                <w:szCs w:val="14"/>
+              </w:rPr>
+              <w:t>Topnotch Quality Works</w:t>
+            </w:r>
+          </w:p>
+          <w:p>
+            <w:pPr>
+              <w:spacing w:after="0" w:line="240" w:lineRule="auto"/>
+              <w:ind w:left="-293"/>
+              <w:jc w:val="center"/>
+              <w:rPr>
+                <w:rFonts w:ascii="Arial Narrow" w:hAnsi="Arial Narrow" w:cstheme="minorBidi"/>
+                <w:b/>
+                <w:sz w:val="14"/>
+                <w:szCs w:val="14"/>
+                <w:lang w:bidi="th-TH"/>
+              </w:rPr>
+            </w:pPr>
+            <w:r>
+              <w:rPr>
+                <w:rFonts w:ascii="Arial Narrow" w:hAnsi="Arial Narrow"/>
+                <w:b/>
+                <w:sz w:val="14"/>
+                <w:szCs w:val="14"/>
+              </w:rPr>
+              <w:t>{PART}</w:t>
+            </w:r>
+          </w:p>
+          <w:p>
+            <w:pPr>
+              <w:spacing w:after="0" w:line="240" w:lineRule="auto"/>
+              <w:ind w:left="-293"/>
+              <w:jc w:val="center"/>
+              <w:rPr>
+                <w:rFonts w:ascii="Arial Narrow" w:hAnsi="Arial Narrow"/>
+                <w:sz w:val="14"/>
+                <w:szCs w:val="14"/>
+              </w:rPr>
+            </w:pPr>
+            <w:r>
+              <w:rPr>
+                <w:rFonts w:ascii="Arial Narrow" w:hAnsi="Arial Narrow"/>
+                <w:b/>
+                <w:sz w:val="14"/>
+                <w:szCs w:val="14"/>
+              </w:rPr>
+              <w:t>{REV}</w:t>
+            </w:r>
+          </w:p>
+        </w:tc>
+      </w:tr>
+      <w:tr>
+        <w:trPr>
+          <w:trHeight w:hRule="exact" w:val="720"/>
+        </w:trPr>
+        <w:tc>
+          <w:tcPr>
+            <w:tcW w:w="2520" w:type="dxa"/>
+            <w:tcMar>
+              <w:top w:w="0" w:type="dxa"/>
+              <w:bottom w:w="0" w:type="dxa"/>
+            </w:tcMar>
+            <w:vAlign w:val="center"/>
+          </w:tcPr>
+          <w:p>
+            <w:pPr>
+              <w:spacing w:after="0" w:line="240" w:lineRule="auto"/>
+              <w:ind w:left="-293"/>
+              <w:jc w:val="center"/>
+              <w:rPr>
+                <w:rFonts w:ascii="Arial Narrow" w:hAnsi="Arial Narrow"/>
+                <w:sz w:val="14"/>
+                <w:szCs w:val="14"/>
+              </w:rPr>
+            </w:pPr>
+            <w:r>
+              <w:rPr>
+                <w:rFonts w:ascii="Arial Narrow" w:hAnsi="Arial Narrow"/>
+                <w:sz w:val="14"/>
+                <w:szCs w:val="14"/>
+              </w:rPr>
+              <w:t>Topnotch Quality Works</w:t>
+            </w:r>
+          </w:p>
+          <w:p>
+            <w:pPr>
+              <w:spacing w:after="0" w:line="240" w:lineRule="auto"/>
+              <w:ind w:left="-293"/>
+              <w:jc w:val="center"/>
+              <w:rPr>
+                <w:rFonts w:ascii="Arial Narrow" w:hAnsi="Arial Narrow" w:cstheme="minorBidi"/>
+                <w:b/>
+                <w:sz w:val="14"/>
+                <w:szCs w:val="14"/>
+                <w:lang w:bidi="th-TH"/>
+              </w:rPr>
+            </w:pPr>
+            <w:r>
+              <w:rPr>
+                <w:rFonts w:ascii="Arial Narrow" w:hAnsi="Arial Narrow"/>
+                <w:b/>
+                <w:sz w:val="14"/>
+                <w:szCs w:val="14"/>
+              </w:rPr>
+              <w:t>{PART}</w:t>
+            </w:r>
+          </w:p>
+          <w:p>
+            <w:pPr>
+              <w:spacing w:after="0" w:line="240" w:lineRule="auto"/>
+              <w:ind w:left="-293"/>
+              <w:jc w:val="center"/>
+              <w:rPr>
+                <w:rFonts w:ascii="Arial Narrow" w:hAnsi="Arial Narrow"/>
+                <w:sz w:val="14"/>
+                <w:szCs w:val="14"/>
+              </w:rPr>
+            </w:pPr>
+            <w:r>
+              <w:rPr>
+                <w:rFonts w:ascii="Arial Narrow" w:hAnsi="Arial Narrow"/>
+                <w:b/>
+                <w:sz w:val="14"/>
+                <w:szCs w:val="14"/>
+              </w:rPr>
+              <w:t>{REV}</w:t>
+            </w:r>
+          </w:p>
+        </w:tc>
+        <w:tc>
+          <w:tcPr>
+            <w:tcW w:w="432" w:type="dxa"/>
+            <w:tcBorders>
+              <w:top w:val="single" w:sz="8" w:space="0" w:color="FFFFFF"/>
+              <w:bottom w:val="single" w:sz="8" w:space="0" w:color="FFFFFF"/>
+            </w:tcBorders>
+            <w:tcMar>
+              <w:top w:w="0" w:type="dxa"/>
+              <w:left w:w="0" w:type="dxa"/>
+              <w:bottom w:w="0" w:type="dxa"/>
+              <w:right w:w="0" w:type="dxa"/>
+            </w:tcMar>
+          </w:tcPr>
+          <w:p>
+            <w:pPr>
+              <w:rPr>
+                <w:sz w:val="14"/>
+                <w:szCs w:val="14"/>
+              </w:rPr>
+            </w:pPr>
+          </w:p>
+        </w:tc>
+        <w:tc>
+          <w:tcPr>
+            <w:tcW w:w="2520" w:type="dxa"/>
+            <w:tcMar>
+              <w:top w:w="0" w:type="dxa"/>
+              <w:bottom w:w="0" w:type="dxa"/>
+            </w:tcMar>
+            <w:vAlign w:val="center"/>
+          </w:tcPr>
+          <w:p>
+            <w:pPr>
+              <w:spacing w:after="0" w:line="240" w:lineRule="auto"/>
+              <w:ind w:left="-293"/>
+              <w:jc w:val="center"/>
+              <w:rPr>
+                <w:rFonts w:ascii="Arial Narrow" w:hAnsi="Arial Narrow"/>
+                <w:sz w:val="14"/>
+                <w:szCs w:val="14"/>
+              </w:rPr>
+            </w:pPr>
+            <w:r>
+              <w:rPr>
+                <w:rFonts w:ascii="Arial Narrow" w:hAnsi="Arial Narrow"/>
+                <w:sz w:val="14"/>
+                <w:szCs w:val="14"/>
+              </w:rPr>
+              <w:t>Topnotch Quality Works</w:t>
+            </w:r>
+          </w:p>
+          <w:p>
+            <w:pPr>
+              <w:spacing w:after="0" w:line="240" w:lineRule="auto"/>
+              <w:ind w:left="-293"/>
+              <w:jc w:val="center"/>
+              <w:rPr>
+                <w:rFonts w:ascii="Arial Narrow" w:hAnsi="Arial Narrow" w:cstheme="minorBidi"/>
+                <w:b/>
+                <w:sz w:val="14"/>
+                <w:szCs w:val="14"/>
+                <w:lang w:bidi="th-TH"/>
+              </w:rPr>
+            </w:pPr>
+            <w:r>
+              <w:rPr>
+                <w:rFonts w:ascii="Arial Narrow" w:hAnsi="Arial Narrow"/>
+                <w:b/>
+                <w:sz w:val="14"/>
+                <w:szCs w:val="14"/>
+              </w:rPr>
+              <w:t>{PART}</w:t>
+            </w:r>
+          </w:p>
+          <w:p>
+            <w:pPr>
+              <w:spacing w:after="0" w:line="240" w:lineRule="auto"/>
+              <w:ind w:left="-293"/>
+              <w:jc w:val="center"/>
+              <w:rPr>
+                <w:rFonts w:ascii="Arial Narrow" w:hAnsi="Arial Narrow"/>
+                <w:sz w:val="14"/>
+                <w:szCs w:val="14"/>
+              </w:rPr>
+            </w:pPr>
+            <w:r>
+              <w:rPr>
+                <w:rFonts w:ascii="Arial Narrow" w:hAnsi="Arial Narrow"/>
+                <w:b/>
+                <w:sz w:val="14"/>
+                <w:szCs w:val="14"/>
+              </w:rPr>
+              <w:t>{REV}</w:t>
+            </w:r>
+          </w:p>
+        </w:tc>
+        <w:tc>
+          <w:tcPr>
+            <w:tcW w:w="432" w:type="dxa"/>
+            <w:tcBorders>
+              <w:top w:val="single" w:sz="8" w:space="0" w:color="FFFFFF"/>
+              <w:bottom w:val="single" w:sz="8" w:space="0" w:color="FFFFFF"/>
+            </w:tcBorders>
+            <w:tcMar>
+              <w:top w:w="0" w:type="dxa"/>
+              <w:left w:w="0" w:type="dxa"/>
+              <w:bottom w:w="0" w:type="dxa"/>
+              <w:right w:w="0" w:type="dxa"/>
+            </w:tcMar>
+          </w:tcPr>
+          <w:p>
+            <w:pPr>
+              <w:rPr>
+                <w:sz w:val="14"/>
+                <w:szCs w:val="14"/>
+              </w:rPr>
+            </w:pPr>
+          </w:p>
+        </w:tc>
+        <w:tc>
+          <w:tcPr>
+            <w:tcW w:w="2520" w:type="dxa"/>
+            <w:tcMar>
+              <w:top w:w="0" w:type="dxa"/>
+              <w:bottom w:w="0" w:type="dxa"/>
+            </w:tcMar>
+            <w:vAlign w:val="center"/>
+          </w:tcPr>
+          <w:p>
+            <w:pPr>
+              <w:spacing w:after="0" w:line="240" w:lineRule="auto"/>
+              <w:ind w:left="-293"/>
+              <w:jc w:val="center"/>
+              <w:rPr>
+                <w:rFonts w:ascii="Arial Narrow" w:hAnsi="Arial Narrow"/>
+                <w:sz w:val="14"/>
+                <w:szCs w:val="14"/>
+              </w:rPr>
+            </w:pPr>
+            <w:r>
+              <w:rPr>
+                <w:rFonts w:ascii="Arial Narrow" w:hAnsi="Arial Narrow"/>
+                <w:sz w:val="14"/>
+                <w:szCs w:val="14"/>
+              </w:rPr>
+              <w:t>Topnotch Quality Works</w:t>
+            </w:r>
+          </w:p>
+          <w:p>
+            <w:pPr>
+              <w:spacing w:after="0" w:line="240" w:lineRule="auto"/>
+              <w:ind w:left="-293"/>
+              <w:jc w:val="center"/>
+              <w:rPr>
+                <w:rFonts w:ascii="Arial Narrow" w:hAnsi="Arial Narrow" w:cstheme="minorBidi"/>
+                <w:b/>
+                <w:sz w:val="14"/>
+                <w:szCs w:val="14"/>
+                <w:lang w:bidi="th-TH"/>
+              </w:rPr>
+            </w:pPr>
+            <w:r>
+              <w:rPr>
+                <w:rFonts w:ascii="Arial Narrow" w:hAnsi="Arial Narrow"/>
+                <w:b/>
+                <w:sz w:val="14"/>
+                <w:szCs w:val="14"/>
+              </w:rPr>
+              <w:t>{PART}</w:t>
+            </w:r>
+          </w:p>
+          <w:p>
+            <w:pPr>
+              <w:spacing w:after="0" w:line="240" w:lineRule="auto"/>
+              <w:ind w:left="-293"/>
+              <w:jc w:val="center"/>
+              <w:rPr>
+                <w:rFonts w:ascii="Arial Narrow" w:hAnsi="Arial Narrow"/>
+                <w:sz w:val="14"/>
+                <w:szCs w:val="14"/>
+              </w:rPr>
+            </w:pPr>
+            <w:r>
+              <w:rPr>
+                <w:rFonts w:ascii="Arial Narrow" w:hAnsi="Arial Narrow"/>
+                <w:b/>
+                <w:sz w:val="14"/>
+                <w:szCs w:val="14"/>
+              </w:rPr>
+              <w:t>{REV}</w:t>
+            </w:r>
+          </w:p>
+        </w:tc>
+        <w:tc>
+          <w:tcPr>
+            <w:tcW w:w="432" w:type="dxa"/>
+            <w:tcBorders>
+              <w:top w:val="single" w:sz="8" w:space="0" w:color="FFFFFF"/>
+              <w:bottom w:val="single" w:sz="8" w:space="0" w:color="FFFFFF"/>
+            </w:tcBorders>
+            <w:tcMar>
+              <w:top w:w="0" w:type="dxa"/>
+              <w:left w:w="0" w:type="dxa"/>
+              <w:bottom w:w="0" w:type="dxa"/>
+              <w:right w:w="0" w:type="dxa"/>
+            </w:tcMar>
+          </w:tcPr>
+          <w:p>
+            <w:pPr>
+              <w:rPr>
+                <w:sz w:val="14"/>
+                <w:szCs w:val="14"/>
+              </w:rPr>
+            </w:pPr>
+          </w:p>
+        </w:tc>
+        <w:tc>
+          <w:tcPr>
+            <w:tcW w:w="2520" w:type="dxa"/>
+            <w:tcMar>
+              <w:top w:w="0" w:type="dxa"/>
+              <w:bottom w:w="0" w:type="dxa"/>
+            </w:tcMar>
+            <w:vAlign w:val="center"/>
+          </w:tcPr>
+          <w:p>
+            <w:pPr>
+              <w:spacing w:after="0" w:line="240" w:lineRule="auto"/>
+              <w:ind w:left="-293"/>
+              <w:jc w:val="center"/>
+              <w:rPr>
+                <w:rFonts w:ascii="Arial Narrow" w:hAnsi="Arial Narrow"/>
+                <w:sz w:val="14"/>
+                <w:szCs w:val="14"/>
+              </w:rPr>
+            </w:pPr>
+            <w:r>
+              <w:rPr>
+                <w:rFonts w:ascii="Arial Narrow" w:hAnsi="Arial Narrow"/>
+                <w:sz w:val="14"/>
+                <w:szCs w:val="14"/>
+              </w:rPr>
+              <w:t>Topnotch Quality Works</w:t>
+            </w:r>
+          </w:p>
+          <w:p>
+            <w:pPr>
+              <w:spacing w:after="0" w:line="240" w:lineRule="auto"/>
+              <w:ind w:left="-293"/>
+              <w:jc w:val="center"/>
+              <w:rPr>
+                <w:rFonts w:ascii="Arial Narrow" w:hAnsi="Arial Narrow" w:cstheme="minorBidi"/>
+                <w:b/>
+                <w:sz w:val="14"/>
+                <w:szCs w:val="14"/>
+                <w:lang w:bidi="th-TH"/>
+              </w:rPr>
+            </w:pPr>
+            <w:r>
+              <w:rPr>
+                <w:rFonts w:ascii="Arial Narrow" w:hAnsi="Arial Narrow"/>
+                <w:b/>
+                <w:sz w:val="14"/>
+                <w:szCs w:val="14"/>
+              </w:rPr>
+              <w:t>{PART}</w:t>
+            </w:r>
+          </w:p>
+          <w:p>
+            <w:pPr>
+              <w:spacing w:after="0" w:line="240" w:lineRule="auto"/>
+              <w:ind w:left="-293"/>
+              <w:jc w:val="center"/>
+              <w:rPr>
+                <w:rFonts w:ascii="Arial Narrow" w:hAnsi="Arial Narrow"/>
+                <w:sz w:val="14"/>
+                <w:szCs w:val="14"/>
+              </w:rPr>
+            </w:pPr>
+            <w:r>
+              <w:rPr>
+                <w:rFonts w:ascii="Arial Narrow" w:hAnsi="Arial Narrow"/>
+                <w:b/>
+                <w:sz w:val="14"/>
+                <w:szCs w:val="14"/>
+              </w:rPr>
+              <w:t>{REV}</w:t>
+            </w:r>
+          </w:p>
+        </w:tc>
+      </w:tr>
+      <w:tr>
+        <w:trPr>
+          <w:trHeight w:hRule="exact" w:val="720"/>
+        </w:trPr>
+        <w:tc>
+          <w:tcPr>
+            <w:tcW w:w="2520" w:type="dxa"/>
+            <w:tcMar>
+              <w:top w:w="0" w:type="dxa"/>
+              <w:bottom w:w="0" w:type="dxa"/>
+            </w:tcMar>
+            <w:vAlign w:val="center"/>
+          </w:tcPr>
+          <w:p>
+            <w:pPr>
+              <w:spacing w:after="0" w:line="240" w:lineRule="auto"/>
+              <w:ind w:left="-293"/>
+              <w:jc w:val="center"/>
+              <w:rPr>
+                <w:rFonts w:ascii="Arial Narrow" w:hAnsi="Arial Narrow"/>
+                <w:sz w:val="14"/>
+                <w:szCs w:val="14"/>
+              </w:rPr>
+            </w:pPr>
+            <w:r>
+              <w:rPr>
+                <w:rFonts w:ascii="Arial Narrow" w:hAnsi="Arial Narrow"/>
+                <w:sz w:val="14"/>
+                <w:szCs w:val="14"/>
+              </w:rPr>
+              <w:t>Topnotch Quality Works</w:t>
+            </w:r>
+          </w:p>
+          <w:p>
+            <w:pPr>
+              <w:spacing w:after="0" w:line="240" w:lineRule="auto"/>
+              <w:ind w:left="-293"/>
+              <w:jc w:val="center"/>
+              <w:rPr>
+                <w:rFonts w:ascii="Arial Narrow" w:hAnsi="Arial Narrow" w:cstheme="minorBidi"/>
+                <w:b/>
+                <w:sz w:val="14"/>
+                <w:szCs w:val="14"/>
+                <w:lang w:bidi="th-TH"/>
+              </w:rPr>
+            </w:pPr>
+            <w:r>
+              <w:rPr>
+                <w:rFonts w:ascii="Arial Narrow" w:hAnsi="Arial Narrow"/>
+                <w:b/>
+                <w:sz w:val="14"/>
+                <w:szCs w:val="14"/>
+              </w:rPr>
+              <w:t>{PART}</w:t>
+            </w:r>
+          </w:p>
+          <w:p>
+            <w:pPr>
+              <w:spacing w:after="0" w:line="240" w:lineRule="auto"/>
+              <w:ind w:left="-293"/>
+              <w:jc w:val="center"/>
+              <w:rPr>
+                <w:rFonts w:ascii="Arial Narrow" w:hAnsi="Arial Narrow"/>
+                <w:sz w:val="14"/>
+                <w:szCs w:val="14"/>
+              </w:rPr>
+            </w:pPr>
+            <w:r>
+              <w:rPr>
+                <w:rFonts w:ascii="Arial Narrow" w:hAnsi="Arial Narrow"/>
+                <w:b/>
+                <w:sz w:val="14"/>
+                <w:szCs w:val="14"/>
+              </w:rPr>
+              <w:t>{REV}</w:t>
+            </w:r>
+          </w:p>
+        </w:tc>
+        <w:tc>
+          <w:tcPr>
+            <w:tcW w:w="432" w:type="dxa"/>
+            <w:tcBorders>
+              <w:top w:val="single" w:sz="8" w:space="0" w:color="FFFFFF"/>
+              <w:bottom w:val="single" w:sz="8" w:space="0" w:color="FFFFFF"/>
+            </w:tcBorders>
+            <w:tcMar>
+              <w:top w:w="0" w:type="dxa"/>
+              <w:left w:w="0" w:type="dxa"/>
+              <w:bottom w:w="0" w:type="dxa"/>
+              <w:right w:w="0" w:type="dxa"/>
+            </w:tcMar>
+          </w:tcPr>
+          <w:p>
+            <w:pPr>
+              <w:rPr>
+                <w:sz w:val="14"/>
+                <w:szCs w:val="14"/>
+              </w:rPr>
+            </w:pPr>
+          </w:p>
+        </w:tc>
+        <w:tc>
+          <w:tcPr>
+            <w:tcW w:w="2520" w:type="dxa"/>
+            <w:tcMar>
+              <w:top w:w="0" w:type="dxa"/>
+              <w:bottom w:w="0" w:type="dxa"/>
+            </w:tcMar>
+            <w:vAlign w:val="center"/>
+          </w:tcPr>
+          <w:p>
+            <w:pPr>
+              <w:spacing w:after="0" w:line="240" w:lineRule="auto"/>
+              <w:ind w:left="-293"/>
+              <w:jc w:val="center"/>
+              <w:rPr>
+                <w:rFonts w:ascii="Arial Narrow" w:hAnsi="Arial Narrow"/>
+                <w:sz w:val="14"/>
+                <w:szCs w:val="14"/>
+              </w:rPr>
+            </w:pPr>
+            <w:r>
+              <w:rPr>
+                <w:rFonts w:ascii="Arial Narrow" w:hAnsi="Arial Narrow"/>
+                <w:sz w:val="14"/>
+                <w:szCs w:val="14"/>
+              </w:rPr>
+              <w:t>Topnotch Quality Works</w:t>
+            </w:r>
+          </w:p>
+          <w:p>
+            <w:pPr>
+              <w:spacing w:after="0" w:line="240" w:lineRule="auto"/>
+              <w:ind w:left="-293"/>
+              <w:jc w:val="center"/>
+              <w:rPr>
+                <w:rFonts w:ascii="Arial Narrow" w:hAnsi="Arial Narrow" w:cstheme="minorBidi"/>
+                <w:b/>
+                <w:sz w:val="14"/>
+                <w:szCs w:val="14"/>
+                <w:lang w:bidi="th-TH"/>
+              </w:rPr>
+            </w:pPr>
+            <w:r>
+              <w:rPr>
+                <w:rFonts w:ascii="Arial Narrow" w:hAnsi="Arial Narrow"/>
+                <w:b/>
+                <w:sz w:val="14"/>
+                <w:szCs w:val="14"/>
+              </w:rPr>
+              <w:t>{PART}</w:t>
+            </w:r>
+          </w:p>
+          <w:p>
+            <w:pPr>
+              <w:spacing w:after="0" w:line="240" w:lineRule="auto"/>
+              <w:ind w:left="-293"/>
+              <w:jc w:val="center"/>
+              <w:rPr>
+                <w:rFonts w:ascii="Arial Narrow" w:hAnsi="Arial Narrow"/>
+                <w:sz w:val="14"/>
+                <w:szCs w:val="14"/>
+              </w:rPr>
+            </w:pPr>
+            <w:r>
+              <w:rPr>
+                <w:rFonts w:ascii="Arial Narrow" w:hAnsi="Arial Narrow"/>
+                <w:b/>
+                <w:sz w:val="14"/>
+                <w:szCs w:val="14"/>
+              </w:rPr>
+              <w:t>{REV}</w:t>
+            </w:r>
+          </w:p>
+        </w:tc>
+        <w:tc>
+          <w:tcPr>
+            <w:tcW w:w="432" w:type="dxa"/>
+            <w:tcBorders>
+              <w:top w:val="single" w:sz="8" w:space="0" w:color="FFFFFF"/>
+              <w:bottom w:val="single" w:sz="8" w:space="0" w:color="FFFFFF"/>
+            </w:tcBorders>
+            <w:tcMar>
+              <w:top w:w="0" w:type="dxa"/>
+              <w:left w:w="0" w:type="dxa"/>
+              <w:bottom w:w="0" w:type="dxa"/>
+              <w:right w:w="0" w:type="dxa"/>
+            </w:tcMar>
+          </w:tcPr>
+          <w:p>
+            <w:pPr>
+              <w:rPr>
+                <w:sz w:val="14"/>
+                <w:szCs w:val="14"/>
+              </w:rPr>
+            </w:pPr>
+          </w:p>
+        </w:tc>
+        <w:tc>
+          <w:tcPr>
+            <w:tcW w:w="2520" w:type="dxa"/>
+            <w:tcMar>
+              <w:top w:w="0" w:type="dxa"/>
+              <w:bottom w:w="0" w:type="dxa"/>
+            </w:tcMar>
+            <w:vAlign w:val="center"/>
+          </w:tcPr>
+          <w:p>
+            <w:pPr>
+              <w:spacing w:after="0" w:line="240" w:lineRule="auto"/>
+              <w:ind w:left="-293"/>
+              <w:jc w:val="center"/>
+              <w:rPr>
+                <w:rFonts w:ascii="Arial Narrow" w:hAnsi="Arial Narrow"/>
+                <w:sz w:val="14"/>
+                <w:szCs w:val="14"/>
+              </w:rPr>
+            </w:pPr>
+            <w:r>
+              <w:rPr>
+                <w:rFonts w:ascii="Arial Narrow" w:hAnsi="Arial Narrow"/>
+                <w:sz w:val="14"/>
+                <w:szCs w:val="14"/>
+              </w:rPr>
+              <w:t>Topnotch Quality Works</w:t>
+            </w:r>
+          </w:p>
+          <w:p>
+            <w:pPr>
+              <w:spacing w:after="0" w:line="240" w:lineRule="auto"/>
+              <w:ind w:left="-293"/>
+              <w:jc w:val="center"/>
+              <w:rPr>
+                <w:rFonts w:ascii="Arial Narrow" w:hAnsi="Arial Narrow" w:cstheme="minorBidi"/>
+                <w:b/>
+                <w:sz w:val="14"/>
+                <w:szCs w:val="14"/>
+                <w:lang w:bidi="th-TH"/>
+              </w:rPr>
+            </w:pPr>
+            <w:r>
+              <w:rPr>
+                <w:rFonts w:ascii="Arial Narrow" w:hAnsi="Arial Narrow"/>
+                <w:b/>
+                <w:sz w:val="14"/>
+                <w:szCs w:val="14"/>
+              </w:rPr>
+              <w:t>{PART}</w:t>
+            </w:r>
+          </w:p>
+          <w:p>
+            <w:pPr>
+              <w:spacing w:after="0" w:line="240" w:lineRule="auto"/>
+              <w:ind w:left="-293"/>
+              <w:jc w:val="center"/>
+              <w:rPr>
+                <w:rFonts w:ascii="Arial Narrow" w:hAnsi="Arial Narrow"/>
+                <w:sz w:val="14"/>
+                <w:szCs w:val="14"/>
+              </w:rPr>
+            </w:pPr>
+            <w:r>
+              <w:rPr>
+                <w:rFonts w:ascii="Arial Narrow" w:hAnsi="Arial Narrow"/>
+                <w:b/>
+                <w:sz w:val="14"/>
+                <w:szCs w:val="14"/>
+              </w:rPr>
+              <w:t>{REV}</w:t>
+            </w:r>
+          </w:p>
+        </w:tc>
+        <w:tc>
+          <w:tcPr>
+            <w:tcW w:w="432" w:type="dxa"/>
+            <w:tcBorders>
+              <w:top w:val="single" w:sz="8" w:space="0" w:color="FFFFFF"/>
+              <w:bottom w:val="single" w:sz="8" w:space="0" w:color="FFFFFF"/>
+            </w:tcBorders>
+            <w:tcMar>
+              <w:top w:w="0" w:type="dxa"/>
+              <w:left w:w="0" w:type="dxa"/>
+              <w:bottom w:w="0" w:type="dxa"/>
+              <w:right w:w="0" w:type="dxa"/>
+            </w:tcMar>
+          </w:tcPr>
+          <w:p>
+            <w:pPr>
+              <w:rPr>
+                <w:sz w:val="14"/>
+                <w:szCs w:val="14"/>
+              </w:rPr>
+            </w:pPr>
+          </w:p>
+        </w:tc>
+        <w:tc>
+          <w:tcPr>
+            <w:tcW w:w="2520" w:type="dxa"/>
+            <w:tcMar>
+              <w:top w:w="0" w:type="dxa"/>
+              <w:bottom w:w="0" w:type="dxa"/>
+            </w:tcMar>
+            <w:vAlign w:val="center"/>
+          </w:tcPr>
+          <w:p>
+            <w:pPr>
+              <w:spacing w:after="0" w:line="240" w:lineRule="auto"/>
+              <w:ind w:left="-293"/>
+              <w:jc w:val="center"/>
+              <w:rPr>
+                <w:rFonts w:ascii="Arial Narrow" w:hAnsi="Arial Narrow"/>
+                <w:sz w:val="14"/>
+                <w:szCs w:val="14"/>
+              </w:rPr>
+            </w:pPr>
+            <w:r>
+              <w:rPr>
+                <w:rFonts w:ascii="Arial Narrow" w:hAnsi="Arial Narrow"/>
+                <w:sz w:val="14"/>
+                <w:szCs w:val="14"/>
+              </w:rPr>
+              <w:t>Topnotch Quality Works</w:t>
+            </w:r>
+          </w:p>
+          <w:p>
+            <w:pPr>
+              <w:spacing w:after="0" w:line="240" w:lineRule="auto"/>
+              <w:ind w:left="-293"/>
+              <w:jc w:val="center"/>
+              <w:rPr>
+                <w:rFonts w:ascii="Arial Narrow" w:hAnsi="Arial Narrow" w:cstheme="minorBidi"/>
+                <w:b/>
+                <w:sz w:val="14"/>
+                <w:szCs w:val="14"/>
+                <w:lang w:bidi="th-TH"/>
+              </w:rPr>
+            </w:pPr>
+            <w:r>
+              <w:rPr>
+                <w:rFonts w:ascii="Arial Narrow" w:hAnsi="Arial Narrow"/>
+                <w:b/>
+                <w:sz w:val="14"/>
+                <w:szCs w:val="14"/>
+              </w:rPr>
+              <w:t>{PART}</w:t>
+            </w:r>
+          </w:p>
+          <w:p>
+            <w:pPr>
+              <w:spacing w:after="0" w:line="240" w:lineRule="auto"/>
+              <w:ind w:left="-293"/>
+              <w:jc w:val="center"/>
+              <w:rPr>
+                <w:rFonts w:ascii="Arial Narrow" w:hAnsi="Arial Narrow"/>
+                <w:sz w:val="14"/>
+                <w:szCs w:val="14"/>
+              </w:rPr>
+            </w:pPr>
+            <w:r>
+              <w:rPr>
+                <w:rFonts w:ascii="Arial Narrow" w:hAnsi="Arial Narrow"/>
+                <w:b/>
+                <w:sz w:val="14"/>
+                <w:szCs w:val="14"/>
+              </w:rPr>
+              <w:t>{REV}</w:t>
+            </w:r>
+          </w:p>
+        </w:tc>
+      </w:tr>
+      <w:tr>
+        <w:trPr>
+          <w:trHeight w:hRule="exact" w:val="720"/>
+        </w:trPr>
+        <w:tc>
+          <w:tcPr>
+            <w:tcW w:w="2520" w:type="dxa"/>
+            <w:tcMar>
+              <w:top w:w="0" w:type="dxa"/>
+              <w:bottom w:w="0" w:type="dxa"/>
+            </w:tcMar>
+            <w:vAlign w:val="center"/>
+          </w:tcPr>
+          <w:p>
+            <w:pPr>
+              <w:spacing w:after="0" w:line="240" w:lineRule="auto"/>
+              <w:ind w:left="-293"/>
+              <w:jc w:val="center"/>
+              <w:rPr>
+                <w:rFonts w:ascii="Arial Narrow" w:hAnsi="Arial Narrow"/>
+                <w:sz w:val="14"/>
+                <w:szCs w:val="14"/>
+              </w:rPr>
+            </w:pPr>
+            <w:r>
+              <w:rPr>
+                <w:rFonts w:ascii="Arial Narrow" w:hAnsi="Arial Narrow"/>
+                <w:sz w:val="14"/>
+                <w:szCs w:val="14"/>
+              </w:rPr>
+              <w:t>Topnotch Quality Works</w:t>
+            </w:r>
+          </w:p>
+          <w:p>
+            <w:pPr>
+              <w:spacing w:after="0" w:line="240" w:lineRule="auto"/>
+              <w:ind w:left="-293"/>
+              <w:jc w:val="center"/>
+              <w:rPr>
+                <w:rFonts w:ascii="Arial Narrow" w:hAnsi="Arial Narrow" w:cstheme="minorBidi"/>
+                <w:b/>
+                <w:sz w:val="14"/>
+                <w:szCs w:val="14"/>
+                <w:lang w:bidi="th-TH"/>
+              </w:rPr>
+            </w:pPr>
+            <w:r>
+              <w:rPr>
+                <w:rFonts w:ascii="Arial Narrow" w:hAnsi="Arial Narrow"/>
+                <w:b/>
+                <w:sz w:val="14"/>
+                <w:szCs w:val="14"/>
+              </w:rPr>
+              <w:t>{PART}</w:t>
+            </w:r>
+          </w:p>
+          <w:p>
+            <w:pPr>
+              <w:spacing w:after="0" w:line="240" w:lineRule="auto"/>
+              <w:ind w:left="-293"/>
+              <w:jc w:val="center"/>
+              <w:rPr>
+                <w:rFonts w:ascii="Arial Narrow" w:hAnsi="Arial Narrow"/>
+                <w:sz w:val="14"/>
+                <w:szCs w:val="14"/>
+              </w:rPr>
+            </w:pPr>
+            <w:r>
+              <w:rPr>
+                <w:rFonts w:ascii="Arial Narrow" w:hAnsi="Arial Narrow"/>
+                <w:b/>
+                <w:sz w:val="14"/>
+                <w:szCs w:val="14"/>
+              </w:rPr>
+              <w:t>{REV}</w:t>
+            </w:r>
+          </w:p>
+        </w:tc>
+        <w:tc>
+          <w:tcPr>
+            <w:tcW w:w="432" w:type="dxa"/>
+            <w:tcBorders>
+              <w:top w:val="single" w:sz="8" w:space="0" w:color="FFFFFF"/>
+              <w:bottom w:val="single" w:sz="8" w:space="0" w:color="FFFFFF"/>
+            </w:tcBorders>
+            <w:tcMar>
+              <w:top w:w="0" w:type="dxa"/>
+              <w:left w:w="0" w:type="dxa"/>
+              <w:bottom w:w="0" w:type="dxa"/>
+              <w:right w:w="0" w:type="dxa"/>
+            </w:tcMar>
+          </w:tcPr>
+          <w:p>
+            <w:pPr>
+              <w:rPr>
+                <w:sz w:val="14"/>
+                <w:szCs w:val="14"/>
+              </w:rPr>
+            </w:pPr>
+          </w:p>
+        </w:tc>
+        <w:tc>
+          <w:tcPr>
+            <w:tcW w:w="2520" w:type="dxa"/>
+            <w:tcMar>
+              <w:top w:w="0" w:type="dxa"/>
+              <w:bottom w:w="0" w:type="dxa"/>
+            </w:tcMar>
+            <w:vAlign w:val="center"/>
+          </w:tcPr>
+          <w:p>
+            <w:pPr>
+              <w:spacing w:after="0" w:line="240" w:lineRule="auto"/>
+              <w:ind w:left="-293"/>
+              <w:jc w:val="center"/>
+              <w:rPr>
+                <w:rFonts w:ascii="Arial Narrow" w:hAnsi="Arial Narrow"/>
+                <w:sz w:val="14"/>
+                <w:szCs w:val="14"/>
+              </w:rPr>
+            </w:pPr>
+            <w:r>
+              <w:rPr>
+                <w:rFonts w:ascii="Arial Narrow" w:hAnsi="Arial Narrow"/>
+                <w:sz w:val="14"/>
+                <w:szCs w:val="14"/>
+              </w:rPr>
+              <w:t>Topnotch Quality Works</w:t>
+            </w:r>
+          </w:p>
+          <w:p>
+            <w:pPr>
+              <w:spacing w:after="0" w:line="240" w:lineRule="auto"/>
+              <w:ind w:left="-293"/>
+              <w:jc w:val="center"/>
+              <w:rPr>
+                <w:rFonts w:ascii="Arial Narrow" w:hAnsi="Arial Narrow" w:cstheme="minorBidi"/>
+                <w:b/>
+                <w:sz w:val="14"/>
+                <w:szCs w:val="14"/>
+                <w:lang w:bidi="th-TH"/>
+              </w:rPr>
+            </w:pPr>
+            <w:r>
+              <w:rPr>
+                <w:rFonts w:ascii="Arial Narrow" w:hAnsi="Arial Narrow"/>
+                <w:b/>
+                <w:sz w:val="14"/>
+                <w:szCs w:val="14"/>
+              </w:rPr>
+              <w:t>{PART}</w:t>
+            </w:r>
+          </w:p>
+          <w:p>
+            <w:pPr>
+              <w:spacing w:after="0" w:line="240" w:lineRule="auto"/>
+              <w:ind w:left="-293"/>
+              <w:jc w:val="center"/>
+              <w:rPr>
+                <w:rFonts w:ascii="Arial Narrow" w:hAnsi="Arial Narrow"/>
+                <w:sz w:val="14"/>
+                <w:szCs w:val="14"/>
+              </w:rPr>
+            </w:pPr>
+            <w:r>
+              <w:rPr>
+                <w:rFonts w:ascii="Arial Narrow" w:hAnsi="Arial Narrow"/>
+                <w:b/>
+                <w:sz w:val="14"/>
+                <w:szCs w:val="14"/>
+              </w:rPr>
+              <w:t>{REV}</w:t>
+            </w:r>
+          </w:p>
+        </w:tc>
+        <w:tc>
+          <w:tcPr>
+            <w:tcW w:w="432" w:type="dxa"/>
+            <w:tcBorders>
+              <w:top w:val="single" w:sz="8" w:space="0" w:color="FFFFFF"/>
+              <w:bottom w:val="single" w:sz="8" w:space="0" w:color="FFFFFF"/>
+            </w:tcBorders>
+            <w:tcMar>
+              <w:top w:w="0" w:type="dxa"/>
+              <w:left w:w="0" w:type="dxa"/>
+              <w:bottom w:w="0" w:type="dxa"/>
+              <w:right w:w="0" w:type="dxa"/>
+            </w:tcMar>
+          </w:tcPr>
+          <w:p>
+            <w:pPr>
+              <w:rPr>
+                <w:sz w:val="14"/>
+                <w:szCs w:val="14"/>
+              </w:rPr>
+            </w:pPr>
+          </w:p>
+        </w:tc>
+        <w:tc>
+          <w:tcPr>
+            <w:tcW w:w="2520" w:type="dxa"/>
+            <w:tcMar>
+              <w:top w:w="0" w:type="dxa"/>
+              <w:bottom w:w="0" w:type="dxa"/>
+            </w:tcMar>
+            <w:vAlign w:val="center"/>
+          </w:tcPr>
+          <w:p>
+            <w:pPr>
+              <w:spacing w:after="0" w:line="240" w:lineRule="auto"/>
+              <w:ind w:left="-293"/>
+              <w:jc w:val="center"/>
+              <w:rPr>
+                <w:rFonts w:ascii="Arial Narrow" w:hAnsi="Arial Narrow"/>
+                <w:sz w:val="14"/>
+                <w:szCs w:val="14"/>
+              </w:rPr>
+            </w:pPr>
+            <w:r>
+              <w:rPr>
+                <w:rFonts w:ascii="Arial Narrow" w:hAnsi="Arial Narrow"/>
+                <w:sz w:val="14"/>
+                <w:szCs w:val="14"/>
+              </w:rPr>
+              <w:t>Topnotch Quality Works</w:t>
+            </w:r>
+          </w:p>
+          <w:p>
+            <w:pPr>
+              <w:spacing w:after="0" w:line="240" w:lineRule="auto"/>
+              <w:ind w:left="-293"/>
+              <w:jc w:val="center"/>
+              <w:rPr>
+                <w:rFonts w:ascii="Arial Narrow" w:hAnsi="Arial Narrow" w:cstheme="minorBidi"/>
+                <w:b/>
+                <w:sz w:val="14"/>
+                <w:szCs w:val="14"/>
+                <w:lang w:bidi="th-TH"/>
+              </w:rPr>
+            </w:pPr>
+            <w:r>
+              <w:rPr>
+                <w:rFonts w:ascii="Arial Narrow" w:hAnsi="Arial Narrow"/>
+                <w:b/>
+                <w:sz w:val="14"/>
+                <w:szCs w:val="14"/>
+              </w:rPr>
+              <w:t>{PART}</w:t>
+            </w:r>
+          </w:p>
+          <w:p>
+            <w:pPr>
+              <w:spacing w:after="0" w:line="240" w:lineRule="auto"/>
+              <w:ind w:left="-293"/>
+              <w:jc w:val="center"/>
+              <w:rPr>
+                <w:rFonts w:ascii="Arial Narrow" w:hAnsi="Arial Narrow"/>
+                <w:sz w:val="14"/>
+                <w:szCs w:val="14"/>
+              </w:rPr>
+            </w:pPr>
+            <w:r>
+              <w:rPr>
+                <w:rFonts w:ascii="Arial Narrow" w:hAnsi="Arial Narrow"/>
+                <w:b/>
+                <w:sz w:val="14"/>
+                <w:szCs w:val="14"/>
+              </w:rPr>
+              <w:t>{REV}</w:t>
+            </w:r>
+          </w:p>
+        </w:tc>
+        <w:tc>
+          <w:tcPr>
+            <w:tcW w:w="432" w:type="dxa"/>
+            <w:tcBorders>
+              <w:top w:val="single" w:sz="8" w:space="0" w:color="FFFFFF"/>
+              <w:bottom w:val="single" w:sz="8" w:space="0" w:color="FFFFFF"/>
+            </w:tcBorders>
+            <w:tcMar>
+              <w:top w:w="0" w:type="dxa"/>
+              <w:left w:w="0" w:type="dxa"/>
+              <w:bottom w:w="0" w:type="dxa"/>
+              <w:right w:w="0" w:type="dxa"/>
+            </w:tcMar>
+          </w:tcPr>
+          <w:p>
+            <w:pPr>
+              <w:rPr>
+                <w:sz w:val="14"/>
+                <w:szCs w:val="14"/>
+              </w:rPr>
+            </w:pPr>
+          </w:p>
+        </w:tc>
+        <w:tc>
+          <w:tcPr>
+            <w:tcW w:w="2520" w:type="dxa"/>
+            <w:tcMar>
+              <w:top w:w="0" w:type="dxa"/>
+              <w:bottom w:w="0" w:type="dxa"/>
+            </w:tcMar>
+            <w:vAlign w:val="center"/>
+          </w:tcPr>
+          <w:p>
+            <w:pPr>
+              <w:spacing w:after="0" w:line="240" w:lineRule="auto"/>
+              <w:ind w:left="-293"/>
+              <w:jc w:val="center"/>
+              <w:rPr>
+                <w:rFonts w:ascii="Arial Narrow" w:hAnsi="Arial Narrow"/>
+                <w:sz w:val="14"/>
+                <w:szCs w:val="14"/>
+              </w:rPr>
+            </w:pPr>
+            <w:r>
+              <w:rPr>
+                <w:rFonts w:ascii="Arial Narrow" w:hAnsi="Arial Narrow"/>
+                <w:sz w:val="14"/>
+                <w:szCs w:val="14"/>
+              </w:rPr>
+              <w:t>Topnotch Quality Works</w:t>
+            </w:r>
+          </w:p>
+          <w:p>
+            <w:pPr>
+              <w:spacing w:after="0" w:line="240" w:lineRule="auto"/>
+              <w:ind w:left="-293"/>
+              <w:jc w:val="center"/>
+              <w:rPr>
+                <w:rFonts w:ascii="Arial Narrow" w:hAnsi="Arial Narrow" w:cstheme="minorBidi"/>
+                <w:b/>
+                <w:sz w:val="14"/>
+                <w:szCs w:val="14"/>
+                <w:lang w:bidi="th-TH"/>
+              </w:rPr>
+            </w:pPr>
+            <w:r>
+              <w:rPr>
+                <w:rFonts w:ascii="Arial Narrow" w:hAnsi="Arial Narrow"/>
+                <w:b/>
+                <w:sz w:val="14"/>
+                <w:szCs w:val="14"/>
+              </w:rPr>
+              <w:t>{PART}</w:t>
+            </w:r>
+          </w:p>
+          <w:p>
+            <w:pPr>
+              <w:spacing w:after="0" w:line="240" w:lineRule="auto"/>
+              <w:ind w:left="-293"/>
+              <w:jc w:val="center"/>
+              <w:rPr>
+                <w:rFonts w:ascii="Arial Narrow" w:hAnsi="Arial Narrow"/>
+                <w:sz w:val="14"/>
+                <w:szCs w:val="14"/>
+              </w:rPr>
+            </w:pPr>
+            <w:r>
+              <w:rPr>
+                <w:rFonts w:ascii="Arial Narrow" w:hAnsi="Arial Narrow"/>
+                <w:b/>
+                <w:sz w:val="14"/>
+                <w:szCs w:val="14"/>
+              </w:rPr>
+              <w:t>{REV}</w:t>
+            </w:r>
+          </w:p>
+        </w:tc>
+      </w:tr>
+      <w:tr>
+        <w:trPr>
+          <w:trHeight w:hRule="exact" w:val="720"/>
+        </w:trPr>
+        <w:tc>
+          <w:tcPr>
+            <w:tcW w:w="2520" w:type="dxa"/>
+            <w:tcMar>
+              <w:top w:w="0" w:type="dxa"/>
+              <w:bottom w:w="0" w:type="dxa"/>
+            </w:tcMar>
+            <w:vAlign w:val="center"/>
+          </w:tcPr>
+          <w:p>
+            <w:pPr>
+              <w:spacing w:after="0" w:line="240" w:lineRule="auto"/>
+              <w:ind w:left="-293"/>
+              <w:jc w:val="center"/>
+              <w:rPr>
+                <w:rFonts w:ascii="Arial Narrow" w:hAnsi="Arial Narrow"/>
+                <w:sz w:val="14"/>
+                <w:szCs w:val="14"/>
+              </w:rPr>
+            </w:pPr>
+            <w:r>
+              <w:rPr>
+                <w:rFonts w:ascii="Arial Narrow" w:hAnsi="Arial Narrow"/>
+                <w:sz w:val="14"/>
+                <w:szCs w:val="14"/>
+              </w:rPr>
+              <w:t>Topnotch Quality Works</w:t>
+            </w:r>
+          </w:p>
+          <w:p>
+            <w:pPr>
+              <w:spacing w:after="0" w:line="240" w:lineRule="auto"/>
+              <w:ind w:left="-293"/>
+              <w:jc w:val="center"/>
+              <w:rPr>
+                <w:rFonts w:ascii="Arial Narrow" w:hAnsi="Arial Narrow" w:cstheme="minorBidi"/>
+                <w:b/>
+                <w:sz w:val="14"/>
+                <w:szCs w:val="14"/>
+                <w:lang w:bidi="th-TH"/>
+              </w:rPr>
+            </w:pPr>
+            <w:r>
+              <w:rPr>
+                <w:rFonts w:ascii="Arial Narrow" w:hAnsi="Arial Narrow"/>
+                <w:b/>
+                <w:sz w:val="14"/>
+                <w:szCs w:val="14"/>
+              </w:rPr>
+              <w:t>{PART}</w:t>
+            </w:r>
+          </w:p>
+          <w:p>
+            <w:pPr>
+              <w:spacing w:after="0" w:line="240" w:lineRule="auto"/>
+              <w:ind w:left="-293"/>
+              <w:jc w:val="center"/>
+              <w:rPr>
+                <w:rFonts w:ascii="Arial Narrow" w:hAnsi="Arial Narrow"/>
+                <w:sz w:val="14"/>
+                <w:szCs w:val="14"/>
+              </w:rPr>
+            </w:pPr>
+            <w:r>
+              <w:rPr>
+                <w:rFonts w:ascii="Arial Narrow" w:hAnsi="Arial Narrow"/>
+                <w:b/>
+                <w:sz w:val="14"/>
+                <w:szCs w:val="14"/>
+              </w:rPr>
+              <w:t>{REV}</w:t>
+            </w:r>
+          </w:p>
+        </w:tc>
+        <w:tc>
+          <w:tcPr>
+            <w:tcW w:w="432" w:type="dxa"/>
+            <w:tcBorders>
+              <w:top w:val="single" w:sz="8" w:space="0" w:color="FFFFFF"/>
+              <w:bottom w:val="single" w:sz="8" w:space="0" w:color="FFFFFF"/>
+            </w:tcBorders>
+            <w:tcMar>
+              <w:top w:w="0" w:type="dxa"/>
+              <w:left w:w="0" w:type="dxa"/>
+              <w:bottom w:w="0" w:type="dxa"/>
+              <w:right w:w="0" w:type="dxa"/>
+            </w:tcMar>
+          </w:tcPr>
+          <w:p>
+            <w:pPr>
+              <w:rPr>
+                <w:sz w:val="14"/>
+                <w:szCs w:val="14"/>
+              </w:rPr>
+            </w:pPr>
+          </w:p>
+        </w:tc>
+        <w:tc>
+          <w:tcPr>
+            <w:tcW w:w="2520" w:type="dxa"/>
+            <w:tcMar>
+              <w:top w:w="0" w:type="dxa"/>
+              <w:bottom w:w="0" w:type="dxa"/>
+            </w:tcMar>
+            <w:vAlign w:val="center"/>
+          </w:tcPr>
+          <w:p>
+            <w:pPr>
+              <w:spacing w:after="0" w:line="240" w:lineRule="auto"/>
+              <w:ind w:left="-293"/>
+              <w:jc w:val="center"/>
+              <w:rPr>
+                <w:rFonts w:ascii="Arial Narrow" w:hAnsi="Arial Narrow"/>
+                <w:sz w:val="14"/>
+                <w:szCs w:val="14"/>
+              </w:rPr>
+            </w:pPr>
+            <w:r>
+              <w:rPr>
+                <w:rFonts w:ascii="Arial Narrow" w:hAnsi="Arial Narrow"/>
+                <w:sz w:val="14"/>
+                <w:szCs w:val="14"/>
+              </w:rPr>
+              <w:t>Topnotch Quality Works</w:t>
+            </w:r>
+          </w:p>
+          <w:p>
+            <w:pPr>
+              <w:spacing w:after="0" w:line="240" w:lineRule="auto"/>
+              <w:ind w:left="-293"/>
+              <w:jc w:val="center"/>
+              <w:rPr>
+                <w:rFonts w:ascii="Arial Narrow" w:hAnsi="Arial Narrow" w:cstheme="minorBidi"/>
+                <w:b/>
+                <w:sz w:val="14"/>
+                <w:szCs w:val="14"/>
+                <w:lang w:bidi="th-TH"/>
+              </w:rPr>
+            </w:pPr>
+            <w:r>
+              <w:rPr>
+                <w:rFonts w:ascii="Arial Narrow" w:hAnsi="Arial Narrow"/>
+                <w:b/>
+                <w:sz w:val="14"/>
+                <w:szCs w:val="14"/>
+              </w:rPr>
+              <w:t>{PART}</w:t>
+            </w:r>
+          </w:p>
+          <w:p>
+            <w:pPr>
+              <w:spacing w:after="0" w:line="240" w:lineRule="auto"/>
+              <w:ind w:left="-293"/>
+              <w:jc w:val="center"/>
+              <w:rPr>
+                <w:rFonts w:ascii="Arial Narrow" w:hAnsi="Arial Narrow"/>
+                <w:sz w:val="14"/>
+                <w:szCs w:val="14"/>
+              </w:rPr>
+            </w:pPr>
+            <w:r>
+              <w:rPr>
+                <w:rFonts w:ascii="Arial Narrow" w:hAnsi="Arial Narrow"/>
+                <w:b/>
+                <w:sz w:val="14"/>
+                <w:szCs w:val="14"/>
+              </w:rPr>
+              <w:t>{REV}</w:t>
+            </w:r>
+          </w:p>
+        </w:tc>
+        <w:tc>
+          <w:tcPr>
+            <w:tcW w:w="432" w:type="dxa"/>
+            <w:tcBorders>
+              <w:top w:val="single" w:sz="8" w:space="0" w:color="FFFFFF"/>
+              <w:bottom w:val="single" w:sz="8" w:space="0" w:color="FFFFFF"/>
+            </w:tcBorders>
+            <w:tcMar>
+              <w:top w:w="0" w:type="dxa"/>
+              <w:left w:w="0" w:type="dxa"/>
+              <w:bottom w:w="0" w:type="dxa"/>
+              <w:right w:w="0" w:type="dxa"/>
+            </w:tcMar>
+          </w:tcPr>
+          <w:p>
+            <w:pPr>
+              <w:rPr>
+                <w:sz w:val="14"/>
+                <w:szCs w:val="14"/>
+              </w:rPr>
+            </w:pPr>
+          </w:p>
+        </w:tc>
+        <w:tc>
+          <w:tcPr>
+            <w:tcW w:w="2520" w:type="dxa"/>
+            <w:tcMar>
+              <w:top w:w="0" w:type="dxa"/>
+              <w:bottom w:w="0" w:type="dxa"/>
+            </w:tcMar>
+            <w:vAlign w:val="center"/>
+          </w:tcPr>
+          <w:p>
+            <w:pPr>
+              <w:spacing w:after="0" w:line="240" w:lineRule="auto"/>
+              <w:ind w:left="-293"/>
+              <w:jc w:val="center"/>
+              <w:rPr>
+                <w:rFonts w:ascii="Arial Narrow" w:hAnsi="Arial Narrow"/>
+                <w:sz w:val="14"/>
+                <w:szCs w:val="14"/>
+              </w:rPr>
+            </w:pPr>
+            <w:r>
+              <w:rPr>
+                <w:rFonts w:ascii="Arial Narrow" w:hAnsi="Arial Narrow"/>
+                <w:sz w:val="14"/>
+                <w:szCs w:val="14"/>
+              </w:rPr>
+              <w:t>Topnotch Quality Works</w:t>
+            </w:r>
+          </w:p>
+          <w:p>
+            <w:pPr>
+              <w:spacing w:after="0" w:line="240" w:lineRule="auto"/>
+              <w:ind w:left="-293"/>
+              <w:jc w:val="center"/>
+              <w:rPr>
+                <w:rFonts w:ascii="Arial Narrow" w:hAnsi="Arial Narrow" w:cstheme="minorBidi"/>
+                <w:b/>
+                <w:sz w:val="14"/>
+                <w:szCs w:val="14"/>
+                <w:lang w:bidi="th-TH"/>
+              </w:rPr>
+            </w:pPr>
+            <w:r>
+              <w:rPr>
+                <w:rFonts w:ascii="Arial Narrow" w:hAnsi="Arial Narrow"/>
+                <w:b/>
+                <w:sz w:val="14"/>
+                <w:szCs w:val="14"/>
+              </w:rPr>
+              <w:t>{PART}</w:t>
+            </w:r>
+          </w:p>
+          <w:p>
+            <w:pPr>
+              <w:spacing w:after="0" w:line="240" w:lineRule="auto"/>
+              <w:ind w:left="-293"/>
+              <w:jc w:val="center"/>
+              <w:rPr>
+                <w:rFonts w:ascii="Arial Narrow" w:hAnsi="Arial Narrow"/>
+                <w:sz w:val="14"/>
+                <w:szCs w:val="14"/>
+              </w:rPr>
+            </w:pPr>
+            <w:r>
+              <w:rPr>
+                <w:rFonts w:ascii="Arial Narrow" w:hAnsi="Arial Narrow"/>
+                <w:b/>
+                <w:sz w:val="14"/>
+                <w:szCs w:val="14"/>
+              </w:rPr>
+              <w:t>{REV}</w:t>
+            </w:r>
+          </w:p>
+        </w:tc>
+        <w:tc>
+          <w:tcPr>
+            <w:tcW w:w="432" w:type="dxa"/>
+            <w:tcBorders>
+              <w:top w:val="single" w:sz="8" w:space="0" w:color="FFFFFF"/>
+              <w:bottom w:val="single" w:sz="8" w:space="0" w:color="FFFFFF"/>
+            </w:tcBorders>
+            <w:tcMar>
+              <w:top w:w="0" w:type="dxa"/>
+              <w:left w:w="0" w:type="dxa"/>
+              <w:bottom w:w="0" w:type="dxa"/>
+              <w:right w:w="0" w:type="dxa"/>
+            </w:tcMar>
+          </w:tcPr>
+          <w:p>
+            <w:pPr>
+              <w:rPr>
+                <w:sz w:val="14"/>
+                <w:szCs w:val="14"/>
+              </w:rPr>
+            </w:pPr>
+          </w:p>
+        </w:tc>
+        <w:tc>
+          <w:tcPr>
+            <w:tcW w:w="2520" w:type="dxa"/>
+            <w:tcMar>
+              <w:top w:w="0" w:type="dxa"/>
+              <w:bottom w:w="0" w:type="dxa"/>
+            </w:tcMar>
+            <w:vAlign w:val="center"/>
+          </w:tcPr>
+          <w:p>
+            <w:pPr>
+              <w:spacing w:after="0" w:line="240" w:lineRule="auto"/>
+              <w:ind w:left="-293"/>
+              <w:jc w:val="center"/>
+              <w:rPr>
+                <w:rFonts w:ascii="Arial Narrow" w:hAnsi="Arial Narrow"/>
+                <w:sz w:val="14"/>
+                <w:szCs w:val="14"/>
+              </w:rPr>
+            </w:pPr>
+            <w:r>
+              <w:rPr>
+                <w:rFonts w:ascii="Arial Narrow" w:hAnsi="Arial Narrow"/>
+                <w:sz w:val="14"/>
+                <w:szCs w:val="14"/>
+              </w:rPr>
+              <w:t>Topnotch Quality Works</w:t>
+            </w:r>
+          </w:p>
+          <w:p>
+            <w:pPr>
+              <w:spacing w:after="0" w:line="240" w:lineRule="auto"/>
+              <w:ind w:left="-293"/>
+              <w:jc w:val="center"/>
+              <w:rPr>
+                <w:rFonts w:ascii="Arial Narrow" w:hAnsi="Arial Narrow" w:cstheme="minorBidi"/>
+                <w:b/>
+                <w:sz w:val="14"/>
+                <w:szCs w:val="14"/>
+                <w:lang w:bidi="th-TH"/>
+              </w:rPr>
+            </w:pPr>
+            <w:r>
+              <w:rPr>
+                <w:rFonts w:ascii="Arial Narrow" w:hAnsi="Arial Narrow"/>
+                <w:b/>
+                <w:sz w:val="14"/>
+                <w:szCs w:val="14"/>
+              </w:rPr>
+              <w:t>{PART}</w:t>
+            </w:r>
+          </w:p>
+          <w:p>
+            <w:pPr>
+              <w:spacing w:after="0" w:line="240" w:lineRule="auto"/>
+              <w:ind w:left="-293"/>
+              <w:jc w:val="center"/>
+              <w:rPr>
+                <w:rFonts w:ascii="Arial Narrow" w:hAnsi="Arial Narrow"/>
+                <w:sz w:val="14"/>
+                <w:szCs w:val="14"/>
+              </w:rPr>
+            </w:pPr>
+            <w:r>
+              <w:rPr>
+                <w:rFonts w:ascii="Arial Narrow" w:hAnsi="Arial Narrow"/>
+                <w:b/>
+                <w:sz w:val="14"/>
+                <w:szCs w:val="14"/>
+              </w:rPr>
+              <w:t>{REV}</w:t>
+            </w:r>
+          </w:p>
+        </w:tc>
+      </w:tr>
+      <w:tr>
+        <w:trPr>
+          <w:trHeight w:hRule="exact" w:val="720"/>
+        </w:trPr>
+        <w:tc>
+          <w:tcPr>
+            <w:tcW w:w="2520" w:type="dxa"/>
+            <w:tcMar>
+              <w:top w:w="0" w:type="dxa"/>
+              <w:bottom w:w="0" w:type="dxa"/>
+            </w:tcMar>
+            <w:vAlign w:val="center"/>
+          </w:tcPr>
+          <w:p>
+            <w:pPr>
+              <w:spacing w:after="0" w:line="240" w:lineRule="auto"/>
+              <w:ind w:left="-293"/>
+              <w:jc w:val="center"/>
+              <w:rPr>
+                <w:rFonts w:ascii="Arial Narrow" w:hAnsi="Arial Narrow"/>
+                <w:sz w:val="14"/>
+                <w:szCs w:val="14"/>
+              </w:rPr>
+            </w:pPr>
+            <w:r>
+              <w:rPr>
+                <w:rFonts w:ascii="Arial Narrow" w:hAnsi="Arial Narrow"/>
+                <w:sz w:val="14"/>
+                <w:szCs w:val="14"/>
+              </w:rPr>
+              <w:t>Topnotch Quality Works</w:t>
+            </w:r>
+          </w:p>
+          <w:p>
+            <w:pPr>
+              <w:spacing w:after="0" w:line="240" w:lineRule="auto"/>
+              <w:ind w:left="-293"/>
+              <w:jc w:val="center"/>
+              <w:rPr>
+                <w:rFonts w:ascii="Arial Narrow" w:hAnsi="Arial Narrow" w:cstheme="minorBidi"/>
+                <w:b/>
+                <w:sz w:val="14"/>
+                <w:szCs w:val="14"/>
+                <w:lang w:bidi="th-TH"/>
+              </w:rPr>
+            </w:pPr>
+            <w:r>
+              <w:rPr>
+                <w:rFonts w:ascii="Arial Narrow" w:hAnsi="Arial Narrow"/>
+                <w:b/>
+                <w:sz w:val="14"/>
+                <w:szCs w:val="14"/>
+              </w:rPr>
+              <w:t>{PART}</w:t>
+            </w:r>
+          </w:p>
+          <w:p>
+            <w:pPr>
+              <w:spacing w:after="0" w:line="240" w:lineRule="auto"/>
+              <w:ind w:left="-293"/>
+              <w:jc w:val="center"/>
+              <w:rPr>
+                <w:rFonts w:ascii="Arial Narrow" w:hAnsi="Arial Narrow"/>
+                <w:sz w:val="14"/>
+                <w:szCs w:val="14"/>
+              </w:rPr>
+            </w:pPr>
+            <w:r>
+              <w:rPr>
+                <w:rFonts w:ascii="Arial Narrow" w:hAnsi="Arial Narrow"/>
+                <w:b/>
+                <w:sz w:val="14"/>
+                <w:szCs w:val="14"/>
+              </w:rPr>
+              <w:t>{REV}</w:t>
+            </w:r>
+          </w:p>
+        </w:tc>
+        <w:tc>
+          <w:tcPr>
+            <w:tcW w:w="432" w:type="dxa"/>
+            <w:tcBorders>
+              <w:top w:val="single" w:sz="8" w:space="0" w:color="FFFFFF"/>
+              <w:bottom w:val="single" w:sz="8" w:space="0" w:color="FFFFFF"/>
+            </w:tcBorders>
+            <w:tcMar>
+              <w:top w:w="0" w:type="dxa"/>
+              <w:left w:w="0" w:type="dxa"/>
+              <w:bottom w:w="0" w:type="dxa"/>
+              <w:right w:w="0" w:type="dxa"/>
+            </w:tcMar>
+          </w:tcPr>
+          <w:p>
+            <w:pPr>
+              <w:rPr>
+                <w:sz w:val="14"/>
+                <w:szCs w:val="14"/>
+              </w:rPr>
+            </w:pPr>
+          </w:p>
+        </w:tc>
+        <w:tc>
+          <w:tcPr>
+            <w:tcW w:w="2520" w:type="dxa"/>
+            <w:tcMar>
+              <w:top w:w="0" w:type="dxa"/>
+              <w:bottom w:w="0" w:type="dxa"/>
+            </w:tcMar>
+            <w:vAlign w:val="center"/>
+          </w:tcPr>
+          <w:p>
+            <w:pPr>
+              <w:spacing w:after="0" w:line="240" w:lineRule="auto"/>
+              <w:ind w:left="-293"/>
+              <w:jc w:val="center"/>
+              <w:rPr>
+                <w:rFonts w:ascii="Arial Narrow" w:hAnsi="Arial Narrow"/>
+                <w:sz w:val="14"/>
+                <w:szCs w:val="14"/>
+              </w:rPr>
+            </w:pPr>
+            <w:r>
+              <w:rPr>
+                <w:rFonts w:ascii="Arial Narrow" w:hAnsi="Arial Narrow"/>
+                <w:sz w:val="14"/>
+                <w:szCs w:val="14"/>
+              </w:rPr>
+              <w:t>Topnotch Quality Works</w:t>
+            </w:r>
+          </w:p>
+          <w:p>
+            <w:pPr>
+              <w:spacing w:after="0" w:line="240" w:lineRule="auto"/>
+              <w:ind w:left="-293"/>
+              <w:jc w:val="center"/>
+              <w:rPr>
+                <w:rFonts w:ascii="Arial Narrow" w:hAnsi="Arial Narrow" w:cstheme="minorBidi"/>
+                <w:b/>
+                <w:sz w:val="14"/>
+                <w:szCs w:val="14"/>
+                <w:lang w:bidi="th-TH"/>
+              </w:rPr>
+            </w:pPr>
+            <w:r>
+              <w:rPr>
+                <w:rFonts w:ascii="Arial Narrow" w:hAnsi="Arial Narrow"/>
+                <w:b/>
+                <w:sz w:val="14"/>
+                <w:szCs w:val="14"/>
+              </w:rPr>
+              <w:t>{PART}</w:t>
+            </w:r>
+          </w:p>
+          <w:p>
+            <w:pPr>
+              <w:spacing w:after="0" w:line="240" w:lineRule="auto"/>
+              <w:ind w:left="-293"/>
+              <w:jc w:val="center"/>
+              <w:rPr>
+                <w:rFonts w:ascii="Arial Narrow" w:hAnsi="Arial Narrow"/>
+                <w:sz w:val="14"/>
+                <w:szCs w:val="14"/>
+              </w:rPr>
+            </w:pPr>
+            <w:r>
+              <w:rPr>
+                <w:rFonts w:ascii="Arial Narrow" w:hAnsi="Arial Narrow"/>
+                <w:b/>
+                <w:sz w:val="14"/>
+                <w:szCs w:val="14"/>
+              </w:rPr>
+              <w:t>{REV}</w:t>
+            </w:r>
+          </w:p>
+        </w:tc>
+        <w:tc>
+          <w:tcPr>
+            <w:tcW w:w="432" w:type="dxa"/>
+            <w:tcBorders>
+              <w:top w:val="single" w:sz="8" w:space="0" w:color="FFFFFF"/>
+              <w:bottom w:val="single" w:sz="8" w:space="0" w:color="FFFFFF"/>
+            </w:tcBorders>
+            <w:tcMar>
+              <w:top w:w="0" w:type="dxa"/>
+              <w:left w:w="0" w:type="dxa"/>
+              <w:bottom w:w="0" w:type="dxa"/>
+              <w:right w:w="0" w:type="dxa"/>
+            </w:tcMar>
+          </w:tcPr>
+          <w:p>
+            <w:pPr>
+              <w:rPr>
+                <w:sz w:val="14"/>
+                <w:szCs w:val="14"/>
+              </w:rPr>
+            </w:pPr>
+          </w:p>
+        </w:tc>
+        <w:tc>
+          <w:tcPr>
+            <w:tcW w:w="2520" w:type="dxa"/>
+            <w:tcMar>
+              <w:top w:w="0" w:type="dxa"/>
+              <w:bottom w:w="0" w:type="dxa"/>
+            </w:tcMar>
+            <w:vAlign w:val="center"/>
+          </w:tcPr>
+          <w:p>
+            <w:pPr>
+              <w:spacing w:after="0" w:line="240" w:lineRule="auto"/>
+              <w:ind w:left="-293"/>
+              <w:jc w:val="center"/>
+              <w:rPr>
+                <w:rFonts w:ascii="Arial Narrow" w:hAnsi="Arial Narrow"/>
+                <w:sz w:val="14"/>
+                <w:szCs w:val="14"/>
+              </w:rPr>
+            </w:pPr>
+            <w:r>
+              <w:rPr>
+                <w:rFonts w:ascii="Arial Narrow" w:hAnsi="Arial Narrow"/>
+                <w:sz w:val="14"/>
+                <w:szCs w:val="14"/>
+              </w:rPr>
+              <w:t>Topnotch Quality Works</w:t>
+            </w:r>
+          </w:p>
+          <w:p>
+            <w:pPr>
+              <w:spacing w:after="0" w:line="240" w:lineRule="auto"/>
+              <w:ind w:left="-293"/>
+              <w:jc w:val="center"/>
+              <w:rPr>
+                <w:rFonts w:ascii="Arial Narrow" w:hAnsi="Arial Narrow" w:cstheme="minorBidi"/>
+                <w:b/>
+                <w:sz w:val="14"/>
+                <w:szCs w:val="14"/>
+                <w:lang w:bidi="th-TH"/>
+              </w:rPr>
+            </w:pPr>
+            <w:r>
+              <w:rPr>
+                <w:rFonts w:ascii="Arial Narrow" w:hAnsi="Arial Narrow"/>
+                <w:b/>
+                <w:sz w:val="14"/>
+                <w:szCs w:val="14"/>
+              </w:rPr>
+              <w:t>{PART}</w:t>
+            </w:r>
+          </w:p>
+          <w:p>
+            <w:pPr>
+              <w:spacing w:after="0" w:line="240" w:lineRule="auto"/>
+              <w:ind w:left="-293"/>
+              <w:jc w:val="center"/>
+              <w:rPr>
+                <w:rFonts w:ascii="Arial Narrow" w:hAnsi="Arial Narrow"/>
+                <w:sz w:val="14"/>
+                <w:szCs w:val="14"/>
+              </w:rPr>
+            </w:pPr>
+            <w:r>
+              <w:rPr>
+                <w:rFonts w:ascii="Arial Narrow" w:hAnsi="Arial Narrow"/>
+                <w:b/>
+                <w:sz w:val="14"/>
+                <w:szCs w:val="14"/>
+              </w:rPr>
+              <w:t>{REV}</w:t>
+            </w:r>
+          </w:p>
+        </w:tc>
+        <w:tc>
+          <w:tcPr>
+            <w:tcW w:w="432" w:type="dxa"/>
+            <w:tcBorders>
+              <w:top w:val="single" w:sz="8" w:space="0" w:color="FFFFFF"/>
+              <w:bottom w:val="single" w:sz="8" w:space="0" w:color="FFFFFF"/>
+            </w:tcBorders>
+            <w:tcMar>
+              <w:top w:w="0" w:type="dxa"/>
+              <w:left w:w="0" w:type="dxa"/>
+              <w:bottom w:w="0" w:type="dxa"/>
+              <w:right w:w="0" w:type="dxa"/>
+            </w:tcMar>
+          </w:tcPr>
+          <w:p>
+            <w:pPr>
+              <w:rPr>
+                <w:sz w:val="14"/>
+                <w:szCs w:val="14"/>
+              </w:rPr>
+            </w:pPr>
+          </w:p>
+        </w:tc>
+        <w:tc>
+          <w:tcPr>
+            <w:tcW w:w="2520" w:type="dxa"/>
+            <w:tcMar>
+              <w:top w:w="0" w:type="dxa"/>
+              <w:bottom w:w="0" w:type="dxa"/>
+            </w:tcMar>
+            <w:vAlign w:val="center"/>
+          </w:tcPr>
+          <w:p>
+            <w:pPr>
+              <w:spacing w:after="0" w:line="240" w:lineRule="auto"/>
+              <w:ind w:left="-293"/>
+              <w:jc w:val="center"/>
+              <w:rPr>
+                <w:rFonts w:ascii="Arial Narrow" w:hAnsi="Arial Narrow"/>
+                <w:sz w:val="14"/>
+                <w:szCs w:val="14"/>
+              </w:rPr>
+            </w:pPr>
+            <w:r>
+              <w:rPr>
+                <w:rFonts w:ascii="Arial Narrow" w:hAnsi="Arial Narrow"/>
+                <w:sz w:val="14"/>
+                <w:szCs w:val="14"/>
+              </w:rPr>
+              <w:t>Topnotch Quality Works</w:t>
+            </w:r>
+          </w:p>
+          <w:p>
+            <w:pPr>
+              <w:spacing w:after="0" w:line="240" w:lineRule="auto"/>
+              <w:ind w:left="-293"/>
+              <w:jc w:val="center"/>
+              <w:rPr>
+                <w:rFonts w:ascii="Arial Narrow" w:hAnsi="Arial Narrow" w:cstheme="minorBidi"/>
+                <w:b/>
+                <w:sz w:val="14"/>
+                <w:szCs w:val="14"/>
+                <w:lang w:bidi="th-TH"/>
+              </w:rPr>
+            </w:pPr>
+            <w:r>
+              <w:rPr>
+                <w:rFonts w:ascii="Arial Narrow" w:hAnsi="Arial Narrow"/>
+                <w:b/>
+                <w:sz w:val="14"/>
+                <w:szCs w:val="14"/>
+              </w:rPr>
+              <w:t>{PART}</w:t>
+            </w:r>
+          </w:p>
+          <w:p>
+            <w:pPr>
+              <w:spacing w:after="0" w:line="240" w:lineRule="auto"/>
+              <w:ind w:left="-293"/>
+              <w:jc w:val="center"/>
+              <w:rPr>
+                <w:rFonts w:ascii="Arial Narrow" w:hAnsi="Arial Narrow"/>
+                <w:sz w:val="14"/>
+                <w:szCs w:val="14"/>
+              </w:rPr>
+            </w:pPr>
+            <w:r>
+              <w:rPr>
+                <w:rFonts w:ascii="Arial Narrow" w:hAnsi="Arial Narrow"/>
+                <w:b/>
+                <w:sz w:val="14"/>
+                <w:szCs w:val="14"/>
+              </w:rPr>
+              <w:t>{REV}</w:t>
+            </w:r>
+          </w:p>
+        </w:tc>
+      </w:tr>
+      <w:tr>
+        <w:trPr>
+          <w:trHeight w:hRule="exact" w:val="720"/>
+        </w:trPr>
+        <w:tc>
+          <w:tcPr>
+            <w:tcW w:w="2520" w:type="dxa"/>
+            <w:tcMar>
+              <w:top w:w="0" w:type="dxa"/>
+              <w:bottom w:w="0" w:type="dxa"/>
+            </w:tcMar>
+            <w:vAlign w:val="center"/>
+          </w:tcPr>
+          <w:p>
+            <w:pPr>
+              <w:spacing w:after="0" w:line="240" w:lineRule="auto"/>
+              <w:ind w:left="-293"/>
+              <w:jc w:val="center"/>
+              <w:rPr>
+                <w:rFonts w:ascii="Arial Narrow" w:hAnsi="Arial Narrow"/>
+                <w:sz w:val="14"/>
+                <w:szCs w:val="14"/>
+              </w:rPr>
+            </w:pPr>
+            <w:r>
+              <w:rPr>
+                <w:rFonts w:ascii="Arial Narrow" w:hAnsi="Arial Narrow"/>
+                <w:sz w:val="14"/>
+                <w:szCs w:val="14"/>
+              </w:rPr>
+              <w:t>Topnotch Quality Works</w:t>
+            </w:r>
+          </w:p>
+          <w:p>
+            <w:pPr>
+              <w:spacing w:after="0" w:line="240" w:lineRule="auto"/>
+              <w:ind w:left="-293"/>
+              <w:jc w:val="center"/>
+              <w:rPr>
+                <w:rFonts w:ascii="Arial Narrow" w:hAnsi="Arial Narrow" w:cstheme="minorBidi"/>
+                <w:b/>
+                <w:sz w:val="14"/>
+                <w:szCs w:val="14"/>
+                <w:lang w:bidi="th-TH"/>
+              </w:rPr>
+            </w:pPr>
+            <w:r>
+              <w:rPr>
+                <w:rFonts w:ascii="Arial Narrow" w:hAnsi="Arial Narrow"/>
+                <w:b/>
+                <w:sz w:val="14"/>
+                <w:szCs w:val="14"/>
+              </w:rPr>
+              <w:t>{PART}</w:t>
+            </w:r>
+          </w:p>
+          <w:p>
+            <w:pPr>
+              <w:spacing w:after="0" w:line="240" w:lineRule="auto"/>
+              <w:ind w:left="-293"/>
+              <w:jc w:val="center"/>
+              <w:rPr>
+                <w:rFonts w:ascii="Arial Narrow" w:hAnsi="Arial Narrow"/>
+                <w:sz w:val="14"/>
+                <w:szCs w:val="14"/>
+              </w:rPr>
+            </w:pPr>
+            <w:r>
+              <w:rPr>
+                <w:rFonts w:ascii="Arial Narrow" w:hAnsi="Arial Narrow"/>
+                <w:b/>
+                <w:sz w:val="14"/>
+                <w:szCs w:val="14"/>
+              </w:rPr>
+              <w:t>{REV}</w:t>
+            </w:r>
+          </w:p>
+        </w:tc>
+        <w:tc>
+          <w:tcPr>
+            <w:tcW w:w="432" w:type="dxa"/>
+            <w:tcBorders>
+              <w:top w:val="single" w:sz="8" w:space="0" w:color="FFFFFF"/>
+              <w:bottom w:val="single" w:sz="8" w:space="0" w:color="FFFFFF"/>
+            </w:tcBorders>
+            <w:tcMar>
+              <w:top w:w="0" w:type="dxa"/>
+              <w:left w:w="0" w:type="dxa"/>
+              <w:bottom w:w="0" w:type="dxa"/>
+              <w:right w:w="0" w:type="dxa"/>
+            </w:tcMar>
+          </w:tcPr>
+          <w:p>
+            <w:pPr>
+              <w:rPr>
+                <w:sz w:val="14"/>
+                <w:szCs w:val="14"/>
+              </w:rPr>
+            </w:pPr>
+          </w:p>
+        </w:tc>
+        <w:tc>
+          <w:tcPr>
+            <w:tcW w:w="2520" w:type="dxa"/>
+            <w:tcMar>
+              <w:top w:w="0" w:type="dxa"/>
+              <w:bottom w:w="0" w:type="dxa"/>
+            </w:tcMar>
+            <w:vAlign w:val="center"/>
+          </w:tcPr>
+          <w:p>
+            <w:pPr>
+              <w:spacing w:after="0" w:line="240" w:lineRule="auto"/>
+              <w:ind w:left="-293"/>
+              <w:jc w:val="center"/>
+              <w:rPr>
+                <w:rFonts w:ascii="Arial Narrow" w:hAnsi="Arial Narrow"/>
+                <w:sz w:val="14"/>
+                <w:szCs w:val="14"/>
+              </w:rPr>
+            </w:pPr>
+            <w:r>
+              <w:rPr>
+                <w:rFonts w:ascii="Arial Narrow" w:hAnsi="Arial Narrow"/>
+                <w:sz w:val="14"/>
+                <w:szCs w:val="14"/>
+              </w:rPr>
+              <w:t>Topnotch Quality Works</w:t>
+            </w:r>
+          </w:p>
+          <w:p>
+            <w:pPr>
+              <w:spacing w:after="0" w:line="240" w:lineRule="auto"/>
+              <w:ind w:left="-293"/>
+              <w:jc w:val="center"/>
+              <w:rPr>
+                <w:rFonts w:ascii="Arial Narrow" w:hAnsi="Arial Narrow" w:cstheme="minorBidi"/>
+                <w:b/>
+                <w:sz w:val="14"/>
+                <w:szCs w:val="14"/>
+                <w:lang w:bidi="th-TH"/>
+              </w:rPr>
+            </w:pPr>
+            <w:r>
+              <w:rPr>
+                <w:rFonts w:ascii="Arial Narrow" w:hAnsi="Arial Narrow"/>
+                <w:b/>
+                <w:sz w:val="14"/>
+                <w:szCs w:val="14"/>
+              </w:rPr>
+              <w:t>{PART}</w:t>
+            </w:r>
+          </w:p>
+          <w:p>
+            <w:pPr>
+              <w:spacing w:after="0" w:line="240" w:lineRule="auto"/>
+              <w:ind w:left="-293"/>
+              <w:jc w:val="center"/>
+              <w:rPr>
+                <w:rFonts w:ascii="Arial Narrow" w:hAnsi="Arial Narrow"/>
+                <w:sz w:val="14"/>
+                <w:szCs w:val="14"/>
+              </w:rPr>
+            </w:pPr>
+            <w:r>
+              <w:rPr>
+                <w:rFonts w:ascii="Arial Narrow" w:hAnsi="Arial Narrow"/>
+                <w:b/>
+                <w:sz w:val="14"/>
+                <w:szCs w:val="14"/>
+              </w:rPr>
+              <w:t>{REV}</w:t>
+            </w:r>
+          </w:p>
+        </w:tc>
+        <w:tc>
+          <w:tcPr>
+            <w:tcW w:w="432" w:type="dxa"/>
+            <w:tcBorders>
+              <w:top w:val="single" w:sz="8" w:space="0" w:color="FFFFFF"/>
+              <w:bottom w:val="single" w:sz="8" w:space="0" w:color="FFFFFF"/>
+            </w:tcBorders>
+            <w:tcMar>
+              <w:top w:w="0" w:type="dxa"/>
+              <w:left w:w="0" w:type="dxa"/>
+              <w:bottom w:w="0" w:type="dxa"/>
+              <w:right w:w="0" w:type="dxa"/>
+            </w:tcMar>
+          </w:tcPr>
+          <w:p>
+            <w:pPr>
+              <w:rPr>
+                <w:sz w:val="14"/>
+                <w:szCs w:val="14"/>
+              </w:rPr>
+            </w:pPr>
+          </w:p>
+        </w:tc>
+        <w:tc>
+          <w:tcPr>
+            <w:tcW w:w="2520" w:type="dxa"/>
+            <w:tcMar>
+              <w:top w:w="0" w:type="dxa"/>
+              <w:bottom w:w="0" w:type="dxa"/>
+            </w:tcMar>
+            <w:vAlign w:val="center"/>
+          </w:tcPr>
+          <w:p>
+            <w:pPr>
+              <w:spacing w:after="0" w:line="240" w:lineRule="auto"/>
+              <w:ind w:left="-293"/>
+              <w:jc w:val="center"/>
+              <w:rPr>
+                <w:rFonts w:ascii="Arial Narrow" w:hAnsi="Arial Narrow"/>
+                <w:sz w:val="14"/>
+                <w:szCs w:val="14"/>
+              </w:rPr>
+            </w:pPr>
+            <w:r>
+              <w:rPr>
+                <w:rFonts w:ascii="Arial Narrow" w:hAnsi="Arial Narrow"/>
+                <w:sz w:val="14"/>
+                <w:szCs w:val="14"/>
+              </w:rPr>
+              <w:t>Topnotch Quality Works</w:t>
+            </w:r>
+          </w:p>
+          <w:p>
+            <w:pPr>
+              <w:spacing w:after="0" w:line="240" w:lineRule="auto"/>
+              <w:ind w:left="-293"/>
+              <w:jc w:val="center"/>
+              <w:rPr>
+                <w:rFonts w:ascii="Arial Narrow" w:hAnsi="Arial Narrow" w:cstheme="minorBidi"/>
+                <w:b/>
+                <w:sz w:val="14"/>
+                <w:szCs w:val="14"/>
+                <w:lang w:bidi="th-TH"/>
+              </w:rPr>
+            </w:pPr>
+            <w:r>
+              <w:rPr>
+                <w:rFonts w:ascii="Arial Narrow" w:hAnsi="Arial Narrow"/>
+                <w:b/>
+                <w:sz w:val="14"/>
+                <w:szCs w:val="14"/>
+              </w:rPr>
+              <w:t>{PART}</w:t>
+            </w:r>
+          </w:p>
+          <w:p>
+            <w:pPr>
+              <w:spacing w:after="0" w:line="240" w:lineRule="auto"/>
+              <w:ind w:left="-293"/>
+              <w:jc w:val="center"/>
+              <w:rPr>
+                <w:rFonts w:ascii="Arial Narrow" w:hAnsi="Arial Narrow"/>
+                <w:sz w:val="14"/>
+                <w:szCs w:val="14"/>
+              </w:rPr>
+            </w:pPr>
+            <w:r>
+              <w:rPr>
+                <w:rFonts w:ascii="Arial Narrow" w:hAnsi="Arial Narrow"/>
+                <w:b/>
+                <w:sz w:val="14"/>
+                <w:szCs w:val="14"/>
+              </w:rPr>
+              <w:t>{REV}</w:t>
+            </w:r>
+          </w:p>
+        </w:tc>
+        <w:tc>
+          <w:tcPr>
+            <w:tcW w:w="432" w:type="dxa"/>
+            <w:tcBorders>
+              <w:top w:val="single" w:sz="8" w:space="0" w:color="FFFFFF"/>
+              <w:bottom w:val="single" w:sz="8" w:space="0" w:color="FFFFFF"/>
+            </w:tcBorders>
+            <w:tcMar>
+              <w:top w:w="0" w:type="dxa"/>
+              <w:left w:w="0" w:type="dxa"/>
+              <w:bottom w:w="0" w:type="dxa"/>
+              <w:right w:w="0" w:type="dxa"/>
+            </w:tcMar>
+          </w:tcPr>
+          <w:p>
+            <w:pPr>
+              <w:rPr>
+                <w:sz w:val="14"/>
+                <w:szCs w:val="14"/>
+              </w:rPr>
+            </w:pPr>
+          </w:p>
+        </w:tc>
+        <w:tc>
+          <w:tcPr>
+            <w:tcW w:w="2520" w:type="dxa"/>
+            <w:tcMar>
+              <w:top w:w="0" w:type="dxa"/>
+              <w:bottom w:w="0" w:type="dxa"/>
+            </w:tcMar>
+            <w:vAlign w:val="center"/>
+          </w:tcPr>
+          <w:p>
+            <w:pPr>
+              <w:spacing w:after="0" w:line="240" w:lineRule="auto"/>
+              <w:ind w:left="-293"/>
+              <w:jc w:val="center"/>
+              <w:rPr>
+                <w:rFonts w:ascii="Arial Narrow" w:hAnsi="Arial Narrow"/>
+                <w:sz w:val="14"/>
+                <w:szCs w:val="14"/>
+              </w:rPr>
+            </w:pPr>
+            <w:r>
+              <w:rPr>
+                <w:rFonts w:ascii="Arial Narrow" w:hAnsi="Arial Narrow"/>
+                <w:sz w:val="14"/>
+                <w:szCs w:val="14"/>
+              </w:rPr>
+              <w:t>Topnotch Quality Works</w:t>
+            </w:r>
+          </w:p>
+          <w:p>
+            <w:pPr>
+              <w:spacing w:after="0" w:line="240" w:lineRule="auto"/>
+              <w:ind w:left="-293"/>
+              <w:jc w:val="center"/>
+              <w:rPr>
+                <w:rFonts w:ascii="Arial Narrow" w:hAnsi="Arial Narrow" w:cstheme="minorBidi"/>
+                <w:b/>
+                <w:sz w:val="14"/>
+                <w:szCs w:val="14"/>
+                <w:lang w:bidi="th-TH"/>
+              </w:rPr>
+            </w:pPr>
+            <w:r>
+              <w:rPr>
+                <w:rFonts w:ascii="Arial Narrow" w:hAnsi="Arial Narrow"/>
+                <w:b/>
+                <w:sz w:val="14"/>
+                <w:szCs w:val="14"/>
+              </w:rPr>
+              <w:t>{PART}</w:t>
+            </w:r>
+          </w:p>
+          <w:p>
+            <w:pPr>
+              <w:spacing w:after="0" w:line="240" w:lineRule="auto"/>
+              <w:ind w:left="-293"/>
+              <w:jc w:val="center"/>
+              <w:rPr>
+                <w:rFonts w:ascii="Arial Narrow" w:hAnsi="Arial Narrow"/>
                 <w:sz w:val="14"/>
                 <w:szCs w:val="14"/>
               </w:rPr>

--- a/templates/label_80.docx
+++ b/templates/label_80.docx
@@ -7406,6 +7406,43 @@
           </w:p>
         </w:tc>
       </w:tr>
+    </w:tbl>
+    <w:p>
+      <w:pPr>
+        <w:spacing w:after="0" w:line="240" w:lineRule="auto"/>
+        <w:ind w:left="-293"/>
+        <w:jc w:val="center"/>
+        <w:rPr>
+          <w:rFonts w:ascii="Arial Narrow" w:hAnsi="Arial Narrow"/>
+          <w:sz w:val="14"/>
+          <w:szCs w:val="14"/>
+        </w:rPr>
+        <w:sectPr>
+          <w:pgSz w:w="12240" w:h="15840"/>
+          <w:pgMar w:top="720" w:right="446" w:bottom="600" w:left="557" w:header="0" w:footer="0" w:gutter="0"/>
+          <w:cols w:space="720"/>
+        </w:sectPr>
+      </w:pPr>
+    </w:p>
+    <w:tbl>
+      <w:tblPr>
+        <w:tblW w:w="11376" w:type="dxa"/>
+        <w:tblLayout w:type="fixed"/>
+        <w:tblCellMar>
+          <w:left w:w="115" w:type="dxa"/>
+          <w:right w:w="115" w:type="dxa"/>
+        </w:tblCellMar>
+        <w:tblLook w:val="0000" w:firstRow="0" w:lastRow="0" w:firstColumn="0" w:lastColumn="0" w:noHBand="0" w:noVBand="0"/>
+      </w:tblPr>
+      <w:tblGrid>
+        <w:gridCol w:w="2520"/>
+        <w:gridCol w:w="432"/>
+        <w:gridCol w:w="2520"/>
+        <w:gridCol w:w="432"/>
+        <w:gridCol w:w="2520"/>
+        <w:gridCol w:w="432"/>
+        <w:gridCol w:w="2520"/>
+      </w:tblGrid>
       <w:tr>
         <w:trPr>
           <w:trHeight w:hRule="exact" w:val="720"/>

--- a/templates/label_80.docx
+++ b/templates/label_80.docx
@@ -1,6 +1,6 @@
 
 <file path=word/document.xml><?xml version="1.0" encoding="utf-8"?>
-<w:document xmlns:wpc="http://schemas.microsoft.com/office/word/2010/wordprocessingCanvas" xmlns:cx="http://schemas.microsoft.com/office/drawing/2014/chartex" xmlns:cx1="http://schemas.microsoft.com/office/drawing/2015/9/8/chartex" xmlns:cx2="http://schemas.microsoft.com/office/drawing/2015/10/21/chartex" xmlns:cx3="http://schemas.microsoft.com/office/drawing/2016/5/9/chartex" xmlns:cx4="http://schemas.microsoft.com/office/drawing/2016/5/10/chartex" xmlns:cx5="http://schemas.microsoft.com/office/drawing/2016/5/11/chartex" xmlns:cx6="http://schemas.microsoft.com/office/drawing/2016/5/12/chartex" xmlns:cx7="http://schemas.microsoft.com/office/drawing/2016/5/13/chartex" xmlns:cx8="http://schemas.microsoft.com/office/drawing/2016/5/14/chartex" xmlns:mc="http://schemas.openxmlformats.org/markup-compatibility/2006" xmlns:aink="http://schemas.microsoft.com/office/drawing/2016/ink" xmlns:am3d="http://schemas.microsoft.com/office/drawing/2017/model3d" xmlns:o="urn:schemas-microsoft-com:office:office" xmlns:oel="http://schemas.microsoft.com/office/2019/extlst" xmlns:r="http://schemas.openxmlformats.org/officeDocument/2006/relationships" xmlns:m="http://schemas.openxmlformats.org/officeDocument/2006/math" xmlns:v="urn:schemas-microsoft-com:vml" xmlns:wp14="http://schemas.microsoft.com/office/word/2010/wordprocessingDrawing" xmlns:wp="http://schemas.openxmlformats.org/drawingml/2006/wordprocessingDrawing" xmlns:w10="urn:schemas-microsoft-com:office:word" xmlns:w="http://schemas.openxmlformats.org/wordprocessingml/2006/main" xmlns:w14="http://schemas.microsoft.com/office/word/2010/wordml" xmlns:w15="http://schemas.microsoft.com/office/word/2012/wordml" xmlns:w16cex="http://schemas.microsoft.com/office/word/2018/wordml/cex" xmlns:w16cid="http://schemas.microsoft.com/office/word/2016/wordml/cid" xmlns:w16="http://schemas.microsoft.com/office/word/2018/wordml" xmlns:w16du="http://schemas.microsoft.com/office/word/2023/wordml/word16du" xmlns:w16sdtdh="http://schemas.microsoft.com/office/word/2020/wordml/sdtdatahash" xmlns:w16sdtfl="http://schemas.microsoft.com/office/word/2024/wordml/sdtformatlock" xmlns:w16se="http://schemas.microsoft.com/office/word/2015/wordml/symex" xmlns:wpg="http://schemas.microsoft.com/office/word/2010/wordprocessingGroup" xmlns:wpi="http://schemas.microsoft.com/office/word/2010/wordprocessingInk" xmlns:wne="http://schemas.microsoft.com/office/word/2006/wordml" xmlns:wps="http://schemas.microsoft.com/office/word/2010/wordprocessingShape" mc:Ignorable="w14 w15 w16se w16cid w16 w16cex w16sdtdh w16sdtfl w16du wp14">
+<w:document xmlns:wpc="http://schemas.microsoft.com/office/word/2010/wordprocessingCanvas" xmlns:cx="http://schemas.microsoft.com/office/drawing/2014/chartex" xmlns:cx1="http://schemas.microsoft.com/office/drawing/2015/9/8/chartex" xmlns:cx2="http://schemas.microsoft.com/office/drawing/2015/10/21/chartex" xmlns:cx3="http://schemas.microsoft.com/office/drawing/2016/5/9/chartex" xmlns:cx4="http://schemas.microsoft.com/office/drawing/2016/5/10/chartex" xmlns:cx5="http://schemas.microsoft.com/office/drawing/2016/5/11/chartex" xmlns:cx6="http://schemas.microsoft.com/office/drawing/2016/5/12/chartex" xmlns:cx7="http://schemas.microsoft.com/office/drawing/2016/5/13/chartex" xmlns:cx8="http://schemas.microsoft.com/office/drawing/2016/5/14/chartex" xmlns:mc="http://schemas.openxmlformats.org/markup-compatibility/2006" xmlns:aink="http://schemas.microsoft.com/office/drawing/2016/ink" xmlns:am3d="http://schemas.microsoft.com/office/drawing/2017/model3d" xmlns:o="urn:schemas-microsoft-com:office:office" xmlns:oel="http://schemas.microsoft.com/office/2019/extlst" xmlns:r="http://schemas.openxmlformats.org/officeDocument/2006/relationships" xmlns:m="http://schemas.openxmlformats.org/officeDocument/2006/math" xmlns:v="urn:schemas-microsoft-com:vml" xmlns:wp14="http://schemas.microsoft.com/office/word/2010/wordprocessingDrawing" xmlns:wp="http://schemas.openxmlformats.org/drawingml/2006/wordprocessingDrawing" xmlns:w10="urn:schemas-microsoft-com:office:word" xmlns:w="http://schemas.openxmlformats.org/wordprocessingml/2006/main" xmlns:w14="http://schemas.microsoft.com/office/word/2010/wordml" xmlns:w15="http://schemas.microsoft.com/office/word/2012/wordml" xmlns:w16cei="http://schemas.microsoft.com/office/word/2026/wordml/cei" xmlns:w16cex="http://schemas.microsoft.com/office/word/2018/wordml/cex" xmlns:w16cid="http://schemas.microsoft.com/office/word/2016/wordml/cid" xmlns:w16="http://schemas.microsoft.com/office/word/2018/wordml" xmlns:w16du="http://schemas.microsoft.com/office/word/2023/wordml/word16du" xmlns:w16sdtdh="http://schemas.microsoft.com/office/word/2020/wordml/sdtdatahash" xmlns:w16sdtfl="http://schemas.microsoft.com/office/word/2024/wordml/sdtformatlock" xmlns:w16se="http://schemas.microsoft.com/office/word/2015/wordml/symex" xmlns:wpg="http://schemas.microsoft.com/office/word/2010/wordprocessingGroup" xmlns:wpi="http://schemas.microsoft.com/office/word/2010/wordprocessingInk" xmlns:wne="http://schemas.microsoft.com/office/word/2006/wordml" xmlns:wps="http://schemas.microsoft.com/office/word/2010/wordprocessingShape" mc:Ignorable="w14 w15 w16se w16cid w16 w16cex w16sdtdh w16sdtfl w16du wp14">
   <w:body>
     <w:tbl>
       <w:tblPr>
@@ -7419,7 +7419,7 @@
         </w:rPr>
         <w:sectPr>
           <w:pgSz w:w="12240" w:h="15840"/>
-          <w:pgMar w:top="720" w:right="446" w:bottom="600" w:left="557" w:header="0" w:footer="0" w:gutter="0"/>
+          <w:pgMar w:top="630" w:right="446" w:bottom="600" w:left="557" w:header="0" w:footer="0" w:gutter="0"/>
           <w:cols w:space="720"/>
         </w:sectPr>
       </w:pPr>
